--- a/ind/docx/016.content.docx
+++ b/ind/docx/016.content.docx
@@ -1057,6 +1057,416 @@
         <w:rPr>
           <w:lang w:val="id_ID" w:bidi="id_ID"/>
         </w:rPr>
+        <w:t>Orang Bijak</w:t>
+      </w:r>
+      <w:r>
+        <w:rPr>
+          <w:lang w:val="id_ID" w:bidi="id_ID"/>
+        </w:rPr>
+      </w:r>
+    </w:p>
+    <w:p>
+      <w:pPr>
+        <w:pStyle w:val="Heading3"/>
+      </w:pPr>
+      <w:r>
+        <w:rPr>
+          <w:lang w:val="id_ID" w:bidi="id_ID"/>
+        </w:rPr>
+        <w:t>Pengertian:</w:t>
+      </w:r>
+    </w:p>
+    <w:p>
+      <w:pPr/>
+      <w:r>
+        <w:rPr>
+          <w:lang w:val="id_ID" w:bidi="id_ID"/>
+        </w:rPr>
+      </w:r>
+      <w:r>
+        <w:rPr>
+          <w:lang w:val="id_ID" w:bidi="id_ID"/>
+        </w:rPr>
+        <w:t>Istilah "orang bijak" mengacu pada individu yang memiliki hikmat atau kebijaksanaan. Namun, dalam Alkitab, istilah ini sering merujuk pada orang-orang dengan pengetahuan dan kemampuan luar biasa yang melayani di istana raja sebagai penasihat raja atau pejabat tinggi lainnya.</w:t>
+      </w:r>
+    </w:p>
+    <w:p>
+      <w:pPr>
+        <w:pStyle w:val="Heading4"/>
+      </w:pPr>
+      <w:r>
+        <w:rPr>
+          <w:lang w:val="id_ID" w:bidi="id_ID"/>
+        </w:rPr>
+        <w:t>Perjanjian Lama</w:t>
+      </w:r>
+    </w:p>
+    <w:p>
+      <w:pPr>
+        <w:pStyle w:val="ListBullet"/>
+        <w:spacing w:line="240" w:lineRule="auto"/>
+        <w:ind w:left="720"/>
+      </w:pPr>
+      <w:r>
+        <w:rPr>
+          <w:lang w:val="id_ID" w:bidi="id_ID"/>
+        </w:rPr>
+      </w:r>
+      <w:r>
+        <w:rPr>
+          <w:lang w:val="id_ID" w:bidi="id_ID"/>
+        </w:rPr>
+        <w:t>Terkadang istilah "orang bijak" dijelaskan dalam teks sebagai "orang yang bijaksana" atau "orang yang berpengetahuan." Ini merujuk pada orang yang bertindak dengan bijaksana dan benar karena mereka menaati Allah.</w:t>
+      </w:r>
+    </w:p>
+    <w:p>
+      <w:pPr>
+        <w:pStyle w:val="ListBullet"/>
+        <w:spacing w:line="240" w:lineRule="auto"/>
+        <w:ind w:left="720"/>
+      </w:pPr>
+      <w:r>
+        <w:rPr>
+          <w:lang w:val="id_ID" w:bidi="id_ID"/>
+        </w:rPr>
+      </w:r>
+      <w:r>
+        <w:rPr>
+          <w:lang w:val="id_ID" w:bidi="id_ID"/>
+        </w:rPr>
+        <w:t>"Orang bijak" yang melayani para firaun atau raja lainnya sering kali adalah cendekiawan yang mempelajari bintang-bintang, terutama mencari makna khusus dari pola yang dibentuk oleh posisi bintang-bintang di langit. Terkadang, "orang bijak" ini juga mempraktikkan ramalan atau melakukan tindakan sihir, mungkin dengan bantuan kekuatan roh jahat.</w:t>
+      </w:r>
+    </w:p>
+    <w:p>
+      <w:pPr>
+        <w:pStyle w:val="ListBullet"/>
+        <w:spacing w:line="240" w:lineRule="auto"/>
+        <w:ind w:left="720"/>
+      </w:pPr>
+      <w:r>
+        <w:rPr>
+          <w:lang w:val="id_ID" w:bidi="id_ID"/>
+        </w:rPr>
+      </w:r>
+      <w:r>
+        <w:rPr>
+          <w:lang w:val="id_ID" w:bidi="id_ID"/>
+        </w:rPr>
+        <w:t>Seringkali orang bijak diminta untuk menjelaskan arti mimpi. Misalnya, Raja Nebukadnezar menuntut agar para orang bijak atau penasihatnya menggambarkan mimpinya dan memberitahukan apa artinya. Namun, tidak ada seorang pun dari mereka yang mampu melakukannya, kecuali Daniel yang telah menerima pengetahuan ini dari Allah.</w:t>
+      </w:r>
+    </w:p>
+    <w:p>
+      <w:pPr>
+        <w:pStyle w:val="Heading4"/>
+      </w:pPr>
+      <w:r>
+        <w:rPr>
+          <w:lang w:val="id_ID" w:bidi="id_ID"/>
+        </w:rPr>
+        <w:t>Perjanjian Baru</w:t>
+      </w:r>
+    </w:p>
+    <w:p>
+      <w:pPr>
+        <w:pStyle w:val="ListBullet"/>
+        <w:spacing w:line="240" w:lineRule="auto"/>
+        <w:ind w:left="720"/>
+      </w:pPr>
+      <w:r>
+        <w:rPr>
+          <w:lang w:val="id_ID" w:bidi="id_ID"/>
+        </w:rPr>
+      </w:r>
+      <w:r>
+        <w:rPr>
+          <w:lang w:val="id_ID" w:bidi="id_ID"/>
+        </w:rPr>
+        <w:t>Sekelompok orang yang datang dari wilayah timur untuk menyembah Yesus disebut "majus," yang sering diterjemahkan sebagai "orang-orang bijak," karena ini mungkin merujuk pada cendekiawan yang melayani penguasa dari negeri di timur.</w:t>
+      </w:r>
+    </w:p>
+    <w:p>
+      <w:pPr>
+        <w:pStyle w:val="Heading3"/>
+      </w:pPr>
+      <w:r>
+        <w:rPr>
+          <w:lang w:val="id_ID" w:bidi="id_ID"/>
+        </w:rPr>
+        <w:t>Saran Terjemahan:</w:t>
+      </w:r>
+    </w:p>
+    <w:p>
+      <w:pPr>
+        <w:pStyle w:val="ListBullet"/>
+        <w:spacing w:line="240" w:lineRule="auto"/>
+        <w:ind w:left="720"/>
+      </w:pPr>
+      <w:r>
+        <w:rPr>
+          <w:lang w:val="id_ID" w:bidi="id_ID"/>
+        </w:rPr>
+      </w:r>
+      <w:r>
+        <w:rPr>
+          <w:lang w:val="id_ID" w:bidi="id_ID"/>
+        </w:rPr>
+        <w:t>Bergantung pada konteksnya, istilah "orang bijak" dapat diterjemahkan sebagai "bijak" atau dengan frasa seperti "cerdik cendekiawan" atau "orang-orang terpelajar," atau istilah lain yang merujuk pada orang-orang yang memiliki peran penting bagi seorang penguasa.</w:t>
+      </w:r>
+    </w:p>
+    <w:p>
+      <w:pPr>
+        <w:pStyle w:val="ListBullet"/>
+        <w:spacing w:line="240" w:lineRule="auto"/>
+        <w:ind w:left="720"/>
+      </w:pPr>
+      <w:r>
+        <w:rPr>
+          <w:lang w:val="id_ID" w:bidi="id_ID"/>
+        </w:rPr>
+      </w:r>
+      <w:r>
+        <w:rPr>
+          <w:lang w:val="id_ID" w:bidi="id_ID"/>
+        </w:rPr>
+        <w:t>Ketika istilah "orang bijak" hanya merujuk pada orang-orang yang bijaksana, kata "bijak" harus diterjemahkan dengan cara yang sama atau serupa seperti diterjemahkan di bagian lain dalam Alkitab.</w:t>
+      </w:r>
+    </w:p>
+    <w:p>
+      <w:pPr/>
+      <w:r>
+        <w:rPr>
+          <w:lang w:val="id_ID" w:bidi="id_ID"/>
+        </w:rPr>
+      </w:r>
+      <w:r>
+        <w:rPr>
+          <w:lang w:val="id_ID" w:bidi="id_ID"/>
+        </w:rPr>
+        <w:t xml:space="preserve">(Lihat juga: </w:t>
+      </w:r>
+      <w:r>
+        <w:rPr>
+          <w:lang w:val="id_ID" w:bidi="id_ID"/>
+        </w:rPr>
+        <w:t>Babel</w:t>
+      </w:r>
+      <w:r>
+        <w:rPr>
+          <w:lang w:val="id_ID" w:bidi="id_ID"/>
+        </w:rPr>
+        <w:t xml:space="preserve">, </w:t>
+      </w:r>
+      <w:r>
+        <w:rPr>
+          <w:lang w:val="id_ID" w:bidi="id_ID"/>
+        </w:rPr>
+        <w:t>Daniel</w:t>
+      </w:r>
+      <w:r>
+        <w:rPr>
+          <w:lang w:val="id_ID" w:bidi="id_ID"/>
+        </w:rPr>
+        <w:t xml:space="preserve">, </w:t>
+      </w:r>
+      <w:r>
+        <w:rPr>
+          <w:lang w:val="id_ID" w:bidi="id_ID"/>
+        </w:rPr>
+        <w:t>ramalan</w:t>
+      </w:r>
+      <w:r>
+        <w:rPr>
+          <w:lang w:val="id_ID" w:bidi="id_ID"/>
+        </w:rPr>
+        <w:t xml:space="preserve">, </w:t>
+      </w:r>
+      <w:r>
+        <w:rPr>
+          <w:lang w:val="id_ID" w:bidi="id_ID"/>
+        </w:rPr>
+        <w:t>sihir</w:t>
+      </w:r>
+      <w:r>
+        <w:rPr>
+          <w:lang w:val="id_ID" w:bidi="id_ID"/>
+        </w:rPr>
+        <w:t xml:space="preserve">, </w:t>
+      </w:r>
+      <w:r>
+        <w:rPr>
+          <w:lang w:val="id_ID" w:bidi="id_ID"/>
+        </w:rPr>
+        <w:t>Nebukadnezar</w:t>
+      </w:r>
+      <w:r>
+        <w:rPr>
+          <w:lang w:val="id_ID" w:bidi="id_ID"/>
+        </w:rPr>
+        <w:t xml:space="preserve">, </w:t>
+      </w:r>
+      <w:r>
+        <w:rPr>
+          <w:lang w:val="id_ID" w:bidi="id_ID"/>
+        </w:rPr>
+        <w:t>penguasa</w:t>
+      </w:r>
+      <w:r>
+        <w:rPr>
+          <w:lang w:val="id_ID" w:bidi="id_ID"/>
+        </w:rPr>
+        <w:t xml:space="preserve">, </w:t>
+      </w:r>
+      <w:r>
+        <w:rPr>
+          <w:lang w:val="id_ID" w:bidi="id_ID"/>
+        </w:rPr>
+        <w:t>orang bijaksana</w:t>
+      </w:r>
+      <w:r>
+        <w:rPr>
+          <w:lang w:val="id_ID" w:bidi="id_ID"/>
+        </w:rPr>
+        <w:t>)</w:t>
+      </w:r>
+    </w:p>
+    <w:p>
+      <w:pPr>
+        <w:pStyle w:val="Heading3"/>
+      </w:pPr>
+      <w:r>
+        <w:rPr>
+          <w:lang w:val="id_ID" w:bidi="id_ID"/>
+        </w:rPr>
+        <w:t>Referensi Alkitab:</w:t>
+      </w:r>
+    </w:p>
+    <w:p>
+      <w:pPr>
+        <w:pStyle w:val="ListBullet"/>
+        <w:spacing w:line="240" w:lineRule="auto"/>
+        <w:ind w:left="720"/>
+      </w:pPr>
+      <w:r>
+        <w:rPr>
+          <w:lang w:val="id_ID" w:bidi="id_ID"/>
+        </w:rPr>
+      </w:r>
+      <w:hyperlink r:id="rId16">
+        <w:r>
+          <w:rPr>
+            <w:lang w:val="id_ID" w:bidi="id_ID"/>
+          </w:rPr>
+          <w:rPr>
+            <w:color w:val="0000EE"/>
+            <w:u w:val="single"/>
+          </w:rPr>
+          <w:t>1 Tawarikh 27:32–34</w:t>
+        </w:r>
+      </w:hyperlink>
+    </w:p>
+    <w:p>
+      <w:pPr>
+        <w:pStyle w:val="ListBullet"/>
+        <w:spacing w:line="240" w:lineRule="auto"/>
+        <w:ind w:left="720"/>
+      </w:pPr>
+      <w:r>
+        <w:rPr>
+          <w:lang w:val="id_ID" w:bidi="id_ID"/>
+        </w:rPr>
+      </w:r>
+      <w:hyperlink r:id="rId17">
+        <w:r>
+          <w:rPr>
+            <w:lang w:val="id_ID" w:bidi="id_ID"/>
+          </w:rPr>
+          <w:rPr>
+            <w:color w:val="0000EE"/>
+            <w:u w:val="single"/>
+          </w:rPr>
+          <w:t>Daniel 2:1–2</w:t>
+        </w:r>
+      </w:hyperlink>
+    </w:p>
+    <w:p>
+      <w:pPr>
+        <w:pStyle w:val="ListBullet"/>
+        <w:spacing w:line="240" w:lineRule="auto"/>
+        <w:ind w:left="720"/>
+      </w:pPr>
+      <w:r>
+        <w:rPr>
+          <w:lang w:val="id_ID" w:bidi="id_ID"/>
+        </w:rPr>
+      </w:r>
+      <w:hyperlink r:id="rId18">
+        <w:r>
+          <w:rPr>
+            <w:lang w:val="id_ID" w:bidi="id_ID"/>
+          </w:rPr>
+          <w:rPr>
+            <w:color w:val="0000EE"/>
+            <w:u w:val="single"/>
+          </w:rPr>
+          <w:t>Daniel 2:10–11</w:t>
+        </w:r>
+      </w:hyperlink>
+    </w:p>
+    <w:p>
+      <w:pPr>
+        <w:pStyle w:val="Heading3"/>
+      </w:pPr>
+      <w:r>
+        <w:rPr>
+          <w:lang w:val="id_ID" w:bidi="id_ID"/>
+        </w:rPr>
+        <w:t>Data Kata:</w:t>
+      </w:r>
+    </w:p>
+    <w:p>
+      <w:pPr>
+        <w:pStyle w:val="ListBullet"/>
+        <w:spacing w:line="240" w:lineRule="auto"/>
+        <w:ind w:left="720"/>
+      </w:pPr>
+      <w:r>
+        <w:rPr>
+          <w:lang w:val="id_ID" w:bidi="id_ID"/>
+        </w:rPr>
+      </w:r>
+      <w:r>
+        <w:rPr>
+          <w:lang w:val="id_ID" w:bidi="id_ID"/>
+        </w:rPr>
+        <w:t>Strong: H2445, H2450, H3778, H3779, G46800</w:t>
+      </w:r>
+      <w:r>
+        <w:rPr>
+          <w:lang w:val="id_ID" w:bidi="id_ID"/>
+        </w:rPr>
+      </w:r>
+      <w:r>
+        <w:rPr>
+          <w:lang w:val="id_ID" w:bidi="id_ID"/>
+        </w:rPr>
+      </w:r>
+    </w:p>
+    <w:p>
+      <w:pPr/>
+      <w:r>
+        <w:rPr>
+          <w:lang w:val="id_ID" w:bidi="id_ID"/>
+        </w:rPr>
+      </w:r>
+    </w:p>
+    <w:p>
+      <w:pPr>
+        <w:pStyle w:val="Heading2"/>
+      </w:pPr>
+      <w:r>
+        <w:rPr>
+          <w:lang w:val="id_ID" w:bidi="id_ID"/>
+        </w:rPr>
         <w:t>Orang Bodoh</w:t>
       </w:r>
       <w:r>
@@ -1257,7 +1667,7 @@
           <w:lang w:val="id_ID" w:bidi="id_ID"/>
         </w:rPr>
       </w:r>
-      <w:hyperlink r:id="rId16">
+      <w:hyperlink r:id="rId19">
         <w:r>
           <w:rPr>
             <w:lang w:val="id_ID" w:bidi="id_ID"/>
@@ -1281,7 +1691,7 @@
           <w:lang w:val="id_ID" w:bidi="id_ID"/>
         </w:rPr>
       </w:r>
-      <w:hyperlink r:id="rId17">
+      <w:hyperlink r:id="rId20">
         <w:r>
           <w:rPr>
             <w:lang w:val="id_ID" w:bidi="id_ID"/>
@@ -1305,7 +1715,7 @@
           <w:lang w:val="id_ID" w:bidi="id_ID"/>
         </w:rPr>
       </w:r>
-      <w:hyperlink r:id="rId18">
+      <w:hyperlink r:id="rId21">
         <w:r>
           <w:rPr>
             <w:lang w:val="id_ID" w:bidi="id_ID"/>
@@ -1329,7 +1739,7 @@
           <w:lang w:val="id_ID" w:bidi="id_ID"/>
         </w:rPr>
       </w:r>
-      <w:hyperlink r:id="rId19">
+      <w:hyperlink r:id="rId22">
         <w:r>
           <w:rPr>
             <w:lang w:val="id_ID" w:bidi="id_ID"/>
@@ -1353,7 +1763,7 @@
           <w:lang w:val="id_ID" w:bidi="id_ID"/>
         </w:rPr>
       </w:r>
-      <w:hyperlink r:id="rId20">
+      <w:hyperlink r:id="rId23">
         <w:r>
           <w:rPr>
             <w:lang w:val="id_ID" w:bidi="id_ID"/>
@@ -1377,7 +1787,7 @@
           <w:lang w:val="id_ID" w:bidi="id_ID"/>
         </w:rPr>
       </w:r>
-      <w:hyperlink r:id="rId21">
+      <w:hyperlink r:id="rId24">
         <w:r>
           <w:rPr>
             <w:lang w:val="id_ID" w:bidi="id_ID"/>
@@ -1401,7 +1811,7 @@
           <w:lang w:val="id_ID" w:bidi="id_ID"/>
         </w:rPr>
       </w:r>
-      <w:hyperlink r:id="rId22">
+      <w:hyperlink r:id="rId25">
         <w:r>
           <w:rPr>
             <w:lang w:val="id_ID" w:bidi="id_ID"/>
@@ -1487,6 +1897,313 @@
         <w:rPr>
           <w:lang w:val="id_ID" w:bidi="id_ID"/>
         </w:rPr>
+        <w:t>Orang Feris</w:t>
+      </w:r>
+      <w:r>
+        <w:rPr>
+          <w:lang w:val="id_ID" w:bidi="id_ID"/>
+        </w:rPr>
+      </w:r>
+    </w:p>
+    <w:p>
+      <w:pPr>
+        <w:pStyle w:val="Heading3"/>
+      </w:pPr>
+      <w:r>
+        <w:rPr>
+          <w:lang w:val="id_ID" w:bidi="id_ID"/>
+        </w:rPr>
+        <w:t>Fakta:</w:t>
+      </w:r>
+    </w:p>
+    <w:p>
+      <w:pPr/>
+      <w:r>
+        <w:rPr>
+          <w:lang w:val="id_ID" w:bidi="id_ID"/>
+        </w:rPr>
+      </w:r>
+      <w:r>
+        <w:rPr>
+          <w:lang w:val="id_ID" w:bidi="id_ID"/>
+        </w:rPr>
+        <w:t>Orang-orang Feris adalah salah satu dari beberapa kelompok suku bangsa yang ada di tanah Kanaan. Hanya sedikit informasi yang diketahui tentang kelompok ini, termasuk siapa leluhur mereka atau bagian mana dari Kanaan yang mereka tempati.</w:t>
+      </w:r>
+    </w:p>
+    <w:p>
+      <w:pPr>
+        <w:pStyle w:val="ListBullet"/>
+        <w:spacing w:line="240" w:lineRule="auto"/>
+        <w:ind w:left="720"/>
+      </w:pPr>
+      <w:r>
+        <w:rPr>
+          <w:lang w:val="id_ID" w:bidi="id_ID"/>
+        </w:rPr>
+      </w:r>
+      <w:r>
+        <w:rPr>
+          <w:lang w:val="id_ID" w:bidi="id_ID"/>
+        </w:rPr>
+        <w:t>Orang Feris sering disebutkan dalam Kitab Hakim-hakim di Perjanjian Lama, di sana dicatat bahwa mereka menikah dengan bangsa Israel dan mempengaruhi Israel untuk menyembah dewa-dewa atau ilah palsu.</w:t>
+      </w:r>
+    </w:p>
+    <w:p>
+      <w:pPr>
+        <w:pStyle w:val="ListBullet"/>
+        <w:spacing w:line="240" w:lineRule="auto"/>
+        <w:ind w:left="720"/>
+      </w:pPr>
+      <w:r>
+        <w:rPr>
+          <w:lang w:val="id_ID" w:bidi="id_ID"/>
+        </w:rPr>
+      </w:r>
+      <w:r>
+        <w:rPr>
+          <w:lang w:val="id_ID" w:bidi="id_ID"/>
+        </w:rPr>
+        <w:t>Perhatikan bahwa kaum keluarga Peres, yang disebut "Perezites," adalah kelompok orang yang berbeda dari orang Feris. Mungkin perlu menuliskan ejaan nama-nama tersebut dengan sangat berbeda untuk memperjelas perbedaan ini.</w:t>
+      </w:r>
+    </w:p>
+    <w:p>
+      <w:pPr/>
+      <w:r>
+        <w:rPr>
+          <w:lang w:val="id_ID" w:bidi="id_ID"/>
+        </w:rPr>
+      </w:r>
+      <w:r>
+        <w:rPr>
+          <w:lang w:val="id_ID" w:bidi="id_ID"/>
+        </w:rPr>
+        <w:t>(Saran Terjemahan: Cara Menerjemahkan Nama)</w:t>
+      </w:r>
+    </w:p>
+    <w:p>
+      <w:pPr/>
+      <w:r>
+        <w:rPr>
+          <w:lang w:val="id_ID" w:bidi="id_ID"/>
+        </w:rPr>
+      </w:r>
+      <w:r>
+        <w:rPr>
+          <w:lang w:val="id_ID" w:bidi="id_ID"/>
+        </w:rPr>
+        <w:t xml:space="preserve">(Lihat juga: </w:t>
+      </w:r>
+      <w:r>
+        <w:rPr>
+          <w:lang w:val="id_ID" w:bidi="id_ID"/>
+        </w:rPr>
+        <w:t>Kanaan</w:t>
+      </w:r>
+      <w:r>
+        <w:rPr>
+          <w:lang w:val="id_ID" w:bidi="id_ID"/>
+        </w:rPr>
+        <w:t xml:space="preserve">, </w:t>
+      </w:r>
+      <w:r>
+        <w:rPr>
+          <w:lang w:val="id_ID" w:bidi="id_ID"/>
+        </w:rPr>
+        <w:t>ilah palsu</w:t>
+      </w:r>
+      <w:r>
+        <w:rPr>
+          <w:lang w:val="id_ID" w:bidi="id_ID"/>
+        </w:rPr>
+        <w:t>)</w:t>
+      </w:r>
+    </w:p>
+    <w:p>
+      <w:pPr>
+        <w:pStyle w:val="Heading3"/>
+      </w:pPr>
+      <w:r>
+        <w:rPr>
+          <w:lang w:val="id_ID" w:bidi="id_ID"/>
+        </w:rPr>
+        <w:t>Referensi Alkitab:</w:t>
+      </w:r>
+    </w:p>
+    <w:p>
+      <w:pPr>
+        <w:pStyle w:val="ListBullet"/>
+        <w:spacing w:line="240" w:lineRule="auto"/>
+        <w:ind w:left="720"/>
+      </w:pPr>
+      <w:r>
+        <w:rPr>
+          <w:lang w:val="id_ID" w:bidi="id_ID"/>
+        </w:rPr>
+      </w:r>
+      <w:hyperlink r:id="rId26">
+        <w:r>
+          <w:rPr>
+            <w:lang w:val="id_ID" w:bidi="id_ID"/>
+          </w:rPr>
+          <w:rPr>
+            <w:color w:val="0000EE"/>
+            <w:u w:val="single"/>
+          </w:rPr>
+          <w:t>1 Raja-raja 9:20–21</w:t>
+        </w:r>
+      </w:hyperlink>
+    </w:p>
+    <w:p>
+      <w:pPr>
+        <w:pStyle w:val="ListBullet"/>
+        <w:spacing w:line="240" w:lineRule="auto"/>
+        <w:ind w:left="720"/>
+      </w:pPr>
+      <w:r>
+        <w:rPr>
+          <w:lang w:val="id_ID" w:bidi="id_ID"/>
+        </w:rPr>
+      </w:r>
+      <w:hyperlink r:id="rId27">
+        <w:r>
+          <w:rPr>
+            <w:lang w:val="id_ID" w:bidi="id_ID"/>
+          </w:rPr>
+          <w:rPr>
+            <w:color w:val="0000EE"/>
+            <w:u w:val="single"/>
+          </w:rPr>
+          <w:t>2 Tawarikh 8:7–8</w:t>
+        </w:r>
+      </w:hyperlink>
+    </w:p>
+    <w:p>
+      <w:pPr>
+        <w:pStyle w:val="ListBullet"/>
+        <w:spacing w:line="240" w:lineRule="auto"/>
+        <w:ind w:left="720"/>
+      </w:pPr>
+      <w:r>
+        <w:rPr>
+          <w:lang w:val="id_ID" w:bidi="id_ID"/>
+        </w:rPr>
+      </w:r>
+      <w:hyperlink r:id="rId28">
+        <w:r>
+          <w:rPr>
+            <w:lang w:val="id_ID" w:bidi="id_ID"/>
+          </w:rPr>
+          <w:rPr>
+            <w:color w:val="0000EE"/>
+            <w:u w:val="single"/>
+          </w:rPr>
+          <w:t>Keluaran 3:16–18</w:t>
+        </w:r>
+      </w:hyperlink>
+    </w:p>
+    <w:p>
+      <w:pPr>
+        <w:pStyle w:val="ListBullet"/>
+        <w:spacing w:line="240" w:lineRule="auto"/>
+        <w:ind w:left="720"/>
+      </w:pPr>
+      <w:r>
+        <w:rPr>
+          <w:lang w:val="id_ID" w:bidi="id_ID"/>
+        </w:rPr>
+      </w:r>
+      <w:hyperlink r:id="rId29">
+        <w:r>
+          <w:rPr>
+            <w:lang w:val="id_ID" w:bidi="id_ID"/>
+          </w:rPr>
+          <w:rPr>
+            <w:color w:val="0000EE"/>
+            <w:u w:val="single"/>
+          </w:rPr>
+          <w:t>Kejadian 13:7</w:t>
+        </w:r>
+      </w:hyperlink>
+    </w:p>
+    <w:p>
+      <w:pPr>
+        <w:pStyle w:val="ListBullet"/>
+        <w:spacing w:line="240" w:lineRule="auto"/>
+        <w:ind w:left="720"/>
+      </w:pPr>
+      <w:r>
+        <w:rPr>
+          <w:lang w:val="id_ID" w:bidi="id_ID"/>
+        </w:rPr>
+      </w:r>
+      <w:hyperlink r:id="rId30">
+        <w:r>
+          <w:rPr>
+            <w:lang w:val="id_ID" w:bidi="id_ID"/>
+          </w:rPr>
+          <w:rPr>
+            <w:color w:val="0000EE"/>
+            <w:u w:val="single"/>
+          </w:rPr>
+          <w:t>Yosua 3:9–11</w:t>
+        </w:r>
+      </w:hyperlink>
+    </w:p>
+    <w:p>
+      <w:pPr>
+        <w:pStyle w:val="Heading3"/>
+      </w:pPr>
+      <w:r>
+        <w:rPr>
+          <w:lang w:val="id_ID" w:bidi="id_ID"/>
+        </w:rPr>
+        <w:t>Data Kata:</w:t>
+      </w:r>
+    </w:p>
+    <w:p>
+      <w:pPr>
+        <w:pStyle w:val="ListBullet"/>
+        <w:spacing w:line="240" w:lineRule="auto"/>
+        <w:ind w:left="720"/>
+      </w:pPr>
+      <w:r>
+        <w:rPr>
+          <w:lang w:val="id_ID" w:bidi="id_ID"/>
+        </w:rPr>
+      </w:r>
+      <w:r>
+        <w:rPr>
+          <w:lang w:val="id_ID" w:bidi="id_ID"/>
+        </w:rPr>
+        <w:t>Strong: H6522</w:t>
+      </w:r>
+      <w:r>
+        <w:rPr>
+          <w:lang w:val="id_ID" w:bidi="id_ID"/>
+        </w:rPr>
+      </w:r>
+      <w:r>
+        <w:rPr>
+          <w:lang w:val="id_ID" w:bidi="id_ID"/>
+        </w:rPr>
+      </w:r>
+    </w:p>
+    <w:p>
+      <w:pPr/>
+      <w:r>
+        <w:rPr>
+          <w:lang w:val="id_ID" w:bidi="id_ID"/>
+        </w:rPr>
+      </w:r>
+    </w:p>
+    <w:p>
+      <w:pPr>
+        <w:pStyle w:val="Heading2"/>
+      </w:pPr>
+      <w:r>
+        <w:rPr>
+          <w:lang w:val="id_ID" w:bidi="id_ID"/>
+        </w:rPr>
         <w:t>Orang Keret</w:t>
       </w:r>
       <w:r>
@@ -1734,6 +2451,718 @@
         <w:rPr>
           <w:lang w:val="id_ID" w:bidi="id_ID"/>
         </w:rPr>
+        <w:t>Orang Majus</w:t>
+      </w:r>
+      <w:r>
+        <w:rPr>
+          <w:lang w:val="id_ID" w:bidi="id_ID"/>
+        </w:rPr>
+      </w:r>
+    </w:p>
+    <w:p>
+      <w:pPr>
+        <w:pStyle w:val="Heading3"/>
+      </w:pPr>
+      <w:r>
+        <w:rPr>
+          <w:lang w:val="id_ID" w:bidi="id_ID"/>
+        </w:rPr>
+        <w:t>Pengertian:</w:t>
+      </w:r>
+    </w:p>
+    <w:p>
+      <w:pPr/>
+      <w:r>
+        <w:rPr>
+          <w:lang w:val="id_ID" w:bidi="id_ID"/>
+        </w:rPr>
+      </w:r>
+      <w:r>
+        <w:rPr>
+          <w:lang w:val="id_ID" w:bidi="id_ID"/>
+        </w:rPr>
+        <w:t>Dalam catatan Matius mengenai kelahiran Kristus, orang-orang "berilmu" atau "terpelajar" disebut sebagai "orang-orang majus" yang membawa persembahan kepada Yesus di Betlehem beberapa waktu setelah kelahiran-Nya. Mereka mungkin adalah "ahli nujum," yaitu orang-orang yang mempelajari bintang-bintang.</w:t>
+      </w:r>
+    </w:p>
+    <w:p>
+      <w:pPr>
+        <w:pStyle w:val="ListBullet"/>
+        <w:spacing w:line="240" w:lineRule="auto"/>
+        <w:ind w:left="720"/>
+      </w:pPr>
+      <w:r>
+        <w:rPr>
+          <w:lang w:val="id_ID" w:bidi="id_ID"/>
+        </w:rPr>
+      </w:r>
+      <w:r>
+        <w:rPr>
+          <w:lang w:val="id_ID" w:bidi="id_ID"/>
+        </w:rPr>
+        <w:t>Orang-orang ini melakukan perjalanan jauh dari sebuah negeri di timur Israel. Asal usul mereka tidak diketahui secara pasti, begitu pula identitas mereka. Namun, yang jelas, mereka adalah para cendekiawan yang telah mempelajari bintang-bintang.</w:t>
+      </w:r>
+    </w:p>
+    <w:p>
+      <w:pPr>
+        <w:pStyle w:val="ListBullet"/>
+        <w:spacing w:line="240" w:lineRule="auto"/>
+        <w:ind w:left="720"/>
+      </w:pPr>
+      <w:r>
+        <w:rPr>
+          <w:lang w:val="id_ID" w:bidi="id_ID"/>
+        </w:rPr>
+      </w:r>
+      <w:r>
+        <w:rPr>
+          <w:lang w:val="id_ID" w:bidi="id_ID"/>
+        </w:rPr>
+        <w:t>Mereka mungkin merupakan keturunan dari orang-orang bijak yang melayani raja-raja Babilonia pada zaman Daniel dan terlatih dalam berbagai bidang, termasuk mempelajari bintang-bintang dan menafsirkan mimpi.</w:t>
+      </w:r>
+    </w:p>
+    <w:p>
+      <w:pPr>
+        <w:pStyle w:val="ListBullet"/>
+        <w:spacing w:line="240" w:lineRule="auto"/>
+        <w:ind w:left="720"/>
+      </w:pPr>
+      <w:r>
+        <w:rPr>
+          <w:lang w:val="id_ID" w:bidi="id_ID"/>
+        </w:rPr>
+      </w:r>
+      <w:r>
+        <w:rPr>
+          <w:lang w:val="id_ID" w:bidi="id_ID"/>
+        </w:rPr>
+        <w:t>Secara tradisional, dikatakan bahwa ada tiga orang majus atau orang berilmu yang datang, karena tiga jenis hadiah yang mereka bawa kepada Yesus. Namun, teks Alkitab tidak menyebutkan jumlah mereka.</w:t>
+      </w:r>
+    </w:p>
+    <w:p>
+      <w:pPr/>
+      <w:r>
+        <w:rPr>
+          <w:lang w:val="id_ID" w:bidi="id_ID"/>
+        </w:rPr>
+      </w:r>
+      <w:r>
+        <w:rPr>
+          <w:lang w:val="id_ID" w:bidi="id_ID"/>
+        </w:rPr>
+        <w:t xml:space="preserve">(Lihat juga: </w:t>
+      </w:r>
+      <w:r>
+        <w:rPr>
+          <w:lang w:val="id_ID" w:bidi="id_ID"/>
+        </w:rPr>
+        <w:t>Babel</w:t>
+      </w:r>
+      <w:r>
+        <w:rPr>
+          <w:lang w:val="id_ID" w:bidi="id_ID"/>
+        </w:rPr>
+        <w:t xml:space="preserve">, </w:t>
+      </w:r>
+      <w:r>
+        <w:rPr>
+          <w:lang w:val="id_ID" w:bidi="id_ID"/>
+        </w:rPr>
+        <w:t>Betlehem</w:t>
+      </w:r>
+      <w:r>
+        <w:rPr>
+          <w:lang w:val="id_ID" w:bidi="id_ID"/>
+        </w:rPr>
+        <w:t xml:space="preserve">, </w:t>
+      </w:r>
+      <w:r>
+        <w:rPr>
+          <w:lang w:val="id_ID" w:bidi="id_ID"/>
+        </w:rPr>
+        <w:t>Daniel</w:t>
+      </w:r>
+      <w:r>
+        <w:rPr>
+          <w:lang w:val="id_ID" w:bidi="id_ID"/>
+        </w:rPr>
+        <w:t>)</w:t>
+      </w:r>
+    </w:p>
+    <w:p>
+      <w:pPr>
+        <w:pStyle w:val="Heading3"/>
+      </w:pPr>
+      <w:r>
+        <w:rPr>
+          <w:lang w:val="id_ID" w:bidi="id_ID"/>
+        </w:rPr>
+        <w:t>Referensi Alkitab:</w:t>
+      </w:r>
+    </w:p>
+    <w:p>
+      <w:pPr>
+        <w:pStyle w:val="ListBullet"/>
+        <w:spacing w:line="240" w:lineRule="auto"/>
+        <w:ind w:left="720"/>
+      </w:pPr>
+      <w:r>
+        <w:rPr>
+          <w:lang w:val="id_ID" w:bidi="id_ID"/>
+        </w:rPr>
+      </w:r>
+      <w:hyperlink r:id="rId31">
+        <w:r>
+          <w:rPr>
+            <w:lang w:val="id_ID" w:bidi="id_ID"/>
+          </w:rPr>
+          <w:rPr>
+            <w:color w:val="0000EE"/>
+            <w:u w:val="single"/>
+          </w:rPr>
+          <w:t>Daniel 2:27</w:t>
+        </w:r>
+      </w:hyperlink>
+    </w:p>
+    <w:p>
+      <w:pPr>
+        <w:pStyle w:val="ListBullet"/>
+        <w:spacing w:line="240" w:lineRule="auto"/>
+        <w:ind w:left="720"/>
+      </w:pPr>
+      <w:r>
+        <w:rPr>
+          <w:lang w:val="id_ID" w:bidi="id_ID"/>
+        </w:rPr>
+      </w:r>
+      <w:hyperlink r:id="rId32">
+        <w:r>
+          <w:rPr>
+            <w:lang w:val="id_ID" w:bidi="id_ID"/>
+          </w:rPr>
+          <w:rPr>
+            <w:color w:val="0000EE"/>
+            <w:u w:val="single"/>
+          </w:rPr>
+          <w:t>Daniel 5:7</w:t>
+        </w:r>
+      </w:hyperlink>
+    </w:p>
+    <w:p>
+      <w:pPr>
+        <w:pStyle w:val="ListBullet"/>
+        <w:spacing w:line="240" w:lineRule="auto"/>
+        <w:ind w:left="720"/>
+      </w:pPr>
+      <w:r>
+        <w:rPr>
+          <w:lang w:val="id_ID" w:bidi="id_ID"/>
+        </w:rPr>
+      </w:r>
+      <w:hyperlink r:id="rId33">
+        <w:r>
+          <w:rPr>
+            <w:lang w:val="id_ID" w:bidi="id_ID"/>
+          </w:rPr>
+          <w:rPr>
+            <w:color w:val="0000EE"/>
+            <w:u w:val="single"/>
+          </w:rPr>
+          <w:t>Matius 2:1</w:t>
+        </w:r>
+      </w:hyperlink>
+    </w:p>
+    <w:p>
+      <w:pPr>
+        <w:pStyle w:val="ListBullet"/>
+        <w:spacing w:line="240" w:lineRule="auto"/>
+        <w:ind w:left="720"/>
+      </w:pPr>
+      <w:r>
+        <w:rPr>
+          <w:lang w:val="id_ID" w:bidi="id_ID"/>
+        </w:rPr>
+      </w:r>
+      <w:hyperlink r:id="rId34">
+        <w:r>
+          <w:rPr>
+            <w:lang w:val="id_ID" w:bidi="id_ID"/>
+          </w:rPr>
+          <w:rPr>
+            <w:color w:val="0000EE"/>
+            <w:u w:val="single"/>
+          </w:rPr>
+          <w:t>Matius 2:7</w:t>
+        </w:r>
+      </w:hyperlink>
+    </w:p>
+    <w:p>
+      <w:pPr>
+        <w:pStyle w:val="ListBullet"/>
+        <w:spacing w:line="240" w:lineRule="auto"/>
+        <w:ind w:left="720"/>
+      </w:pPr>
+      <w:r>
+        <w:rPr>
+          <w:lang w:val="id_ID" w:bidi="id_ID"/>
+        </w:rPr>
+      </w:r>
+      <w:hyperlink r:id="rId35">
+        <w:r>
+          <w:rPr>
+            <w:lang w:val="id_ID" w:bidi="id_ID"/>
+          </w:rPr>
+          <w:rPr>
+            <w:color w:val="0000EE"/>
+            <w:u w:val="single"/>
+          </w:rPr>
+          <w:t>Matius 2:16</w:t>
+        </w:r>
+      </w:hyperlink>
+    </w:p>
+    <w:p>
+      <w:pPr>
+        <w:pStyle w:val="Heading3"/>
+      </w:pPr>
+      <w:r>
+        <w:rPr>
+          <w:lang w:val="id_ID" w:bidi="id_ID"/>
+        </w:rPr>
+        <w:t>Data Kata:</w:t>
+      </w:r>
+    </w:p>
+    <w:p>
+      <w:pPr>
+        <w:pStyle w:val="ListBullet"/>
+        <w:spacing w:line="240" w:lineRule="auto"/>
+        <w:ind w:left="720"/>
+      </w:pPr>
+      <w:r>
+        <w:rPr>
+          <w:lang w:val="id_ID" w:bidi="id_ID"/>
+        </w:rPr>
+      </w:r>
+      <w:r>
+        <w:rPr>
+          <w:lang w:val="id_ID" w:bidi="id_ID"/>
+        </w:rPr>
+        <w:t>Strong: H1505, G30970</w:t>
+      </w:r>
+      <w:r>
+        <w:rPr>
+          <w:lang w:val="id_ID" w:bidi="id_ID"/>
+        </w:rPr>
+      </w:r>
+      <w:r>
+        <w:rPr>
+          <w:lang w:val="id_ID" w:bidi="id_ID"/>
+        </w:rPr>
+      </w:r>
+    </w:p>
+    <w:p>
+      <w:pPr/>
+      <w:r>
+        <w:rPr>
+          <w:lang w:val="id_ID" w:bidi="id_ID"/>
+        </w:rPr>
+      </w:r>
+    </w:p>
+    <w:p>
+      <w:pPr>
+        <w:pStyle w:val="Heading2"/>
+      </w:pPr>
+      <w:r>
+        <w:rPr>
+          <w:lang w:val="id_ID" w:bidi="id_ID"/>
+        </w:rPr>
+        <w:t>orang Saduki</w:t>
+      </w:r>
+      <w:r>
+        <w:rPr>
+          <w:lang w:val="id_ID" w:bidi="id_ID"/>
+        </w:rPr>
+      </w:r>
+    </w:p>
+    <w:p>
+      <w:pPr>
+        <w:pStyle w:val="Heading3"/>
+      </w:pPr>
+      <w:r>
+        <w:rPr>
+          <w:lang w:val="id_ID" w:bidi="id_ID"/>
+        </w:rPr>
+        <w:t>Pengertian:</w:t>
+      </w:r>
+    </w:p>
+    <w:p>
+      <w:pPr/>
+      <w:r>
+        <w:rPr>
+          <w:lang w:val="id_ID" w:bidi="id_ID"/>
+        </w:rPr>
+      </w:r>
+      <w:r>
+        <w:rPr>
+          <w:lang w:val="id_ID" w:bidi="id_ID"/>
+        </w:rPr>
+        <w:t>Orang-orang Saduki adalah kelompok politik yang terdiri dari imam-imam Yahudi pada zaman Yesus Kristus. Mereka mendukung kekuasaan Romawi dan tidak mempercayai kebangkitan.</w:t>
+      </w:r>
+    </w:p>
+    <w:p>
+      <w:pPr>
+        <w:pStyle w:val="ListBullet"/>
+        <w:spacing w:line="240" w:lineRule="auto"/>
+        <w:ind w:left="720"/>
+      </w:pPr>
+      <w:r>
+        <w:rPr>
+          <w:lang w:val="id_ID" w:bidi="id_ID"/>
+        </w:rPr>
+      </w:r>
+      <w:r>
+        <w:rPr>
+          <w:lang w:val="id_ID" w:bidi="id_ID"/>
+        </w:rPr>
+        <w:t>Banyak orang Saduki adalah orang-orang kaya dari kelas atas Yahudi yang memegang posisi kepemimpinan penting, seperti imam kepala dan imam besar.</w:t>
+      </w:r>
+    </w:p>
+    <w:p>
+      <w:pPr>
+        <w:pStyle w:val="ListBullet"/>
+        <w:spacing w:line="240" w:lineRule="auto"/>
+        <w:ind w:left="720"/>
+      </w:pPr>
+      <w:r>
+        <w:rPr>
+          <w:lang w:val="id_ID" w:bidi="id_ID"/>
+        </w:rPr>
+      </w:r>
+      <w:r>
+        <w:rPr>
+          <w:lang w:val="id_ID" w:bidi="id_ID"/>
+        </w:rPr>
+        <w:t>Tugas-tugas orang-orang Saduki antara lain merawat kompleks bait suci dan menjalankan tugas keimaman, seperti mempersembahkan korban.</w:t>
+      </w:r>
+    </w:p>
+    <w:p>
+      <w:pPr>
+        <w:pStyle w:val="ListBullet"/>
+        <w:spacing w:line="240" w:lineRule="auto"/>
+        <w:ind w:left="720"/>
+      </w:pPr>
+      <w:r>
+        <w:rPr>
+          <w:lang w:val="id_ID" w:bidi="id_ID"/>
+        </w:rPr>
+      </w:r>
+      <w:r>
+        <w:rPr>
+          <w:lang w:val="id_ID" w:bidi="id_ID"/>
+        </w:rPr>
+        <w:t>Kaum Saduki dan Farisi sangat mempengaruhi para pemimpin Romawi untuk menyalibkan Yesus.</w:t>
+      </w:r>
+    </w:p>
+    <w:p>
+      <w:pPr>
+        <w:pStyle w:val="ListBullet"/>
+        <w:spacing w:line="240" w:lineRule="auto"/>
+        <w:ind w:left="720"/>
+      </w:pPr>
+      <w:r>
+        <w:rPr>
+          <w:lang w:val="id_ID" w:bidi="id_ID"/>
+        </w:rPr>
+      </w:r>
+      <w:r>
+        <w:rPr>
+          <w:lang w:val="id_ID" w:bidi="id_ID"/>
+        </w:rPr>
+        <w:t>Yesus berbicara menentang kedua kelompok agama ini karena keegoisan dan kemunafikan mereka.</w:t>
+      </w:r>
+    </w:p>
+    <w:p>
+      <w:pPr/>
+      <w:r>
+        <w:rPr>
+          <w:lang w:val="id_ID" w:bidi="id_ID"/>
+        </w:rPr>
+      </w:r>
+      <w:r>
+        <w:rPr>
+          <w:lang w:val="id_ID" w:bidi="id_ID"/>
+        </w:rPr>
+        <w:t xml:space="preserve">(Lihat juga: </w:t>
+      </w:r>
+      <w:r>
+        <w:rPr>
+          <w:lang w:val="id_ID" w:bidi="id_ID"/>
+        </w:rPr>
+        <w:t>imam kepala</w:t>
+      </w:r>
+      <w:r>
+        <w:rPr>
+          <w:lang w:val="id_ID" w:bidi="id_ID"/>
+        </w:rPr>
+        <w:t xml:space="preserve">, </w:t>
+      </w:r>
+      <w:r>
+        <w:rPr>
+          <w:lang w:val="id_ID" w:bidi="id_ID"/>
+        </w:rPr>
+        <w:t>majelis</w:t>
+      </w:r>
+      <w:r>
+        <w:rPr>
+          <w:lang w:val="id_ID" w:bidi="id_ID"/>
+        </w:rPr>
+        <w:t xml:space="preserve">, </w:t>
+      </w:r>
+      <w:r>
+        <w:rPr>
+          <w:lang w:val="id_ID" w:bidi="id_ID"/>
+        </w:rPr>
+        <w:t>imam besar</w:t>
+      </w:r>
+      <w:r>
+        <w:rPr>
+          <w:lang w:val="id_ID" w:bidi="id_ID"/>
+        </w:rPr>
+        <w:t xml:space="preserve">, </w:t>
+      </w:r>
+      <w:r>
+        <w:rPr>
+          <w:lang w:val="id_ID" w:bidi="id_ID"/>
+        </w:rPr>
+        <w:t>munafik</w:t>
+      </w:r>
+      <w:r>
+        <w:rPr>
+          <w:lang w:val="id_ID" w:bidi="id_ID"/>
+        </w:rPr>
+        <w:t xml:space="preserve">, </w:t>
+      </w:r>
+      <w:r>
+        <w:rPr>
+          <w:lang w:val="id_ID" w:bidi="id_ID"/>
+        </w:rPr>
+        <w:t>pemimpin Yahudi</w:t>
+      </w:r>
+      <w:r>
+        <w:rPr>
+          <w:lang w:val="id_ID" w:bidi="id_ID"/>
+        </w:rPr>
+        <w:t xml:space="preserve">, </w:t>
+      </w:r>
+      <w:r>
+        <w:rPr>
+          <w:lang w:val="id_ID" w:bidi="id_ID"/>
+        </w:rPr>
+        <w:t>Farisi</w:t>
+      </w:r>
+      <w:r>
+        <w:rPr>
+          <w:lang w:val="id_ID" w:bidi="id_ID"/>
+        </w:rPr>
+        <w:t xml:space="preserve">, </w:t>
+      </w:r>
+      <w:r>
+        <w:rPr>
+          <w:lang w:val="id_ID" w:bidi="id_ID"/>
+        </w:rPr>
+        <w:t>imam</w:t>
+      </w:r>
+      <w:r>
+        <w:rPr>
+          <w:lang w:val="id_ID" w:bidi="id_ID"/>
+        </w:rPr>
+        <w:t>)</w:t>
+      </w:r>
+    </w:p>
+    <w:p>
+      <w:pPr>
+        <w:pStyle w:val="Heading3"/>
+      </w:pPr>
+      <w:r>
+        <w:rPr>
+          <w:lang w:val="id_ID" w:bidi="id_ID"/>
+        </w:rPr>
+        <w:t>Referensi Alkitab:</w:t>
+      </w:r>
+    </w:p>
+    <w:p>
+      <w:pPr>
+        <w:pStyle w:val="ListBullet"/>
+        <w:spacing w:line="240" w:lineRule="auto"/>
+        <w:ind w:left="720"/>
+      </w:pPr>
+      <w:r>
+        <w:rPr>
+          <w:lang w:val="id_ID" w:bidi="id_ID"/>
+        </w:rPr>
+      </w:r>
+      <w:hyperlink r:id="rId36">
+        <w:r>
+          <w:rPr>
+            <w:lang w:val="id_ID" w:bidi="id_ID"/>
+          </w:rPr>
+          <w:rPr>
+            <w:color w:val="0000EE"/>
+            <w:u w:val="single"/>
+          </w:rPr>
+          <w:t>Kisah Para Rasul 4:3</w:t>
+        </w:r>
+      </w:hyperlink>
+    </w:p>
+    <w:p>
+      <w:pPr>
+        <w:pStyle w:val="ListBullet"/>
+        <w:spacing w:line="240" w:lineRule="auto"/>
+        <w:ind w:left="720"/>
+      </w:pPr>
+      <w:r>
+        <w:rPr>
+          <w:lang w:val="id_ID" w:bidi="id_ID"/>
+        </w:rPr>
+      </w:r>
+      <w:hyperlink r:id="rId37">
+        <w:r>
+          <w:rPr>
+            <w:lang w:val="id_ID" w:bidi="id_ID"/>
+          </w:rPr>
+          <w:rPr>
+            <w:color w:val="0000EE"/>
+            <w:u w:val="single"/>
+          </w:rPr>
+          <w:t>Kisah Para Rasul 5:17–18</w:t>
+        </w:r>
+      </w:hyperlink>
+    </w:p>
+    <w:p>
+      <w:pPr>
+        <w:pStyle w:val="ListBullet"/>
+        <w:spacing w:line="240" w:lineRule="auto"/>
+        <w:ind w:left="720"/>
+      </w:pPr>
+      <w:r>
+        <w:rPr>
+          <w:lang w:val="id_ID" w:bidi="id_ID"/>
+        </w:rPr>
+      </w:r>
+      <w:hyperlink r:id="rId38">
+        <w:r>
+          <w:rPr>
+            <w:lang w:val="id_ID" w:bidi="id_ID"/>
+          </w:rPr>
+          <w:rPr>
+            <w:color w:val="0000EE"/>
+            <w:u w:val="single"/>
+          </w:rPr>
+          <w:t>Lukas 20:27</w:t>
+        </w:r>
+      </w:hyperlink>
+    </w:p>
+    <w:p>
+      <w:pPr>
+        <w:pStyle w:val="ListBullet"/>
+        <w:spacing w:line="240" w:lineRule="auto"/>
+        <w:ind w:left="720"/>
+      </w:pPr>
+      <w:r>
+        <w:rPr>
+          <w:lang w:val="id_ID" w:bidi="id_ID"/>
+        </w:rPr>
+      </w:r>
+      <w:hyperlink r:id="rId39">
+        <w:r>
+          <w:rPr>
+            <w:lang w:val="id_ID" w:bidi="id_ID"/>
+          </w:rPr>
+          <w:rPr>
+            <w:color w:val="0000EE"/>
+            <w:u w:val="single"/>
+          </w:rPr>
+          <w:t>Matius 3:7</w:t>
+        </w:r>
+      </w:hyperlink>
+    </w:p>
+    <w:p>
+      <w:pPr>
+        <w:pStyle w:val="ListBullet"/>
+        <w:spacing w:line="240" w:lineRule="auto"/>
+        <w:ind w:left="720"/>
+      </w:pPr>
+      <w:r>
+        <w:rPr>
+          <w:lang w:val="id_ID" w:bidi="id_ID"/>
+        </w:rPr>
+      </w:r>
+      <w:hyperlink r:id="rId40">
+        <w:r>
+          <w:rPr>
+            <w:lang w:val="id_ID" w:bidi="id_ID"/>
+          </w:rPr>
+          <w:rPr>
+            <w:color w:val="0000EE"/>
+            <w:u w:val="single"/>
+          </w:rPr>
+          <w:t>Matius 16:1</w:t>
+        </w:r>
+      </w:hyperlink>
+    </w:p>
+    <w:p>
+      <w:pPr>
+        <w:pStyle w:val="Heading3"/>
+      </w:pPr>
+      <w:r>
+        <w:rPr>
+          <w:lang w:val="id_ID" w:bidi="id_ID"/>
+        </w:rPr>
+        <w:t>Data Kata:</w:t>
+      </w:r>
+    </w:p>
+    <w:p>
+      <w:pPr>
+        <w:pStyle w:val="ListBullet"/>
+        <w:spacing w:line="240" w:lineRule="auto"/>
+        <w:ind w:left="720"/>
+      </w:pPr>
+      <w:r>
+        <w:rPr>
+          <w:lang w:val="id_ID" w:bidi="id_ID"/>
+        </w:rPr>
+      </w:r>
+      <w:r>
+        <w:rPr>
+          <w:lang w:val="id_ID" w:bidi="id_ID"/>
+        </w:rPr>
+        <w:t>Strong: G45230</w:t>
+      </w:r>
+      <w:r>
+        <w:rPr>
+          <w:lang w:val="id_ID" w:bidi="id_ID"/>
+        </w:rPr>
+      </w:r>
+      <w:r>
+        <w:rPr>
+          <w:lang w:val="id_ID" w:bidi="id_ID"/>
+        </w:rPr>
+      </w:r>
+    </w:p>
+    <w:p>
+      <w:pPr/>
+      <w:r>
+        <w:rPr>
+          <w:lang w:val="id_ID" w:bidi="id_ID"/>
+        </w:rPr>
+      </w:r>
+    </w:p>
+    <w:p>
+      <w:pPr>
+        <w:pStyle w:val="Heading2"/>
+      </w:pPr>
+      <w:r>
+        <w:rPr>
+          <w:lang w:val="id_ID" w:bidi="id_ID"/>
+        </w:rPr>
         <w:t>Orang suci</w:t>
       </w:r>
       <w:r>
@@ -1898,7 +3327,7 @@
           <w:lang w:val="id_ID" w:bidi="id_ID"/>
         </w:rPr>
       </w:r>
-      <w:hyperlink r:id="rId23">
+      <w:hyperlink r:id="rId41">
         <w:r>
           <w:rPr>
             <w:lang w:val="id_ID" w:bidi="id_ID"/>
@@ -1922,7 +3351,7 @@
           <w:lang w:val="id_ID" w:bidi="id_ID"/>
         </w:rPr>
       </w:r>
-      <w:hyperlink r:id="rId24">
+      <w:hyperlink r:id="rId42">
         <w:r>
           <w:rPr>
             <w:lang w:val="id_ID" w:bidi="id_ID"/>
@@ -1946,7 +3375,7 @@
           <w:lang w:val="id_ID" w:bidi="id_ID"/>
         </w:rPr>
       </w:r>
-      <w:hyperlink r:id="rId25">
+      <w:hyperlink r:id="rId43">
         <w:r>
           <w:rPr>
             <w:lang w:val="id_ID" w:bidi="id_ID"/>
@@ -1970,7 +3399,7 @@
           <w:lang w:val="id_ID" w:bidi="id_ID"/>
         </w:rPr>
       </w:r>
-      <w:hyperlink r:id="rId26">
+      <w:hyperlink r:id="rId44">
         <w:r>
           <w:rPr>
             <w:lang w:val="id_ID" w:bidi="id_ID"/>
@@ -2233,7 +3662,7 @@
           <w:lang w:val="id_ID" w:bidi="id_ID"/>
         </w:rPr>
       </w:r>
-      <w:hyperlink r:id="rId27">
+      <w:hyperlink r:id="rId45">
         <w:r>
           <w:rPr>
             <w:lang w:val="id_ID" w:bidi="id_ID"/>
@@ -2257,7 +3686,7 @@
           <w:lang w:val="id_ID" w:bidi="id_ID"/>
         </w:rPr>
       </w:r>
-      <w:hyperlink r:id="rId27">
+      <w:hyperlink r:id="rId45">
         <w:r>
           <w:rPr>
             <w:lang w:val="id_ID" w:bidi="id_ID"/>
@@ -2281,7 +3710,7 @@
           <w:lang w:val="id_ID" w:bidi="id_ID"/>
         </w:rPr>
       </w:r>
-      <w:hyperlink r:id="rId28">
+      <w:hyperlink r:id="rId46">
         <w:r>
           <w:rPr>
             <w:lang w:val="id_ID" w:bidi="id_ID"/>
@@ -2305,7 +3734,7 @@
           <w:lang w:val="id_ID" w:bidi="id_ID"/>
         </w:rPr>
       </w:r>
-      <w:hyperlink r:id="rId29">
+      <w:hyperlink r:id="rId47">
         <w:r>
           <w:rPr>
             <w:lang w:val="id_ID" w:bidi="id_ID"/>
@@ -2329,7 +3758,7 @@
           <w:lang w:val="id_ID" w:bidi="id_ID"/>
         </w:rPr>
       </w:r>
-      <w:hyperlink r:id="rId30">
+      <w:hyperlink r:id="rId48">
         <w:r>
           <w:rPr>
             <w:lang w:val="id_ID" w:bidi="id_ID"/>
@@ -2353,7 +3782,7 @@
           <w:lang w:val="id_ID" w:bidi="id_ID"/>
         </w:rPr>
       </w:r>
-      <w:hyperlink r:id="rId31">
+      <w:hyperlink r:id="rId49">
         <w:r>
           <w:rPr>
             <w:lang w:val="id_ID" w:bidi="id_ID"/>
@@ -2377,7 +3806,7 @@
           <w:lang w:val="id_ID" w:bidi="id_ID"/>
         </w:rPr>
       </w:r>
-      <w:hyperlink r:id="rId32">
+      <w:hyperlink r:id="rId50">
         <w:r>
           <w:rPr>
             <w:lang w:val="id_ID" w:bidi="id_ID"/>
@@ -2753,7 +4182,7 @@
           <w:lang w:val="id_ID" w:bidi="id_ID"/>
         </w:rPr>
       </w:r>
-      <w:hyperlink r:id="rId33">
+      <w:hyperlink r:id="rId51">
         <w:r>
           <w:rPr>
             <w:lang w:val="id_ID" w:bidi="id_ID"/>
@@ -2777,7 +4206,7 @@
           <w:lang w:val="id_ID" w:bidi="id_ID"/>
         </w:rPr>
       </w:r>
-      <w:hyperlink r:id="rId34">
+      <w:hyperlink r:id="rId52">
         <w:r>
           <w:rPr>
             <w:lang w:val="id_ID" w:bidi="id_ID"/>
@@ -2801,7 +4230,7 @@
           <w:lang w:val="id_ID" w:bidi="id_ID"/>
         </w:rPr>
       </w:r>
-      <w:hyperlink r:id="rId35">
+      <w:hyperlink r:id="rId53">
         <w:r>
           <w:rPr>
             <w:lang w:val="id_ID" w:bidi="id_ID"/>
@@ -2825,7 +4254,7 @@
           <w:lang w:val="id_ID" w:bidi="id_ID"/>
         </w:rPr>
       </w:r>
-      <w:hyperlink r:id="rId36">
+      <w:hyperlink r:id="rId54">
         <w:r>
           <w:rPr>
             <w:lang w:val="id_ID" w:bidi="id_ID"/>
@@ -2849,7 +4278,7 @@
           <w:lang w:val="id_ID" w:bidi="id_ID"/>
         </w:rPr>
       </w:r>
-      <w:hyperlink r:id="rId37">
+      <w:hyperlink r:id="rId55">
         <w:r>
           <w:rPr>
             <w:lang w:val="id_ID" w:bidi="id_ID"/>
@@ -2873,7 +4302,7 @@
           <w:lang w:val="id_ID" w:bidi="id_ID"/>
         </w:rPr>
       </w:r>
-      <w:hyperlink r:id="rId38">
+      <w:hyperlink r:id="rId56">
         <w:r>
           <w:rPr>
             <w:lang w:val="id_ID" w:bidi="id_ID"/>
@@ -2897,7 +4326,7 @@
           <w:lang w:val="id_ID" w:bidi="id_ID"/>
         </w:rPr>
       </w:r>
-      <w:hyperlink r:id="rId39">
+      <w:hyperlink r:id="rId57">
         <w:r>
           <w:rPr>
             <w:lang w:val="id_ID" w:bidi="id_ID"/>
@@ -2921,7 +4350,7 @@
           <w:lang w:val="id_ID" w:bidi="id_ID"/>
         </w:rPr>
       </w:r>
-      <w:hyperlink r:id="rId40">
+      <w:hyperlink r:id="rId58">
         <w:r>
           <w:rPr>
             <w:lang w:val="id_ID" w:bidi="id_ID"/>
@@ -2945,7 +4374,7 @@
           <w:lang w:val="id_ID" w:bidi="id_ID"/>
         </w:rPr>
       </w:r>
-      <w:hyperlink r:id="rId41">
+      <w:hyperlink r:id="rId59">
         <w:r>
           <w:rPr>
             <w:lang w:val="id_ID" w:bidi="id_ID"/>
@@ -2969,7 +4398,7 @@
           <w:lang w:val="id_ID" w:bidi="id_ID"/>
         </w:rPr>
       </w:r>
-      <w:hyperlink r:id="rId42">
+      <w:hyperlink r:id="rId60">
         <w:r>
           <w:rPr>
             <w:lang w:val="id_ID" w:bidi="id_ID"/>

--- a/ind/docx/016.content.docx
+++ b/ind/docx/016.content.docx
@@ -525,66 +525,48 @@
           <w:lang w:val="id_ID" w:bidi="id_ID"/>
         </w:rPr>
       </w:r>
-      <w:hyperlink r:id="rId13">
-        <w:r>
-          <w:rPr>
-            <w:lang w:val="id_ID" w:bidi="id_ID"/>
-          </w:rPr>
-          <w:rPr>
-            <w:color w:val="0000EE"/>
-            <w:u w:val="single"/>
-          </w:rPr>
-          <w:t>1 Tawarikh 8:38–40</w:t>
-        </w:r>
-      </w:hyperlink>
-    </w:p>
-    <w:p>
-      <w:pPr>
-        <w:pStyle w:val="ListBullet"/>
-        <w:spacing w:line="240" w:lineRule="auto"/>
-        <w:ind w:left="720"/>
-      </w:pPr>
-      <w:r>
-        <w:rPr>
-          <w:lang w:val="id_ID" w:bidi="id_ID"/>
-        </w:rPr>
-      </w:r>
-      <w:hyperlink r:id="rId14">
-        <w:r>
-          <w:rPr>
-            <w:lang w:val="id_ID" w:bidi="id_ID"/>
-          </w:rPr>
-          <w:rPr>
-            <w:color w:val="0000EE"/>
-            <w:u w:val="single"/>
-          </w:rPr>
-          <w:t>Ezra 8:8–11</w:t>
-        </w:r>
-      </w:hyperlink>
-    </w:p>
-    <w:p>
-      <w:pPr>
-        <w:pStyle w:val="ListBullet"/>
-        <w:spacing w:line="240" w:lineRule="auto"/>
-        <w:ind w:left="720"/>
-      </w:pPr>
-      <w:r>
-        <w:rPr>
-          <w:lang w:val="id_ID" w:bidi="id_ID"/>
-        </w:rPr>
-      </w:r>
-      <w:hyperlink r:id="rId15">
-        <w:r>
-          <w:rPr>
-            <w:lang w:val="id_ID" w:bidi="id_ID"/>
-          </w:rPr>
-          <w:rPr>
-            <w:color w:val="0000EE"/>
-            <w:u w:val="single"/>
-          </w:rPr>
-          <w:t>Obaja 1:2</w:t>
-        </w:r>
-      </w:hyperlink>
+      <w:r>
+        <w:rPr>
+          <w:lang w:val="id_ID" w:bidi="id_ID"/>
+        </w:rPr>
+        <w:t>1 Tawarikh 8:38–40</w:t>
+      </w:r>
+    </w:p>
+    <w:p>
+      <w:pPr>
+        <w:pStyle w:val="ListBullet"/>
+        <w:spacing w:line="240" w:lineRule="auto"/>
+        <w:ind w:left="720"/>
+      </w:pPr>
+      <w:r>
+        <w:rPr>
+          <w:lang w:val="id_ID" w:bidi="id_ID"/>
+        </w:rPr>
+      </w:r>
+      <w:r>
+        <w:rPr>
+          <w:lang w:val="id_ID" w:bidi="id_ID"/>
+        </w:rPr>
+        <w:t>Ezra 8:8–11</w:t>
+      </w:r>
+    </w:p>
+    <w:p>
+      <w:pPr>
+        <w:pStyle w:val="ListBullet"/>
+        <w:spacing w:line="240" w:lineRule="auto"/>
+        <w:ind w:left="720"/>
+      </w:pPr>
+      <w:r>
+        <w:rPr>
+          <w:lang w:val="id_ID" w:bidi="id_ID"/>
+        </w:rPr>
+      </w:r>
+      <w:r>
+        <w:rPr>
+          <w:lang w:val="id_ID" w:bidi="id_ID"/>
+        </w:rPr>
+        <w:t>Obaja 1:2</w:t>
+      </w:r>
     </w:p>
     <w:p>
       <w:pPr>
@@ -1351,66 +1333,48 @@
           <w:lang w:val="id_ID" w:bidi="id_ID"/>
         </w:rPr>
       </w:r>
-      <w:hyperlink r:id="rId16">
-        <w:r>
-          <w:rPr>
-            <w:lang w:val="id_ID" w:bidi="id_ID"/>
-          </w:rPr>
-          <w:rPr>
-            <w:color w:val="0000EE"/>
-            <w:u w:val="single"/>
-          </w:rPr>
-          <w:t>1 Tawarikh 27:32–34</w:t>
-        </w:r>
-      </w:hyperlink>
-    </w:p>
-    <w:p>
-      <w:pPr>
-        <w:pStyle w:val="ListBullet"/>
-        <w:spacing w:line="240" w:lineRule="auto"/>
-        <w:ind w:left="720"/>
-      </w:pPr>
-      <w:r>
-        <w:rPr>
-          <w:lang w:val="id_ID" w:bidi="id_ID"/>
-        </w:rPr>
-      </w:r>
-      <w:hyperlink r:id="rId17">
-        <w:r>
-          <w:rPr>
-            <w:lang w:val="id_ID" w:bidi="id_ID"/>
-          </w:rPr>
-          <w:rPr>
-            <w:color w:val="0000EE"/>
-            <w:u w:val="single"/>
-          </w:rPr>
-          <w:t>Daniel 2:1–2</w:t>
-        </w:r>
-      </w:hyperlink>
-    </w:p>
-    <w:p>
-      <w:pPr>
-        <w:pStyle w:val="ListBullet"/>
-        <w:spacing w:line="240" w:lineRule="auto"/>
-        <w:ind w:left="720"/>
-      </w:pPr>
-      <w:r>
-        <w:rPr>
-          <w:lang w:val="id_ID" w:bidi="id_ID"/>
-        </w:rPr>
-      </w:r>
-      <w:hyperlink r:id="rId18">
-        <w:r>
-          <w:rPr>
-            <w:lang w:val="id_ID" w:bidi="id_ID"/>
-          </w:rPr>
-          <w:rPr>
-            <w:color w:val="0000EE"/>
-            <w:u w:val="single"/>
-          </w:rPr>
-          <w:t>Daniel 2:10–11</w:t>
-        </w:r>
-      </w:hyperlink>
+      <w:r>
+        <w:rPr>
+          <w:lang w:val="id_ID" w:bidi="id_ID"/>
+        </w:rPr>
+        <w:t>1 Tawarikh 27:32–34</w:t>
+      </w:r>
+    </w:p>
+    <w:p>
+      <w:pPr>
+        <w:pStyle w:val="ListBullet"/>
+        <w:spacing w:line="240" w:lineRule="auto"/>
+        <w:ind w:left="720"/>
+      </w:pPr>
+      <w:r>
+        <w:rPr>
+          <w:lang w:val="id_ID" w:bidi="id_ID"/>
+        </w:rPr>
+      </w:r>
+      <w:r>
+        <w:rPr>
+          <w:lang w:val="id_ID" w:bidi="id_ID"/>
+        </w:rPr>
+        <w:t>Daniel 2:1–2</w:t>
+      </w:r>
+    </w:p>
+    <w:p>
+      <w:pPr>
+        <w:pStyle w:val="ListBullet"/>
+        <w:spacing w:line="240" w:lineRule="auto"/>
+        <w:ind w:left="720"/>
+      </w:pPr>
+      <w:r>
+        <w:rPr>
+          <w:lang w:val="id_ID" w:bidi="id_ID"/>
+        </w:rPr>
+      </w:r>
+      <w:r>
+        <w:rPr>
+          <w:lang w:val="id_ID" w:bidi="id_ID"/>
+        </w:rPr>
+        <w:t>Daniel 2:10–11</w:t>
+      </w:r>
     </w:p>
     <w:p>
       <w:pPr>
@@ -1667,162 +1631,120 @@
           <w:lang w:val="id_ID" w:bidi="id_ID"/>
         </w:rPr>
       </w:r>
-      <w:hyperlink r:id="rId19">
-        <w:r>
-          <w:rPr>
-            <w:lang w:val="id_ID" w:bidi="id_ID"/>
-          </w:rPr>
-          <w:rPr>
-            <w:color w:val="0000EE"/>
-            <w:u w:val="single"/>
-          </w:rPr>
-          <w:t>Pengkhotbah 1:17</w:t>
-        </w:r>
-      </w:hyperlink>
-    </w:p>
-    <w:p>
-      <w:pPr>
-        <w:pStyle w:val="ListBullet"/>
-        <w:spacing w:line="240" w:lineRule="auto"/>
-        <w:ind w:left="720"/>
-      </w:pPr>
-      <w:r>
-        <w:rPr>
-          <w:lang w:val="id_ID" w:bidi="id_ID"/>
-        </w:rPr>
-      </w:r>
-      <w:hyperlink r:id="rId20">
-        <w:r>
-          <w:rPr>
-            <w:lang w:val="id_ID" w:bidi="id_ID"/>
-          </w:rPr>
-          <w:rPr>
-            <w:color w:val="0000EE"/>
-            <w:u w:val="single"/>
-          </w:rPr>
-          <w:t>Efesus 5:15</w:t>
-        </w:r>
-      </w:hyperlink>
-    </w:p>
-    <w:p>
-      <w:pPr>
-        <w:pStyle w:val="ListBullet"/>
-        <w:spacing w:line="240" w:lineRule="auto"/>
-        <w:ind w:left="720"/>
-      </w:pPr>
-      <w:r>
-        <w:rPr>
-          <w:lang w:val="id_ID" w:bidi="id_ID"/>
-        </w:rPr>
-      </w:r>
-      <w:hyperlink r:id="rId21">
-        <w:r>
-          <w:rPr>
-            <w:lang w:val="id_ID" w:bidi="id_ID"/>
-          </w:rPr>
-          <w:rPr>
-            <w:color w:val="0000EE"/>
-            <w:u w:val="single"/>
-          </w:rPr>
-          <w:t>Galatia 3:3</w:t>
-        </w:r>
-      </w:hyperlink>
-    </w:p>
-    <w:p>
-      <w:pPr>
-        <w:pStyle w:val="ListBullet"/>
-        <w:spacing w:line="240" w:lineRule="auto"/>
-        <w:ind w:left="720"/>
-      </w:pPr>
-      <w:r>
-        <w:rPr>
-          <w:lang w:val="id_ID" w:bidi="id_ID"/>
-        </w:rPr>
-      </w:r>
-      <w:hyperlink r:id="rId22">
-        <w:r>
-          <w:rPr>
-            <w:lang w:val="id_ID" w:bidi="id_ID"/>
-          </w:rPr>
-          <w:rPr>
-            <w:color w:val="0000EE"/>
-            <w:u w:val="single"/>
-          </w:rPr>
-          <w:t>Kejadian 31:28</w:t>
-        </w:r>
-      </w:hyperlink>
-    </w:p>
-    <w:p>
-      <w:pPr>
-        <w:pStyle w:val="ListBullet"/>
-        <w:spacing w:line="240" w:lineRule="auto"/>
-        <w:ind w:left="720"/>
-      </w:pPr>
-      <w:r>
-        <w:rPr>
-          <w:lang w:val="id_ID" w:bidi="id_ID"/>
-        </w:rPr>
-      </w:r>
-      <w:hyperlink r:id="rId23">
-        <w:r>
-          <w:rPr>
-            <w:lang w:val="id_ID" w:bidi="id_ID"/>
-          </w:rPr>
-          <w:rPr>
-            <w:color w:val="0000EE"/>
-            <w:u w:val="single"/>
-          </w:rPr>
-          <w:t>Matius 7:26</w:t>
-        </w:r>
-      </w:hyperlink>
-    </w:p>
-    <w:p>
-      <w:pPr>
-        <w:pStyle w:val="ListBullet"/>
-        <w:spacing w:line="240" w:lineRule="auto"/>
-        <w:ind w:left="720"/>
-      </w:pPr>
-      <w:r>
-        <w:rPr>
-          <w:lang w:val="id_ID" w:bidi="id_ID"/>
-        </w:rPr>
-      </w:r>
-      <w:hyperlink r:id="rId24">
-        <w:r>
-          <w:rPr>
-            <w:lang w:val="id_ID" w:bidi="id_ID"/>
-          </w:rPr>
-          <w:rPr>
-            <w:color w:val="0000EE"/>
-            <w:u w:val="single"/>
-          </w:rPr>
-          <w:t>Matius 25:8</w:t>
-        </w:r>
-      </w:hyperlink>
-    </w:p>
-    <w:p>
-      <w:pPr>
-        <w:pStyle w:val="ListBullet"/>
-        <w:spacing w:line="240" w:lineRule="auto"/>
-        <w:ind w:left="720"/>
-      </w:pPr>
-      <w:r>
-        <w:rPr>
-          <w:lang w:val="id_ID" w:bidi="id_ID"/>
-        </w:rPr>
-      </w:r>
-      <w:hyperlink r:id="rId25">
-        <w:r>
-          <w:rPr>
-            <w:lang w:val="id_ID" w:bidi="id_ID"/>
-          </w:rPr>
-          <w:rPr>
-            <w:color w:val="0000EE"/>
-            <w:u w:val="single"/>
-          </w:rPr>
-          <w:t>Amsal 13:16</w:t>
-        </w:r>
-      </w:hyperlink>
+      <w:r>
+        <w:rPr>
+          <w:lang w:val="id_ID" w:bidi="id_ID"/>
+        </w:rPr>
+        <w:t>Pengkhotbah 1:17</w:t>
+      </w:r>
+    </w:p>
+    <w:p>
+      <w:pPr>
+        <w:pStyle w:val="ListBullet"/>
+        <w:spacing w:line="240" w:lineRule="auto"/>
+        <w:ind w:left="720"/>
+      </w:pPr>
+      <w:r>
+        <w:rPr>
+          <w:lang w:val="id_ID" w:bidi="id_ID"/>
+        </w:rPr>
+      </w:r>
+      <w:r>
+        <w:rPr>
+          <w:lang w:val="id_ID" w:bidi="id_ID"/>
+        </w:rPr>
+        <w:t>Efesus 5:15</w:t>
+      </w:r>
+    </w:p>
+    <w:p>
+      <w:pPr>
+        <w:pStyle w:val="ListBullet"/>
+        <w:spacing w:line="240" w:lineRule="auto"/>
+        <w:ind w:left="720"/>
+      </w:pPr>
+      <w:r>
+        <w:rPr>
+          <w:lang w:val="id_ID" w:bidi="id_ID"/>
+        </w:rPr>
+      </w:r>
+      <w:r>
+        <w:rPr>
+          <w:lang w:val="id_ID" w:bidi="id_ID"/>
+        </w:rPr>
+        <w:t>Galatia 3:3</w:t>
+      </w:r>
+    </w:p>
+    <w:p>
+      <w:pPr>
+        <w:pStyle w:val="ListBullet"/>
+        <w:spacing w:line="240" w:lineRule="auto"/>
+        <w:ind w:left="720"/>
+      </w:pPr>
+      <w:r>
+        <w:rPr>
+          <w:lang w:val="id_ID" w:bidi="id_ID"/>
+        </w:rPr>
+      </w:r>
+      <w:r>
+        <w:rPr>
+          <w:lang w:val="id_ID" w:bidi="id_ID"/>
+        </w:rPr>
+        <w:t>Kejadian 31:28</w:t>
+      </w:r>
+    </w:p>
+    <w:p>
+      <w:pPr>
+        <w:pStyle w:val="ListBullet"/>
+        <w:spacing w:line="240" w:lineRule="auto"/>
+        <w:ind w:left="720"/>
+      </w:pPr>
+      <w:r>
+        <w:rPr>
+          <w:lang w:val="id_ID" w:bidi="id_ID"/>
+        </w:rPr>
+      </w:r>
+      <w:r>
+        <w:rPr>
+          <w:lang w:val="id_ID" w:bidi="id_ID"/>
+        </w:rPr>
+        <w:t>Matius 7:26</w:t>
+      </w:r>
+    </w:p>
+    <w:p>
+      <w:pPr>
+        <w:pStyle w:val="ListBullet"/>
+        <w:spacing w:line="240" w:lineRule="auto"/>
+        <w:ind w:left="720"/>
+      </w:pPr>
+      <w:r>
+        <w:rPr>
+          <w:lang w:val="id_ID" w:bidi="id_ID"/>
+        </w:rPr>
+      </w:r>
+      <w:r>
+        <w:rPr>
+          <w:lang w:val="id_ID" w:bidi="id_ID"/>
+        </w:rPr>
+        <w:t>Matius 25:8</w:t>
+      </w:r>
+    </w:p>
+    <w:p>
+      <w:pPr>
+        <w:pStyle w:val="ListBullet"/>
+        <w:spacing w:line="240" w:lineRule="auto"/>
+        <w:ind w:left="720"/>
+      </w:pPr>
+      <w:r>
+        <w:rPr>
+          <w:lang w:val="id_ID" w:bidi="id_ID"/>
+        </w:rPr>
+      </w:r>
+      <w:r>
+        <w:rPr>
+          <w:lang w:val="id_ID" w:bidi="id_ID"/>
+        </w:rPr>
+        <w:t>Amsal 13:16</w:t>
+      </w:r>
     </w:p>
     <w:p>
       <w:pPr>
@@ -2040,114 +1962,84 @@
           <w:lang w:val="id_ID" w:bidi="id_ID"/>
         </w:rPr>
       </w:r>
-      <w:hyperlink r:id="rId26">
-        <w:r>
-          <w:rPr>
-            <w:lang w:val="id_ID" w:bidi="id_ID"/>
-          </w:rPr>
-          <w:rPr>
-            <w:color w:val="0000EE"/>
-            <w:u w:val="single"/>
-          </w:rPr>
-          <w:t>1 Raja-raja 9:20–21</w:t>
-        </w:r>
-      </w:hyperlink>
-    </w:p>
-    <w:p>
-      <w:pPr>
-        <w:pStyle w:val="ListBullet"/>
-        <w:spacing w:line="240" w:lineRule="auto"/>
-        <w:ind w:left="720"/>
-      </w:pPr>
-      <w:r>
-        <w:rPr>
-          <w:lang w:val="id_ID" w:bidi="id_ID"/>
-        </w:rPr>
-      </w:r>
-      <w:hyperlink r:id="rId27">
-        <w:r>
-          <w:rPr>
-            <w:lang w:val="id_ID" w:bidi="id_ID"/>
-          </w:rPr>
-          <w:rPr>
-            <w:color w:val="0000EE"/>
-            <w:u w:val="single"/>
-          </w:rPr>
-          <w:t>2 Tawarikh 8:7–8</w:t>
-        </w:r>
-      </w:hyperlink>
-    </w:p>
-    <w:p>
-      <w:pPr>
-        <w:pStyle w:val="ListBullet"/>
-        <w:spacing w:line="240" w:lineRule="auto"/>
-        <w:ind w:left="720"/>
-      </w:pPr>
-      <w:r>
-        <w:rPr>
-          <w:lang w:val="id_ID" w:bidi="id_ID"/>
-        </w:rPr>
-      </w:r>
-      <w:hyperlink r:id="rId28">
-        <w:r>
-          <w:rPr>
-            <w:lang w:val="id_ID" w:bidi="id_ID"/>
-          </w:rPr>
-          <w:rPr>
-            <w:color w:val="0000EE"/>
-            <w:u w:val="single"/>
-          </w:rPr>
-          <w:t>Keluaran 3:16–18</w:t>
-        </w:r>
-      </w:hyperlink>
-    </w:p>
-    <w:p>
-      <w:pPr>
-        <w:pStyle w:val="ListBullet"/>
-        <w:spacing w:line="240" w:lineRule="auto"/>
-        <w:ind w:left="720"/>
-      </w:pPr>
-      <w:r>
-        <w:rPr>
-          <w:lang w:val="id_ID" w:bidi="id_ID"/>
-        </w:rPr>
-      </w:r>
-      <w:hyperlink r:id="rId29">
-        <w:r>
-          <w:rPr>
-            <w:lang w:val="id_ID" w:bidi="id_ID"/>
-          </w:rPr>
-          <w:rPr>
-            <w:color w:val="0000EE"/>
-            <w:u w:val="single"/>
-          </w:rPr>
-          <w:t>Kejadian 13:7</w:t>
-        </w:r>
-      </w:hyperlink>
-    </w:p>
-    <w:p>
-      <w:pPr>
-        <w:pStyle w:val="ListBullet"/>
-        <w:spacing w:line="240" w:lineRule="auto"/>
-        <w:ind w:left="720"/>
-      </w:pPr>
-      <w:r>
-        <w:rPr>
-          <w:lang w:val="id_ID" w:bidi="id_ID"/>
-        </w:rPr>
-      </w:r>
-      <w:hyperlink r:id="rId30">
-        <w:r>
-          <w:rPr>
-            <w:lang w:val="id_ID" w:bidi="id_ID"/>
-          </w:rPr>
-          <w:rPr>
-            <w:color w:val="0000EE"/>
-            <w:u w:val="single"/>
-          </w:rPr>
-          <w:t>Yosua 3:9–11</w:t>
-        </w:r>
-      </w:hyperlink>
+      <w:r>
+        <w:rPr>
+          <w:lang w:val="id_ID" w:bidi="id_ID"/>
+        </w:rPr>
+        <w:t>1 Raja-raja 9:20–21</w:t>
+      </w:r>
+    </w:p>
+    <w:p>
+      <w:pPr>
+        <w:pStyle w:val="ListBullet"/>
+        <w:spacing w:line="240" w:lineRule="auto"/>
+        <w:ind w:left="720"/>
+      </w:pPr>
+      <w:r>
+        <w:rPr>
+          <w:lang w:val="id_ID" w:bidi="id_ID"/>
+        </w:rPr>
+      </w:r>
+      <w:r>
+        <w:rPr>
+          <w:lang w:val="id_ID" w:bidi="id_ID"/>
+        </w:rPr>
+        <w:t>2 Tawarikh 8:7–8</w:t>
+      </w:r>
+    </w:p>
+    <w:p>
+      <w:pPr>
+        <w:pStyle w:val="ListBullet"/>
+        <w:spacing w:line="240" w:lineRule="auto"/>
+        <w:ind w:left="720"/>
+      </w:pPr>
+      <w:r>
+        <w:rPr>
+          <w:lang w:val="id_ID" w:bidi="id_ID"/>
+        </w:rPr>
+      </w:r>
+      <w:r>
+        <w:rPr>
+          <w:lang w:val="id_ID" w:bidi="id_ID"/>
+        </w:rPr>
+        <w:t>Keluaran 3:16–18</w:t>
+      </w:r>
+    </w:p>
+    <w:p>
+      <w:pPr>
+        <w:pStyle w:val="ListBullet"/>
+        <w:spacing w:line="240" w:lineRule="auto"/>
+        <w:ind w:left="720"/>
+      </w:pPr>
+      <w:r>
+        <w:rPr>
+          <w:lang w:val="id_ID" w:bidi="id_ID"/>
+        </w:rPr>
+      </w:r>
+      <w:r>
+        <w:rPr>
+          <w:lang w:val="id_ID" w:bidi="id_ID"/>
+        </w:rPr>
+        <w:t>Kejadian 13:7</w:t>
+      </w:r>
+    </w:p>
+    <w:p>
+      <w:pPr>
+        <w:pStyle w:val="ListBullet"/>
+        <w:spacing w:line="240" w:lineRule="auto"/>
+        <w:ind w:left="720"/>
+      </w:pPr>
+      <w:r>
+        <w:rPr>
+          <w:lang w:val="id_ID" w:bidi="id_ID"/>
+        </w:rPr>
+      </w:r>
+      <w:r>
+        <w:rPr>
+          <w:lang w:val="id_ID" w:bidi="id_ID"/>
+        </w:rPr>
+        <w:t>Yosua 3:9–11</w:t>
+      </w:r>
     </w:p>
     <w:p>
       <w:pPr>
@@ -2610,114 +2502,84 @@
           <w:lang w:val="id_ID" w:bidi="id_ID"/>
         </w:rPr>
       </w:r>
-      <w:hyperlink r:id="rId31">
-        <w:r>
-          <w:rPr>
-            <w:lang w:val="id_ID" w:bidi="id_ID"/>
-          </w:rPr>
-          <w:rPr>
-            <w:color w:val="0000EE"/>
-            <w:u w:val="single"/>
-          </w:rPr>
-          <w:t>Daniel 2:27</w:t>
-        </w:r>
-      </w:hyperlink>
-    </w:p>
-    <w:p>
-      <w:pPr>
-        <w:pStyle w:val="ListBullet"/>
-        <w:spacing w:line="240" w:lineRule="auto"/>
-        <w:ind w:left="720"/>
-      </w:pPr>
-      <w:r>
-        <w:rPr>
-          <w:lang w:val="id_ID" w:bidi="id_ID"/>
-        </w:rPr>
-      </w:r>
-      <w:hyperlink r:id="rId32">
-        <w:r>
-          <w:rPr>
-            <w:lang w:val="id_ID" w:bidi="id_ID"/>
-          </w:rPr>
-          <w:rPr>
-            <w:color w:val="0000EE"/>
-            <w:u w:val="single"/>
-          </w:rPr>
-          <w:t>Daniel 5:7</w:t>
-        </w:r>
-      </w:hyperlink>
-    </w:p>
-    <w:p>
-      <w:pPr>
-        <w:pStyle w:val="ListBullet"/>
-        <w:spacing w:line="240" w:lineRule="auto"/>
-        <w:ind w:left="720"/>
-      </w:pPr>
-      <w:r>
-        <w:rPr>
-          <w:lang w:val="id_ID" w:bidi="id_ID"/>
-        </w:rPr>
-      </w:r>
-      <w:hyperlink r:id="rId33">
-        <w:r>
-          <w:rPr>
-            <w:lang w:val="id_ID" w:bidi="id_ID"/>
-          </w:rPr>
-          <w:rPr>
-            <w:color w:val="0000EE"/>
-            <w:u w:val="single"/>
-          </w:rPr>
-          <w:t>Matius 2:1</w:t>
-        </w:r>
-      </w:hyperlink>
-    </w:p>
-    <w:p>
-      <w:pPr>
-        <w:pStyle w:val="ListBullet"/>
-        <w:spacing w:line="240" w:lineRule="auto"/>
-        <w:ind w:left="720"/>
-      </w:pPr>
-      <w:r>
-        <w:rPr>
-          <w:lang w:val="id_ID" w:bidi="id_ID"/>
-        </w:rPr>
-      </w:r>
-      <w:hyperlink r:id="rId34">
-        <w:r>
-          <w:rPr>
-            <w:lang w:val="id_ID" w:bidi="id_ID"/>
-          </w:rPr>
-          <w:rPr>
-            <w:color w:val="0000EE"/>
-            <w:u w:val="single"/>
-          </w:rPr>
-          <w:t>Matius 2:7</w:t>
-        </w:r>
-      </w:hyperlink>
-    </w:p>
-    <w:p>
-      <w:pPr>
-        <w:pStyle w:val="ListBullet"/>
-        <w:spacing w:line="240" w:lineRule="auto"/>
-        <w:ind w:left="720"/>
-      </w:pPr>
-      <w:r>
-        <w:rPr>
-          <w:lang w:val="id_ID" w:bidi="id_ID"/>
-        </w:rPr>
-      </w:r>
-      <w:hyperlink r:id="rId35">
-        <w:r>
-          <w:rPr>
-            <w:lang w:val="id_ID" w:bidi="id_ID"/>
-          </w:rPr>
-          <w:rPr>
-            <w:color w:val="0000EE"/>
-            <w:u w:val="single"/>
-          </w:rPr>
-          <w:t>Matius 2:16</w:t>
-        </w:r>
-      </w:hyperlink>
+      <w:r>
+        <w:rPr>
+          <w:lang w:val="id_ID" w:bidi="id_ID"/>
+        </w:rPr>
+        <w:t>Daniel 2:27</w:t>
+      </w:r>
+    </w:p>
+    <w:p>
+      <w:pPr>
+        <w:pStyle w:val="ListBullet"/>
+        <w:spacing w:line="240" w:lineRule="auto"/>
+        <w:ind w:left="720"/>
+      </w:pPr>
+      <w:r>
+        <w:rPr>
+          <w:lang w:val="id_ID" w:bidi="id_ID"/>
+        </w:rPr>
+      </w:r>
+      <w:r>
+        <w:rPr>
+          <w:lang w:val="id_ID" w:bidi="id_ID"/>
+        </w:rPr>
+        <w:t>Daniel 5:7</w:t>
+      </w:r>
+    </w:p>
+    <w:p>
+      <w:pPr>
+        <w:pStyle w:val="ListBullet"/>
+        <w:spacing w:line="240" w:lineRule="auto"/>
+        <w:ind w:left="720"/>
+      </w:pPr>
+      <w:r>
+        <w:rPr>
+          <w:lang w:val="id_ID" w:bidi="id_ID"/>
+        </w:rPr>
+      </w:r>
+      <w:r>
+        <w:rPr>
+          <w:lang w:val="id_ID" w:bidi="id_ID"/>
+        </w:rPr>
+        <w:t>Matius 2:1</w:t>
+      </w:r>
+    </w:p>
+    <w:p>
+      <w:pPr>
+        <w:pStyle w:val="ListBullet"/>
+        <w:spacing w:line="240" w:lineRule="auto"/>
+        <w:ind w:left="720"/>
+      </w:pPr>
+      <w:r>
+        <w:rPr>
+          <w:lang w:val="id_ID" w:bidi="id_ID"/>
+        </w:rPr>
+      </w:r>
+      <w:r>
+        <w:rPr>
+          <w:lang w:val="id_ID" w:bidi="id_ID"/>
+        </w:rPr>
+        <w:t>Matius 2:7</w:t>
+      </w:r>
+    </w:p>
+    <w:p>
+      <w:pPr>
+        <w:pStyle w:val="ListBullet"/>
+        <w:spacing w:line="240" w:lineRule="auto"/>
+        <w:ind w:left="720"/>
+      </w:pPr>
+      <w:r>
+        <w:rPr>
+          <w:lang w:val="id_ID" w:bidi="id_ID"/>
+        </w:rPr>
+      </w:r>
+      <w:r>
+        <w:rPr>
+          <w:lang w:val="id_ID" w:bidi="id_ID"/>
+        </w:rPr>
+        <w:t>Matius 2:16</w:t>
+      </w:r>
     </w:p>
     <w:p>
       <w:pPr>
@@ -2999,114 +2861,84 @@
           <w:lang w:val="id_ID" w:bidi="id_ID"/>
         </w:rPr>
       </w:r>
-      <w:hyperlink r:id="rId36">
-        <w:r>
-          <w:rPr>
-            <w:lang w:val="id_ID" w:bidi="id_ID"/>
-          </w:rPr>
-          <w:rPr>
-            <w:color w:val="0000EE"/>
-            <w:u w:val="single"/>
-          </w:rPr>
-          <w:t>Kisah Para Rasul 4:3</w:t>
-        </w:r>
-      </w:hyperlink>
-    </w:p>
-    <w:p>
-      <w:pPr>
-        <w:pStyle w:val="ListBullet"/>
-        <w:spacing w:line="240" w:lineRule="auto"/>
-        <w:ind w:left="720"/>
-      </w:pPr>
-      <w:r>
-        <w:rPr>
-          <w:lang w:val="id_ID" w:bidi="id_ID"/>
-        </w:rPr>
-      </w:r>
-      <w:hyperlink r:id="rId37">
-        <w:r>
-          <w:rPr>
-            <w:lang w:val="id_ID" w:bidi="id_ID"/>
-          </w:rPr>
-          <w:rPr>
-            <w:color w:val="0000EE"/>
-            <w:u w:val="single"/>
-          </w:rPr>
-          <w:t>Kisah Para Rasul 5:17–18</w:t>
-        </w:r>
-      </w:hyperlink>
-    </w:p>
-    <w:p>
-      <w:pPr>
-        <w:pStyle w:val="ListBullet"/>
-        <w:spacing w:line="240" w:lineRule="auto"/>
-        <w:ind w:left="720"/>
-      </w:pPr>
-      <w:r>
-        <w:rPr>
-          <w:lang w:val="id_ID" w:bidi="id_ID"/>
-        </w:rPr>
-      </w:r>
-      <w:hyperlink r:id="rId38">
-        <w:r>
-          <w:rPr>
-            <w:lang w:val="id_ID" w:bidi="id_ID"/>
-          </w:rPr>
-          <w:rPr>
-            <w:color w:val="0000EE"/>
-            <w:u w:val="single"/>
-          </w:rPr>
-          <w:t>Lukas 20:27</w:t>
-        </w:r>
-      </w:hyperlink>
-    </w:p>
-    <w:p>
-      <w:pPr>
-        <w:pStyle w:val="ListBullet"/>
-        <w:spacing w:line="240" w:lineRule="auto"/>
-        <w:ind w:left="720"/>
-      </w:pPr>
-      <w:r>
-        <w:rPr>
-          <w:lang w:val="id_ID" w:bidi="id_ID"/>
-        </w:rPr>
-      </w:r>
-      <w:hyperlink r:id="rId39">
-        <w:r>
-          <w:rPr>
-            <w:lang w:val="id_ID" w:bidi="id_ID"/>
-          </w:rPr>
-          <w:rPr>
-            <w:color w:val="0000EE"/>
-            <w:u w:val="single"/>
-          </w:rPr>
-          <w:t>Matius 3:7</w:t>
-        </w:r>
-      </w:hyperlink>
-    </w:p>
-    <w:p>
-      <w:pPr>
-        <w:pStyle w:val="ListBullet"/>
-        <w:spacing w:line="240" w:lineRule="auto"/>
-        <w:ind w:left="720"/>
-      </w:pPr>
-      <w:r>
-        <w:rPr>
-          <w:lang w:val="id_ID" w:bidi="id_ID"/>
-        </w:rPr>
-      </w:r>
-      <w:hyperlink r:id="rId40">
-        <w:r>
-          <w:rPr>
-            <w:lang w:val="id_ID" w:bidi="id_ID"/>
-          </w:rPr>
-          <w:rPr>
-            <w:color w:val="0000EE"/>
-            <w:u w:val="single"/>
-          </w:rPr>
-          <w:t>Matius 16:1</w:t>
-        </w:r>
-      </w:hyperlink>
+      <w:r>
+        <w:rPr>
+          <w:lang w:val="id_ID" w:bidi="id_ID"/>
+        </w:rPr>
+        <w:t>Kisah Para Rasul 4:3</w:t>
+      </w:r>
+    </w:p>
+    <w:p>
+      <w:pPr>
+        <w:pStyle w:val="ListBullet"/>
+        <w:spacing w:line="240" w:lineRule="auto"/>
+        <w:ind w:left="720"/>
+      </w:pPr>
+      <w:r>
+        <w:rPr>
+          <w:lang w:val="id_ID" w:bidi="id_ID"/>
+        </w:rPr>
+      </w:r>
+      <w:r>
+        <w:rPr>
+          <w:lang w:val="id_ID" w:bidi="id_ID"/>
+        </w:rPr>
+        <w:t>Kisah Para Rasul 5:17–18</w:t>
+      </w:r>
+    </w:p>
+    <w:p>
+      <w:pPr>
+        <w:pStyle w:val="ListBullet"/>
+        <w:spacing w:line="240" w:lineRule="auto"/>
+        <w:ind w:left="720"/>
+      </w:pPr>
+      <w:r>
+        <w:rPr>
+          <w:lang w:val="id_ID" w:bidi="id_ID"/>
+        </w:rPr>
+      </w:r>
+      <w:r>
+        <w:rPr>
+          <w:lang w:val="id_ID" w:bidi="id_ID"/>
+        </w:rPr>
+        <w:t>Lukas 20:27</w:t>
+      </w:r>
+    </w:p>
+    <w:p>
+      <w:pPr>
+        <w:pStyle w:val="ListBullet"/>
+        <w:spacing w:line="240" w:lineRule="auto"/>
+        <w:ind w:left="720"/>
+      </w:pPr>
+      <w:r>
+        <w:rPr>
+          <w:lang w:val="id_ID" w:bidi="id_ID"/>
+        </w:rPr>
+      </w:r>
+      <w:r>
+        <w:rPr>
+          <w:lang w:val="id_ID" w:bidi="id_ID"/>
+        </w:rPr>
+        <w:t>Matius 3:7</w:t>
+      </w:r>
+    </w:p>
+    <w:p>
+      <w:pPr>
+        <w:pStyle w:val="ListBullet"/>
+        <w:spacing w:line="240" w:lineRule="auto"/>
+        <w:ind w:left="720"/>
+      </w:pPr>
+      <w:r>
+        <w:rPr>
+          <w:lang w:val="id_ID" w:bidi="id_ID"/>
+        </w:rPr>
+      </w:r>
+      <w:r>
+        <w:rPr>
+          <w:lang w:val="id_ID" w:bidi="id_ID"/>
+        </w:rPr>
+        <w:t>Matius 16:1</w:t>
+      </w:r>
     </w:p>
     <w:p>
       <w:pPr>
@@ -3327,90 +3159,66 @@
           <w:lang w:val="id_ID" w:bidi="id_ID"/>
         </w:rPr>
       </w:r>
-      <w:hyperlink r:id="rId41">
-        <w:r>
-          <w:rPr>
-            <w:lang w:val="id_ID" w:bidi="id_ID"/>
-          </w:rPr>
-          <w:rPr>
-            <w:color w:val="0000EE"/>
-            <w:u w:val="single"/>
-          </w:rPr>
-          <w:t>1 Timotius 5:10</w:t>
-        </w:r>
-      </w:hyperlink>
-    </w:p>
-    <w:p>
-      <w:pPr>
-        <w:pStyle w:val="ListBullet"/>
-        <w:spacing w:line="240" w:lineRule="auto"/>
-        <w:ind w:left="720"/>
-      </w:pPr>
-      <w:r>
-        <w:rPr>
-          <w:lang w:val="id_ID" w:bidi="id_ID"/>
-        </w:rPr>
-      </w:r>
-      <w:hyperlink r:id="rId42">
-        <w:r>
-          <w:rPr>
-            <w:lang w:val="id_ID" w:bidi="id_ID"/>
-          </w:rPr>
-          <w:rPr>
-            <w:color w:val="0000EE"/>
-            <w:u w:val="single"/>
-          </w:rPr>
-          <w:t>2 Korintus 9:12–15</w:t>
-        </w:r>
-      </w:hyperlink>
-    </w:p>
-    <w:p>
-      <w:pPr>
-        <w:pStyle w:val="ListBullet"/>
-        <w:spacing w:line="240" w:lineRule="auto"/>
-        <w:ind w:left="720"/>
-      </w:pPr>
-      <w:r>
-        <w:rPr>
-          <w:lang w:val="id_ID" w:bidi="id_ID"/>
-        </w:rPr>
-      </w:r>
-      <w:hyperlink r:id="rId43">
-        <w:r>
-          <w:rPr>
-            <w:lang w:val="id_ID" w:bidi="id_ID"/>
-          </w:rPr>
-          <w:rPr>
-            <w:color w:val="0000EE"/>
-            <w:u w:val="single"/>
-          </w:rPr>
-          <w:t>Wahyu 16:6</w:t>
-        </w:r>
-      </w:hyperlink>
-    </w:p>
-    <w:p>
-      <w:pPr>
-        <w:pStyle w:val="ListBullet"/>
-        <w:spacing w:line="240" w:lineRule="auto"/>
-        <w:ind w:left="720"/>
-      </w:pPr>
-      <w:r>
-        <w:rPr>
-          <w:lang w:val="id_ID" w:bidi="id_ID"/>
-        </w:rPr>
-      </w:r>
-      <w:hyperlink r:id="rId44">
-        <w:r>
-          <w:rPr>
-            <w:lang w:val="id_ID" w:bidi="id_ID"/>
-          </w:rPr>
-          <w:rPr>
-            <w:color w:val="0000EE"/>
-            <w:u w:val="single"/>
-          </w:rPr>
-          <w:t>Wahyu 20:9–10</w:t>
-        </w:r>
-      </w:hyperlink>
+      <w:r>
+        <w:rPr>
+          <w:lang w:val="id_ID" w:bidi="id_ID"/>
+        </w:rPr>
+        <w:t>1 Timotius 5:10</w:t>
+      </w:r>
+    </w:p>
+    <w:p>
+      <w:pPr>
+        <w:pStyle w:val="ListBullet"/>
+        <w:spacing w:line="240" w:lineRule="auto"/>
+        <w:ind w:left="720"/>
+      </w:pPr>
+      <w:r>
+        <w:rPr>
+          <w:lang w:val="id_ID" w:bidi="id_ID"/>
+        </w:rPr>
+      </w:r>
+      <w:r>
+        <w:rPr>
+          <w:lang w:val="id_ID" w:bidi="id_ID"/>
+        </w:rPr>
+        <w:t>2 Korintus 9:12–15</w:t>
+      </w:r>
+    </w:p>
+    <w:p>
+      <w:pPr>
+        <w:pStyle w:val="ListBullet"/>
+        <w:spacing w:line="240" w:lineRule="auto"/>
+        <w:ind w:left="720"/>
+      </w:pPr>
+      <w:r>
+        <w:rPr>
+          <w:lang w:val="id_ID" w:bidi="id_ID"/>
+        </w:rPr>
+      </w:r>
+      <w:r>
+        <w:rPr>
+          <w:lang w:val="id_ID" w:bidi="id_ID"/>
+        </w:rPr>
+        <w:t>Wahyu 16:6</w:t>
+      </w:r>
+    </w:p>
+    <w:p>
+      <w:pPr>
+        <w:pStyle w:val="ListBullet"/>
+        <w:spacing w:line="240" w:lineRule="auto"/>
+        <w:ind w:left="720"/>
+      </w:pPr>
+      <w:r>
+        <w:rPr>
+          <w:lang w:val="id_ID" w:bidi="id_ID"/>
+        </w:rPr>
+      </w:r>
+      <w:r>
+        <w:rPr>
+          <w:lang w:val="id_ID" w:bidi="id_ID"/>
+        </w:rPr>
+        <w:t>Wahyu 20:9–10</w:t>
+      </w:r>
     </w:p>
     <w:p>
       <w:pPr>
@@ -3662,162 +3470,120 @@
           <w:lang w:val="id_ID" w:bidi="id_ID"/>
         </w:rPr>
       </w:r>
-      <w:hyperlink r:id="rId45">
-        <w:r>
-          <w:rPr>
-            <w:lang w:val="id_ID" w:bidi="id_ID"/>
-          </w:rPr>
-          <w:rPr>
-            <w:color w:val="0000EE"/>
-            <w:u w:val="single"/>
-          </w:rPr>
-          <w:t>Kisah Para Rasul 9:13–16</w:t>
-        </w:r>
-      </w:hyperlink>
-    </w:p>
-    <w:p>
-      <w:pPr>
-        <w:pStyle w:val="ListBullet"/>
-        <w:spacing w:line="240" w:lineRule="auto"/>
-        <w:ind w:left="720"/>
-      </w:pPr>
-      <w:r>
-        <w:rPr>
-          <w:lang w:val="id_ID" w:bidi="id_ID"/>
-        </w:rPr>
-      </w:r>
-      <w:hyperlink r:id="rId45">
-        <w:r>
-          <w:rPr>
-            <w:lang w:val="id_ID" w:bidi="id_ID"/>
-          </w:rPr>
-          <w:rPr>
-            <w:color w:val="0000EE"/>
-            <w:u w:val="single"/>
-          </w:rPr>
-          <w:t>Kisah Para Rasul 14:5–7</w:t>
-        </w:r>
-      </w:hyperlink>
-    </w:p>
-    <w:p>
-      <w:pPr>
-        <w:pStyle w:val="ListBullet"/>
-        <w:spacing w:line="240" w:lineRule="auto"/>
-        <w:ind w:left="720"/>
-      </w:pPr>
-      <w:r>
-        <w:rPr>
-          <w:lang w:val="id_ID" w:bidi="id_ID"/>
-        </w:rPr>
-      </w:r>
-      <w:hyperlink r:id="rId46">
-        <w:r>
-          <w:rPr>
-            <w:lang w:val="id_ID" w:bidi="id_ID"/>
-          </w:rPr>
-          <w:rPr>
-            <w:color w:val="0000EE"/>
-            <w:u w:val="single"/>
-          </w:rPr>
-          <w:t>Galatia 2:16</w:t>
-        </w:r>
-      </w:hyperlink>
-    </w:p>
-    <w:p>
-      <w:pPr>
-        <w:pStyle w:val="ListBullet"/>
-        <w:spacing w:line="240" w:lineRule="auto"/>
-        <w:ind w:left="720"/>
-      </w:pPr>
-      <w:r>
-        <w:rPr>
-          <w:lang w:val="id_ID" w:bidi="id_ID"/>
-        </w:rPr>
-      </w:r>
-      <w:hyperlink r:id="rId47">
-        <w:r>
-          <w:rPr>
-            <w:lang w:val="id_ID" w:bidi="id_ID"/>
-          </w:rPr>
-          <w:rPr>
-            <w:color w:val="0000EE"/>
-            <w:u w:val="single"/>
-          </w:rPr>
-          <w:t>Lukas 2:32</w:t>
-        </w:r>
-      </w:hyperlink>
-    </w:p>
-    <w:p>
-      <w:pPr>
-        <w:pStyle w:val="ListBullet"/>
-        <w:spacing w:line="240" w:lineRule="auto"/>
-        <w:ind w:left="720"/>
-      </w:pPr>
-      <w:r>
-        <w:rPr>
-          <w:lang w:val="id_ID" w:bidi="id_ID"/>
-        </w:rPr>
-      </w:r>
-      <w:hyperlink r:id="rId48">
-        <w:r>
-          <w:rPr>
-            <w:lang w:val="id_ID" w:bidi="id_ID"/>
-          </w:rPr>
-          <w:rPr>
-            <w:color w:val="0000EE"/>
-            <w:u w:val="single"/>
-          </w:rPr>
-          <w:t>Matius 5:47</w:t>
-        </w:r>
-      </w:hyperlink>
-    </w:p>
-    <w:p>
-      <w:pPr>
-        <w:pStyle w:val="ListBullet"/>
-        <w:spacing w:line="240" w:lineRule="auto"/>
-        <w:ind w:left="720"/>
-      </w:pPr>
-      <w:r>
-        <w:rPr>
-          <w:lang w:val="id_ID" w:bidi="id_ID"/>
-        </w:rPr>
-      </w:r>
-      <w:hyperlink r:id="rId49">
-        <w:r>
-          <w:rPr>
-            <w:lang w:val="id_ID" w:bidi="id_ID"/>
-          </w:rPr>
-          <w:rPr>
-            <w:color w:val="0000EE"/>
-            <w:u w:val="single"/>
-          </w:rPr>
-          <w:t>Matius 6:5–7</w:t>
-        </w:r>
-      </w:hyperlink>
-    </w:p>
-    <w:p>
-      <w:pPr>
-        <w:pStyle w:val="ListBullet"/>
-        <w:spacing w:line="240" w:lineRule="auto"/>
-        <w:ind w:left="720"/>
-      </w:pPr>
-      <w:r>
-        <w:rPr>
-          <w:lang w:val="id_ID" w:bidi="id_ID"/>
-        </w:rPr>
-      </w:r>
-      <w:hyperlink r:id="rId50">
-        <w:r>
-          <w:rPr>
-            <w:lang w:val="id_ID" w:bidi="id_ID"/>
-          </w:rPr>
-          <w:rPr>
-            <w:color w:val="0000EE"/>
-            <w:u w:val="single"/>
-          </w:rPr>
-          <w:t>Roma 11:25</w:t>
-        </w:r>
-      </w:hyperlink>
+      <w:r>
+        <w:rPr>
+          <w:lang w:val="id_ID" w:bidi="id_ID"/>
+        </w:rPr>
+        <w:t>Kisah Para Rasul 9:13–16</w:t>
+      </w:r>
+    </w:p>
+    <w:p>
+      <w:pPr>
+        <w:pStyle w:val="ListBullet"/>
+        <w:spacing w:line="240" w:lineRule="auto"/>
+        <w:ind w:left="720"/>
+      </w:pPr>
+      <w:r>
+        <w:rPr>
+          <w:lang w:val="id_ID" w:bidi="id_ID"/>
+        </w:rPr>
+      </w:r>
+      <w:r>
+        <w:rPr>
+          <w:lang w:val="id_ID" w:bidi="id_ID"/>
+        </w:rPr>
+        <w:t>Kisah Para Rasul 14:5–7</w:t>
+      </w:r>
+    </w:p>
+    <w:p>
+      <w:pPr>
+        <w:pStyle w:val="ListBullet"/>
+        <w:spacing w:line="240" w:lineRule="auto"/>
+        <w:ind w:left="720"/>
+      </w:pPr>
+      <w:r>
+        <w:rPr>
+          <w:lang w:val="id_ID" w:bidi="id_ID"/>
+        </w:rPr>
+      </w:r>
+      <w:r>
+        <w:rPr>
+          <w:lang w:val="id_ID" w:bidi="id_ID"/>
+        </w:rPr>
+        <w:t>Galatia 2:16</w:t>
+      </w:r>
+    </w:p>
+    <w:p>
+      <w:pPr>
+        <w:pStyle w:val="ListBullet"/>
+        <w:spacing w:line="240" w:lineRule="auto"/>
+        <w:ind w:left="720"/>
+      </w:pPr>
+      <w:r>
+        <w:rPr>
+          <w:lang w:val="id_ID" w:bidi="id_ID"/>
+        </w:rPr>
+      </w:r>
+      <w:r>
+        <w:rPr>
+          <w:lang w:val="id_ID" w:bidi="id_ID"/>
+        </w:rPr>
+        <w:t>Lukas 2:32</w:t>
+      </w:r>
+    </w:p>
+    <w:p>
+      <w:pPr>
+        <w:pStyle w:val="ListBullet"/>
+        <w:spacing w:line="240" w:lineRule="auto"/>
+        <w:ind w:left="720"/>
+      </w:pPr>
+      <w:r>
+        <w:rPr>
+          <w:lang w:val="id_ID" w:bidi="id_ID"/>
+        </w:rPr>
+      </w:r>
+      <w:r>
+        <w:rPr>
+          <w:lang w:val="id_ID" w:bidi="id_ID"/>
+        </w:rPr>
+        <w:t>Matius 5:47</w:t>
+      </w:r>
+    </w:p>
+    <w:p>
+      <w:pPr>
+        <w:pStyle w:val="ListBullet"/>
+        <w:spacing w:line="240" w:lineRule="auto"/>
+        <w:ind w:left="720"/>
+      </w:pPr>
+      <w:r>
+        <w:rPr>
+          <w:lang w:val="id_ID" w:bidi="id_ID"/>
+        </w:rPr>
+      </w:r>
+      <w:r>
+        <w:rPr>
+          <w:lang w:val="id_ID" w:bidi="id_ID"/>
+        </w:rPr>
+        <w:t>Matius 6:5–7</w:t>
+      </w:r>
+    </w:p>
+    <w:p>
+      <w:pPr>
+        <w:pStyle w:val="ListBullet"/>
+        <w:spacing w:line="240" w:lineRule="auto"/>
+        <w:ind w:left="720"/>
+      </w:pPr>
+      <w:r>
+        <w:rPr>
+          <w:lang w:val="id_ID" w:bidi="id_ID"/>
+        </w:rPr>
+      </w:r>
+      <w:r>
+        <w:rPr>
+          <w:lang w:val="id_ID" w:bidi="id_ID"/>
+        </w:rPr>
+        <w:t>Roma 11:25</w:t>
+      </w:r>
     </w:p>
     <w:p>
       <w:pPr>
@@ -4182,234 +3948,174 @@
           <w:lang w:val="id_ID" w:bidi="id_ID"/>
         </w:rPr>
       </w:r>
-      <w:hyperlink r:id="rId51">
-        <w:r>
-          <w:rPr>
-            <w:lang w:val="id_ID" w:bidi="id_ID"/>
-          </w:rPr>
-          <w:rPr>
-            <w:color w:val="0000EE"/>
-            <w:u w:val="single"/>
-          </w:rPr>
-          <w:t>Kolose 2:10</w:t>
-        </w:r>
-      </w:hyperlink>
-    </w:p>
-    <w:p>
-      <w:pPr>
-        <w:pStyle w:val="ListBullet"/>
-        <w:spacing w:line="240" w:lineRule="auto"/>
-        <w:ind w:left="720"/>
-      </w:pPr>
-      <w:r>
-        <w:rPr>
-          <w:lang w:val="id_ID" w:bidi="id_ID"/>
-        </w:rPr>
-      </w:r>
-      <w:hyperlink r:id="rId52">
-        <w:r>
-          <w:rPr>
-            <w:lang w:val="id_ID" w:bidi="id_ID"/>
-          </w:rPr>
-          <w:rPr>
-            <w:color w:val="0000EE"/>
-            <w:u w:val="single"/>
-          </w:rPr>
-          <w:t>Ester 9:29</w:t>
-        </w:r>
-      </w:hyperlink>
-    </w:p>
-    <w:p>
-      <w:pPr>
-        <w:pStyle w:val="ListBullet"/>
-        <w:spacing w:line="240" w:lineRule="auto"/>
-        <w:ind w:left="720"/>
-      </w:pPr>
-      <w:r>
-        <w:rPr>
-          <w:lang w:val="id_ID" w:bidi="id_ID"/>
-        </w:rPr>
-      </w:r>
-      <w:hyperlink r:id="rId53">
-        <w:r>
-          <w:rPr>
-            <w:lang w:val="id_ID" w:bidi="id_ID"/>
-          </w:rPr>
-          <w:rPr>
-            <w:color w:val="0000EE"/>
-            <w:u w:val="single"/>
-          </w:rPr>
-          <w:t>Kejadian 41:35</w:t>
-        </w:r>
-      </w:hyperlink>
-    </w:p>
-    <w:p>
-      <w:pPr>
-        <w:pStyle w:val="ListBullet"/>
-        <w:spacing w:line="240" w:lineRule="auto"/>
-        <w:ind w:left="720"/>
-      </w:pPr>
-      <w:r>
-        <w:rPr>
-          <w:lang w:val="id_ID" w:bidi="id_ID"/>
-        </w:rPr>
-      </w:r>
-      <w:hyperlink r:id="rId54">
-        <w:r>
-          <w:rPr>
-            <w:lang w:val="id_ID" w:bidi="id_ID"/>
-          </w:rPr>
-          <w:rPr>
-            <w:color w:val="0000EE"/>
-            <w:u w:val="single"/>
-          </w:rPr>
-          <w:t>Yunus 3:6–7</w:t>
-        </w:r>
-      </w:hyperlink>
-    </w:p>
-    <w:p>
-      <w:pPr>
-        <w:pStyle w:val="ListBullet"/>
-        <w:spacing w:line="240" w:lineRule="auto"/>
-        <w:ind w:left="720"/>
-      </w:pPr>
-      <w:r>
-        <w:rPr>
-          <w:lang w:val="id_ID" w:bidi="id_ID"/>
-        </w:rPr>
-      </w:r>
-      <w:hyperlink r:id="rId55">
-        <w:r>
-          <w:rPr>
-            <w:lang w:val="id_ID" w:bidi="id_ID"/>
-          </w:rPr>
-          <w:rPr>
-            <w:color w:val="0000EE"/>
-            <w:u w:val="single"/>
-          </w:rPr>
-          <w:t>Lukas 12:5</w:t>
-        </w:r>
-      </w:hyperlink>
-    </w:p>
-    <w:p>
-      <w:pPr>
-        <w:pStyle w:val="ListBullet"/>
-        <w:spacing w:line="240" w:lineRule="auto"/>
-        <w:ind w:left="720"/>
-      </w:pPr>
-      <w:r>
-        <w:rPr>
-          <w:lang w:val="id_ID" w:bidi="id_ID"/>
-        </w:rPr>
-      </w:r>
-      <w:hyperlink r:id="rId56">
-        <w:r>
-          <w:rPr>
-            <w:lang w:val="id_ID" w:bidi="id_ID"/>
-          </w:rPr>
-          <w:rPr>
-            <w:color w:val="0000EE"/>
-            <w:u w:val="single"/>
-          </w:rPr>
-          <w:t>Lukas 20:1–2</w:t>
-        </w:r>
-      </w:hyperlink>
-    </w:p>
-    <w:p>
-      <w:pPr>
-        <w:pStyle w:val="ListBullet"/>
-        <w:spacing w:line="240" w:lineRule="auto"/>
-        <w:ind w:left="720"/>
-      </w:pPr>
-      <w:r>
-        <w:rPr>
-          <w:lang w:val="id_ID" w:bidi="id_ID"/>
-        </w:rPr>
-      </w:r>
-      <w:hyperlink r:id="rId57">
-        <w:r>
-          <w:rPr>
-            <w:lang w:val="id_ID" w:bidi="id_ID"/>
-          </w:rPr>
-          <w:rPr>
-            <w:color w:val="0000EE"/>
-            <w:u w:val="single"/>
-          </w:rPr>
-          <w:t>Markus 1:22</w:t>
-        </w:r>
-      </w:hyperlink>
-    </w:p>
-    <w:p>
-      <w:pPr>
-        <w:pStyle w:val="ListBullet"/>
-        <w:spacing w:line="240" w:lineRule="auto"/>
-        <w:ind w:left="720"/>
-      </w:pPr>
-      <w:r>
-        <w:rPr>
-          <w:lang w:val="id_ID" w:bidi="id_ID"/>
-        </w:rPr>
-      </w:r>
-      <w:hyperlink r:id="rId58">
-        <w:r>
-          <w:rPr>
-            <w:lang w:val="id_ID" w:bidi="id_ID"/>
-          </w:rPr>
-          <w:rPr>
-            <w:color w:val="0000EE"/>
-            <w:u w:val="single"/>
-          </w:rPr>
-          <w:t>Matius 8:9</w:t>
-        </w:r>
-      </w:hyperlink>
-    </w:p>
-    <w:p>
-      <w:pPr>
-        <w:pStyle w:val="ListBullet"/>
-        <w:spacing w:line="240" w:lineRule="auto"/>
-        <w:ind w:left="720"/>
-      </w:pPr>
-      <w:r>
-        <w:rPr>
-          <w:lang w:val="id_ID" w:bidi="id_ID"/>
-        </w:rPr>
-      </w:r>
-      <w:hyperlink r:id="rId59">
-        <w:r>
-          <w:rPr>
-            <w:lang w:val="id_ID" w:bidi="id_ID"/>
-          </w:rPr>
-          <w:rPr>
-            <w:color w:val="0000EE"/>
-            <w:u w:val="single"/>
-          </w:rPr>
-          <w:t>Matius 28:19</w:t>
-        </w:r>
-      </w:hyperlink>
-    </w:p>
-    <w:p>
-      <w:pPr>
-        <w:pStyle w:val="ListBullet"/>
-        <w:spacing w:line="240" w:lineRule="auto"/>
-        <w:ind w:left="720"/>
-      </w:pPr>
-      <w:r>
-        <w:rPr>
-          <w:lang w:val="id_ID" w:bidi="id_ID"/>
-        </w:rPr>
-      </w:r>
-      <w:hyperlink r:id="rId60">
-        <w:r>
-          <w:rPr>
-            <w:lang w:val="id_ID" w:bidi="id_ID"/>
-          </w:rPr>
-          <w:rPr>
-            <w:color w:val="0000EE"/>
-            <w:u w:val="single"/>
-          </w:rPr>
-          <w:t>Titus 3:1</w:t>
-        </w:r>
-      </w:hyperlink>
+      <w:r>
+        <w:rPr>
+          <w:lang w:val="id_ID" w:bidi="id_ID"/>
+        </w:rPr>
+        <w:t>Kolose 2:10</w:t>
+      </w:r>
+    </w:p>
+    <w:p>
+      <w:pPr>
+        <w:pStyle w:val="ListBullet"/>
+        <w:spacing w:line="240" w:lineRule="auto"/>
+        <w:ind w:left="720"/>
+      </w:pPr>
+      <w:r>
+        <w:rPr>
+          <w:lang w:val="id_ID" w:bidi="id_ID"/>
+        </w:rPr>
+      </w:r>
+      <w:r>
+        <w:rPr>
+          <w:lang w:val="id_ID" w:bidi="id_ID"/>
+        </w:rPr>
+        <w:t>Ester 9:29</w:t>
+      </w:r>
+    </w:p>
+    <w:p>
+      <w:pPr>
+        <w:pStyle w:val="ListBullet"/>
+        <w:spacing w:line="240" w:lineRule="auto"/>
+        <w:ind w:left="720"/>
+      </w:pPr>
+      <w:r>
+        <w:rPr>
+          <w:lang w:val="id_ID" w:bidi="id_ID"/>
+        </w:rPr>
+      </w:r>
+      <w:r>
+        <w:rPr>
+          <w:lang w:val="id_ID" w:bidi="id_ID"/>
+        </w:rPr>
+        <w:t>Kejadian 41:35</w:t>
+      </w:r>
+    </w:p>
+    <w:p>
+      <w:pPr>
+        <w:pStyle w:val="ListBullet"/>
+        <w:spacing w:line="240" w:lineRule="auto"/>
+        <w:ind w:left="720"/>
+      </w:pPr>
+      <w:r>
+        <w:rPr>
+          <w:lang w:val="id_ID" w:bidi="id_ID"/>
+        </w:rPr>
+      </w:r>
+      <w:r>
+        <w:rPr>
+          <w:lang w:val="id_ID" w:bidi="id_ID"/>
+        </w:rPr>
+        <w:t>Yunus 3:6–7</w:t>
+      </w:r>
+    </w:p>
+    <w:p>
+      <w:pPr>
+        <w:pStyle w:val="ListBullet"/>
+        <w:spacing w:line="240" w:lineRule="auto"/>
+        <w:ind w:left="720"/>
+      </w:pPr>
+      <w:r>
+        <w:rPr>
+          <w:lang w:val="id_ID" w:bidi="id_ID"/>
+        </w:rPr>
+      </w:r>
+      <w:r>
+        <w:rPr>
+          <w:lang w:val="id_ID" w:bidi="id_ID"/>
+        </w:rPr>
+        <w:t>Lukas 12:5</w:t>
+      </w:r>
+    </w:p>
+    <w:p>
+      <w:pPr>
+        <w:pStyle w:val="ListBullet"/>
+        <w:spacing w:line="240" w:lineRule="auto"/>
+        <w:ind w:left="720"/>
+      </w:pPr>
+      <w:r>
+        <w:rPr>
+          <w:lang w:val="id_ID" w:bidi="id_ID"/>
+        </w:rPr>
+      </w:r>
+      <w:r>
+        <w:rPr>
+          <w:lang w:val="id_ID" w:bidi="id_ID"/>
+        </w:rPr>
+        <w:t>Lukas 20:1–2</w:t>
+      </w:r>
+    </w:p>
+    <w:p>
+      <w:pPr>
+        <w:pStyle w:val="ListBullet"/>
+        <w:spacing w:line="240" w:lineRule="auto"/>
+        <w:ind w:left="720"/>
+      </w:pPr>
+      <w:r>
+        <w:rPr>
+          <w:lang w:val="id_ID" w:bidi="id_ID"/>
+        </w:rPr>
+      </w:r>
+      <w:r>
+        <w:rPr>
+          <w:lang w:val="id_ID" w:bidi="id_ID"/>
+        </w:rPr>
+        <w:t>Markus 1:22</w:t>
+      </w:r>
+    </w:p>
+    <w:p>
+      <w:pPr>
+        <w:pStyle w:val="ListBullet"/>
+        <w:spacing w:line="240" w:lineRule="auto"/>
+        <w:ind w:left="720"/>
+      </w:pPr>
+      <w:r>
+        <w:rPr>
+          <w:lang w:val="id_ID" w:bidi="id_ID"/>
+        </w:rPr>
+      </w:r>
+      <w:r>
+        <w:rPr>
+          <w:lang w:val="id_ID" w:bidi="id_ID"/>
+        </w:rPr>
+        <w:t>Matius 8:9</w:t>
+      </w:r>
+    </w:p>
+    <w:p>
+      <w:pPr>
+        <w:pStyle w:val="ListBullet"/>
+        <w:spacing w:line="240" w:lineRule="auto"/>
+        <w:ind w:left="720"/>
+      </w:pPr>
+      <w:r>
+        <w:rPr>
+          <w:lang w:val="id_ID" w:bidi="id_ID"/>
+        </w:rPr>
+      </w:r>
+      <w:r>
+        <w:rPr>
+          <w:lang w:val="id_ID" w:bidi="id_ID"/>
+        </w:rPr>
+        <w:t>Matius 28:19</w:t>
+      </w:r>
+    </w:p>
+    <w:p>
+      <w:pPr>
+        <w:pStyle w:val="ListBullet"/>
+        <w:spacing w:line="240" w:lineRule="auto"/>
+        <w:ind w:left="720"/>
+      </w:pPr>
+      <w:r>
+        <w:rPr>
+          <w:lang w:val="id_ID" w:bidi="id_ID"/>
+        </w:rPr>
+      </w:r>
+      <w:r>
+        <w:rPr>
+          <w:lang w:val="id_ID" w:bidi="id_ID"/>
+        </w:rPr>
+        <w:t>Titus 3:1</w:t>
+      </w:r>
     </w:p>
     <w:p>
       <w:pPr>

--- a/ind/docx/016.content.docx
+++ b/ind/docx/016.content.docx
@@ -2752,13 +2752,658 @@
         <w:rPr>
           <w:lang w:val="id_ID" w:bidi="id_ID"/>
         </w:rPr>
+        <w:t xml:space="preserve">(Lihat juga: imam kepala, </w:t>
+      </w:r>
+      <w:r>
+        <w:rPr>
+          <w:lang w:val="id_ID" w:bidi="id_ID"/>
+        </w:rPr>
+        <w:t>majelis</w:t>
+      </w:r>
+      <w:r>
+        <w:rPr>
+          <w:lang w:val="id_ID" w:bidi="id_ID"/>
+        </w:rPr>
+        <w:t xml:space="preserve">, </w:t>
+      </w:r>
+      <w:r>
+        <w:rPr>
+          <w:lang w:val="id_ID" w:bidi="id_ID"/>
+        </w:rPr>
+        <w:t>imam besar</w:t>
+      </w:r>
+      <w:r>
+        <w:rPr>
+          <w:lang w:val="id_ID" w:bidi="id_ID"/>
+        </w:rPr>
+        <w:t xml:space="preserve">, </w:t>
+      </w:r>
+      <w:r>
+        <w:rPr>
+          <w:lang w:val="id_ID" w:bidi="id_ID"/>
+        </w:rPr>
+        <w:t>munafik</w:t>
+      </w:r>
+      <w:r>
+        <w:rPr>
+          <w:lang w:val="id_ID" w:bidi="id_ID"/>
+        </w:rPr>
+        <w:t xml:space="preserve">, </w:t>
+      </w:r>
+      <w:r>
+        <w:rPr>
+          <w:lang w:val="id_ID" w:bidi="id_ID"/>
+        </w:rPr>
+        <w:t>pemimpin Yahudi</w:t>
+      </w:r>
+      <w:r>
+        <w:rPr>
+          <w:lang w:val="id_ID" w:bidi="id_ID"/>
+        </w:rPr>
+        <w:t xml:space="preserve">, </w:t>
+      </w:r>
+      <w:r>
+        <w:rPr>
+          <w:lang w:val="id_ID" w:bidi="id_ID"/>
+        </w:rPr>
+        <w:t>Farisi</w:t>
+      </w:r>
+      <w:r>
+        <w:rPr>
+          <w:lang w:val="id_ID" w:bidi="id_ID"/>
+        </w:rPr>
+        <w:t xml:space="preserve">, </w:t>
+      </w:r>
+      <w:r>
+        <w:rPr>
+          <w:lang w:val="id_ID" w:bidi="id_ID"/>
+        </w:rPr>
+        <w:t>imam</w:t>
+      </w:r>
+      <w:r>
+        <w:rPr>
+          <w:lang w:val="id_ID" w:bidi="id_ID"/>
+        </w:rPr>
+        <w:t>)</w:t>
+      </w:r>
+    </w:p>
+    <w:p>
+      <w:pPr>
+        <w:pStyle w:val="Heading3"/>
+      </w:pPr>
+      <w:r>
+        <w:rPr>
+          <w:lang w:val="id_ID" w:bidi="id_ID"/>
+        </w:rPr>
+        <w:t>Referensi Alkitab:</w:t>
+      </w:r>
+    </w:p>
+    <w:p>
+      <w:pPr>
+        <w:pStyle w:val="ListBullet"/>
+        <w:spacing w:line="240" w:lineRule="auto"/>
+        <w:ind w:left="720"/>
+      </w:pPr>
+      <w:r>
+        <w:rPr>
+          <w:lang w:val="id_ID" w:bidi="id_ID"/>
+        </w:rPr>
+      </w:r>
+      <w:r>
+        <w:rPr>
+          <w:lang w:val="id_ID" w:bidi="id_ID"/>
+        </w:rPr>
+        <w:t>Kisah Para Rasul 4:3</w:t>
+      </w:r>
+    </w:p>
+    <w:p>
+      <w:pPr>
+        <w:pStyle w:val="ListBullet"/>
+        <w:spacing w:line="240" w:lineRule="auto"/>
+        <w:ind w:left="720"/>
+      </w:pPr>
+      <w:r>
+        <w:rPr>
+          <w:lang w:val="id_ID" w:bidi="id_ID"/>
+        </w:rPr>
+      </w:r>
+      <w:r>
+        <w:rPr>
+          <w:lang w:val="id_ID" w:bidi="id_ID"/>
+        </w:rPr>
+        <w:t>Kisah Para Rasul 5:17–18</w:t>
+      </w:r>
+    </w:p>
+    <w:p>
+      <w:pPr>
+        <w:pStyle w:val="ListBullet"/>
+        <w:spacing w:line="240" w:lineRule="auto"/>
+        <w:ind w:left="720"/>
+      </w:pPr>
+      <w:r>
+        <w:rPr>
+          <w:lang w:val="id_ID" w:bidi="id_ID"/>
+        </w:rPr>
+      </w:r>
+      <w:r>
+        <w:rPr>
+          <w:lang w:val="id_ID" w:bidi="id_ID"/>
+        </w:rPr>
+        <w:t>Lukas 20:27</w:t>
+      </w:r>
+    </w:p>
+    <w:p>
+      <w:pPr>
+        <w:pStyle w:val="ListBullet"/>
+        <w:spacing w:line="240" w:lineRule="auto"/>
+        <w:ind w:left="720"/>
+      </w:pPr>
+      <w:r>
+        <w:rPr>
+          <w:lang w:val="id_ID" w:bidi="id_ID"/>
+        </w:rPr>
+      </w:r>
+      <w:r>
+        <w:rPr>
+          <w:lang w:val="id_ID" w:bidi="id_ID"/>
+        </w:rPr>
+        <w:t>Matius 3:7</w:t>
+      </w:r>
+    </w:p>
+    <w:p>
+      <w:pPr>
+        <w:pStyle w:val="ListBullet"/>
+        <w:spacing w:line="240" w:lineRule="auto"/>
+        <w:ind w:left="720"/>
+      </w:pPr>
+      <w:r>
+        <w:rPr>
+          <w:lang w:val="id_ID" w:bidi="id_ID"/>
+        </w:rPr>
+      </w:r>
+      <w:r>
+        <w:rPr>
+          <w:lang w:val="id_ID" w:bidi="id_ID"/>
+        </w:rPr>
+        <w:t>Matius 16:1</w:t>
+      </w:r>
+    </w:p>
+    <w:p>
+      <w:pPr>
+        <w:pStyle w:val="Heading3"/>
+      </w:pPr>
+      <w:r>
+        <w:rPr>
+          <w:lang w:val="id_ID" w:bidi="id_ID"/>
+        </w:rPr>
+        <w:t>Data Kata:</w:t>
+      </w:r>
+    </w:p>
+    <w:p>
+      <w:pPr>
+        <w:pStyle w:val="ListBullet"/>
+        <w:spacing w:line="240" w:lineRule="auto"/>
+        <w:ind w:left="720"/>
+      </w:pPr>
+      <w:r>
+        <w:rPr>
+          <w:lang w:val="id_ID" w:bidi="id_ID"/>
+        </w:rPr>
+      </w:r>
+      <w:r>
+        <w:rPr>
+          <w:lang w:val="id_ID" w:bidi="id_ID"/>
+        </w:rPr>
+        <w:t>Strong: G45230</w:t>
+      </w:r>
+      <w:r>
+        <w:rPr>
+          <w:lang w:val="id_ID" w:bidi="id_ID"/>
+        </w:rPr>
+      </w:r>
+      <w:r>
+        <w:rPr>
+          <w:lang w:val="id_ID" w:bidi="id_ID"/>
+        </w:rPr>
+      </w:r>
+    </w:p>
+    <w:p>
+      <w:pPr/>
+      <w:r>
+        <w:rPr>
+          <w:lang w:val="id_ID" w:bidi="id_ID"/>
+        </w:rPr>
+      </w:r>
+    </w:p>
+    <w:p>
+      <w:pPr>
+        <w:pStyle w:val="Heading2"/>
+      </w:pPr>
+      <w:r>
+        <w:rPr>
+          <w:lang w:val="id_ID" w:bidi="id_ID"/>
+        </w:rPr>
+        <w:t>Orang suci</w:t>
+      </w:r>
+      <w:r>
+        <w:rPr>
+          <w:lang w:val="id_ID" w:bidi="id_ID"/>
+        </w:rPr>
+      </w:r>
+    </w:p>
+    <w:p>
+      <w:pPr>
+        <w:pStyle w:val="Heading3"/>
+      </w:pPr>
+      <w:r>
+        <w:rPr>
+          <w:lang w:val="id_ID" w:bidi="id_ID"/>
+        </w:rPr>
+        <w:t>Definisi:</w:t>
+      </w:r>
+    </w:p>
+    <w:p>
+      <w:pPr/>
+      <w:r>
+        <w:rPr>
+          <w:lang w:val="id_ID" w:bidi="id_ID"/>
+        </w:rPr>
+      </w:r>
+      <w:r>
+        <w:rPr>
+          <w:lang w:val="id_ID" w:bidi="id_ID"/>
+        </w:rPr>
+        <w:t>Istilah "orang-orang yang suci" secara harfiah berarti "orang-orang kudus" dan mengacu pada orang-orang yang percaya kepada Yesus.</w:t>
+      </w:r>
+    </w:p>
+    <w:p>
+      <w:pPr>
+        <w:pStyle w:val="ListBullet"/>
+        <w:spacing w:line="240" w:lineRule="auto"/>
+        <w:ind w:left="720"/>
+      </w:pPr>
+      <w:r>
+        <w:rPr>
+          <w:lang w:val="id_ID" w:bidi="id_ID"/>
+        </w:rPr>
+      </w:r>
+      <w:r>
+        <w:rPr>
+          <w:lang w:val="id_ID" w:bidi="id_ID"/>
+        </w:rPr>
+        <w:t>Di kemudian hari dalam sejarah gereja, seseorang yang dikenal karena perbuatan baiknya diberi gelar "orang kudus", tetapi istilah ini tidak digunakan pada masa Perjanjian Baru.</w:t>
+      </w:r>
+    </w:p>
+    <w:p>
+      <w:pPr>
+        <w:pStyle w:val="ListBullet"/>
+        <w:spacing w:line="240" w:lineRule="auto"/>
+        <w:ind w:left="720"/>
+      </w:pPr>
+      <w:r>
+        <w:rPr>
+          <w:lang w:val="id_ID" w:bidi="id_ID"/>
+        </w:rPr>
+      </w:r>
+      <w:r>
+        <w:rPr>
+          <w:lang w:val="id_ID" w:bidi="id_ID"/>
+        </w:rPr>
+        <w:t>Orang-orang yang percaya kepada Yesus adalah orang-orang suci atau kudus, bukan karena apa yang telah mereka lakukan, melainkan karena iman mereka kepada karya penyelamatan Yesus Kristus. Dialah yang menjadikan mereka kudus.</w:t>
+      </w:r>
+    </w:p>
+    <w:p>
+      <w:pPr>
+        <w:pStyle w:val="Heading3"/>
+      </w:pPr>
+      <w:r>
+        <w:rPr>
+          <w:lang w:val="id_ID" w:bidi="id_ID"/>
+        </w:rPr>
+        <w:t>Saran Penerjemahan:</w:t>
+      </w:r>
+    </w:p>
+    <w:p>
+      <w:pPr>
+        <w:pStyle w:val="ListBullet"/>
+        <w:spacing w:line="240" w:lineRule="auto"/>
+        <w:ind w:left="720"/>
+      </w:pPr>
+      <w:r>
+        <w:rPr>
+          <w:lang w:val="id_ID" w:bidi="id_ID"/>
+        </w:rPr>
+      </w:r>
+      <w:r>
+        <w:rPr>
+          <w:lang w:val="id_ID" w:bidi="id_ID"/>
+        </w:rPr>
+        <w:t>Cara-cara untuk menerjemahkan "orang-orang suci" dapat mencakup "orang kudus" atau "orang-orang kudus" atau "orang-orang yang percaya kepada Yesus" atau "orang-orang yang dikhususkan".</w:t>
+      </w:r>
+    </w:p>
+    <w:p>
+      <w:pPr>
+        <w:pStyle w:val="ListBullet"/>
+        <w:spacing w:line="240" w:lineRule="auto"/>
+        <w:ind w:left="720"/>
+      </w:pPr>
+      <w:r>
+        <w:rPr>
+          <w:lang w:val="id_ID" w:bidi="id_ID"/>
+        </w:rPr>
+      </w:r>
+      <w:r>
+        <w:rPr>
+          <w:lang w:val="id_ID" w:bidi="id_ID"/>
+        </w:rPr>
+        <w:t>Berhati-hatilah untuk tidak menggunakan istilah yang merujuk kepada orang-orang yang hanya berasal dari satu kelompok Kristen.</w:t>
+      </w:r>
+    </w:p>
+    <w:p>
+      <w:pPr/>
+      <w:r>
+        <w:rPr>
+          <w:lang w:val="id_ID" w:bidi="id_ID"/>
+        </w:rPr>
+      </w:r>
+      <w:r>
+        <w:rPr>
+          <w:lang w:val="id_ID" w:bidi="id_ID"/>
+        </w:rPr>
         <w:t xml:space="preserve">(Lihat juga: </w:t>
       </w:r>
       <w:r>
         <w:rPr>
           <w:lang w:val="id_ID" w:bidi="id_ID"/>
         </w:rPr>
-        <w:t>imam kepala</w:t>
+        <w:t>holy</w:t>
+      </w:r>
+      <w:r>
+        <w:rPr>
+          <w:lang w:val="id_ID" w:bidi="id_ID"/>
+        </w:rPr>
+        <w:t>)</w:t>
+      </w:r>
+    </w:p>
+    <w:p>
+      <w:pPr>
+        <w:pStyle w:val="Heading3"/>
+      </w:pPr>
+      <w:r>
+        <w:rPr>
+          <w:lang w:val="id_ID" w:bidi="id_ID"/>
+        </w:rPr>
+        <w:t>Referensi Alkitab:</w:t>
+      </w:r>
+    </w:p>
+    <w:p>
+      <w:pPr>
+        <w:pStyle w:val="ListBullet"/>
+        <w:spacing w:line="240" w:lineRule="auto"/>
+        <w:ind w:left="720"/>
+      </w:pPr>
+      <w:r>
+        <w:rPr>
+          <w:lang w:val="id_ID" w:bidi="id_ID"/>
+        </w:rPr>
+      </w:r>
+      <w:r>
+        <w:rPr>
+          <w:lang w:val="id_ID" w:bidi="id_ID"/>
+        </w:rPr>
+        <w:t>1 Timotius 5:10</w:t>
+      </w:r>
+    </w:p>
+    <w:p>
+      <w:pPr>
+        <w:pStyle w:val="ListBullet"/>
+        <w:spacing w:line="240" w:lineRule="auto"/>
+        <w:ind w:left="720"/>
+      </w:pPr>
+      <w:r>
+        <w:rPr>
+          <w:lang w:val="id_ID" w:bidi="id_ID"/>
+        </w:rPr>
+      </w:r>
+      <w:r>
+        <w:rPr>
+          <w:lang w:val="id_ID" w:bidi="id_ID"/>
+        </w:rPr>
+        <w:t>2 Korintus 9:12–15</w:t>
+      </w:r>
+    </w:p>
+    <w:p>
+      <w:pPr>
+        <w:pStyle w:val="ListBullet"/>
+        <w:spacing w:line="240" w:lineRule="auto"/>
+        <w:ind w:left="720"/>
+      </w:pPr>
+      <w:r>
+        <w:rPr>
+          <w:lang w:val="id_ID" w:bidi="id_ID"/>
+        </w:rPr>
+      </w:r>
+      <w:r>
+        <w:rPr>
+          <w:lang w:val="id_ID" w:bidi="id_ID"/>
+        </w:rPr>
+        <w:t>Wahyu 16:6</w:t>
+      </w:r>
+    </w:p>
+    <w:p>
+      <w:pPr>
+        <w:pStyle w:val="ListBullet"/>
+        <w:spacing w:line="240" w:lineRule="auto"/>
+        <w:ind w:left="720"/>
+      </w:pPr>
+      <w:r>
+        <w:rPr>
+          <w:lang w:val="id_ID" w:bidi="id_ID"/>
+        </w:rPr>
+      </w:r>
+      <w:r>
+        <w:rPr>
+          <w:lang w:val="id_ID" w:bidi="id_ID"/>
+        </w:rPr>
+        <w:t>Wahyu 20:9–10</w:t>
+      </w:r>
+    </w:p>
+    <w:p>
+      <w:pPr>
+        <w:pStyle w:val="Heading3"/>
+      </w:pPr>
+      <w:r>
+        <w:rPr>
+          <w:lang w:val="id_ID" w:bidi="id_ID"/>
+        </w:rPr>
+        <w:t>Data Kata:</w:t>
+      </w:r>
+    </w:p>
+    <w:p>
+      <w:pPr>
+        <w:pStyle w:val="ListBullet"/>
+        <w:spacing w:line="240" w:lineRule="auto"/>
+        <w:ind w:left="720"/>
+      </w:pPr>
+      <w:r>
+        <w:rPr>
+          <w:lang w:val="id_ID" w:bidi="id_ID"/>
+        </w:rPr>
+      </w:r>
+      <w:r>
+        <w:rPr>
+          <w:lang w:val="id_ID" w:bidi="id_ID"/>
+        </w:rPr>
+        <w:t>Strong’s: H2623, H6918, H6922, G00400</w:t>
+      </w:r>
+      <w:r>
+        <w:rPr>
+          <w:lang w:val="id_ID" w:bidi="id_ID"/>
+        </w:rPr>
+      </w:r>
+      <w:r>
+        <w:rPr>
+          <w:lang w:val="id_ID" w:bidi="id_ID"/>
+        </w:rPr>
+      </w:r>
+    </w:p>
+    <w:p>
+      <w:pPr/>
+      <w:r>
+        <w:rPr>
+          <w:lang w:val="id_ID" w:bidi="id_ID"/>
+        </w:rPr>
+      </w:r>
+    </w:p>
+    <w:p>
+      <w:pPr>
+        <w:pStyle w:val="Heading2"/>
+      </w:pPr>
+      <w:r>
+        <w:rPr>
+          <w:lang w:val="id_ID" w:bidi="id_ID"/>
+        </w:rPr>
+        <w:t>Orang-orang bukan Yahudi</w:t>
+      </w:r>
+      <w:r>
+        <w:rPr>
+          <w:lang w:val="id_ID" w:bidi="id_ID"/>
+        </w:rPr>
+      </w:r>
+    </w:p>
+    <w:p>
+      <w:pPr>
+        <w:pStyle w:val="Heading3"/>
+      </w:pPr>
+      <w:r>
+        <w:rPr>
+          <w:lang w:val="id_ID" w:bidi="id_ID"/>
+        </w:rPr>
+        <w:t>Fakta-fakta:</w:t>
+      </w:r>
+    </w:p>
+    <w:p>
+      <w:pPr/>
+      <w:r>
+        <w:rPr>
+          <w:lang w:val="id_ID" w:bidi="id_ID"/>
+        </w:rPr>
+      </w:r>
+      <w:r>
+        <w:rPr>
+          <w:lang w:val="id_ID" w:bidi="id_ID"/>
+        </w:rPr>
+        <w:t>Istilah "orang-orang bukan Yahudi" mengacu pada siapa saja yang bukan orang Yahudi. Orang bukan Yahudi adalah orang yang bukan keturunan Yakub.</w:t>
+      </w:r>
+    </w:p>
+    <w:p>
+      <w:pPr>
+        <w:pStyle w:val="ListBullet"/>
+        <w:spacing w:line="240" w:lineRule="auto"/>
+        <w:ind w:left="720"/>
+      </w:pPr>
+      <w:r>
+        <w:rPr>
+          <w:lang w:val="id_ID" w:bidi="id_ID"/>
+        </w:rPr>
+      </w:r>
+      <w:r>
+        <w:rPr>
+          <w:lang w:val="id_ID" w:bidi="id_ID"/>
+        </w:rPr>
+        <w:t>Dalam Alkitab, istilah "orang yang tidak bersunat" juga digunakan secara kiasan untuk menyebut orang bukan Yahudi karena banyak di antara mereka yang tidak menyunat anak laki-lakinya seperti yang dilakukan oleh orang Israel.</w:t>
+      </w:r>
+    </w:p>
+    <w:p>
+      <w:pPr>
+        <w:pStyle w:val="ListBullet"/>
+        <w:spacing w:line="240" w:lineRule="auto"/>
+        <w:ind w:left="720"/>
+      </w:pPr>
+      <w:r>
+        <w:rPr>
+          <w:lang w:val="id_ID" w:bidi="id_ID"/>
+        </w:rPr>
+      </w:r>
+      <w:r>
+        <w:rPr>
+          <w:lang w:val="id_ID" w:bidi="id_ID"/>
+        </w:rPr>
+        <w:t>Karena Allah memilih orang Yahudi untuk menjadi umat-Nya yang istimewa, mereka menganggap orang bukan Yahudi sebagai orang luar yang tidak akan pernah bisa menjadi umat Allah.</w:t>
+      </w:r>
+    </w:p>
+    <w:p>
+      <w:pPr>
+        <w:pStyle w:val="ListBullet"/>
+        <w:spacing w:line="240" w:lineRule="auto"/>
+        <w:ind w:left="720"/>
+      </w:pPr>
+      <w:r>
+        <w:rPr>
+          <w:lang w:val="id_ID" w:bidi="id_ID"/>
+        </w:rPr>
+      </w:r>
+      <w:r>
+        <w:rPr>
+          <w:lang w:val="id_ID" w:bidi="id_ID"/>
+        </w:rPr>
+        <w:t>Orang-orang Yahudi juga disebut "orang Israel" atau "orang Ibrani" pada waktu-waktu yang berbeda dalam sejarah. Mereka menyebut orang lain sebagai "orang bukan Yahudi".</w:t>
+      </w:r>
+    </w:p>
+    <w:p>
+      <w:pPr>
+        <w:pStyle w:val="ListBullet"/>
+        <w:spacing w:line="240" w:lineRule="auto"/>
+        <w:ind w:left="720"/>
+      </w:pPr>
+      <w:r>
+        <w:rPr>
+          <w:lang w:val="id_ID" w:bidi="id_ID"/>
+        </w:rPr>
+      </w:r>
+      <w:r>
+        <w:rPr>
+          <w:lang w:val="id_ID" w:bidi="id_ID"/>
+        </w:rPr>
+        <w:t>Orang Fasik juga dapat diterjemahkan sebagai "bukan orang Yahudi" atau "non-Yahudi" atau "bukan orang Israel" (Perjanjian Lama) atau "non-Yahudi.".</w:t>
+      </w:r>
+    </w:p>
+    <w:p>
+      <w:pPr>
+        <w:pStyle w:val="ListBullet"/>
+        <w:spacing w:line="240" w:lineRule="auto"/>
+        <w:ind w:left="720"/>
+      </w:pPr>
+      <w:r>
+        <w:rPr>
+          <w:lang w:val="id_ID" w:bidi="id_ID"/>
+        </w:rPr>
+      </w:r>
+      <w:r>
+        <w:rPr>
+          <w:lang w:val="id_ID" w:bidi="id_ID"/>
+        </w:rPr>
+        <w:t>Secara tradisional, orang Yahudi tidak mau makan atau bergaul dengan orang bukan Yahudi, yang pada awalnya menimbulkan masalah di dalam gereja mula-mula.</w:t>
+      </w:r>
+    </w:p>
+    <w:p>
+      <w:pPr/>
+      <w:r>
+        <w:rPr>
+          <w:lang w:val="id_ID" w:bidi="id_ID"/>
+        </w:rPr>
+      </w:r>
+      <w:r>
+        <w:rPr>
+          <w:lang w:val="id_ID" w:bidi="id_ID"/>
+        </w:rPr>
+        <w:t xml:space="preserve">(Lihat juga: </w:t>
+      </w:r>
+      <w:r>
+        <w:rPr>
+          <w:lang w:val="id_ID" w:bidi="id_ID"/>
+        </w:rPr>
+        <w:t>Israel</w:t>
       </w:r>
       <w:r>
         <w:rPr>
@@ -2770,7 +3415,7 @@
         <w:rPr>
           <w:lang w:val="id_ID" w:bidi="id_ID"/>
         </w:rPr>
-        <w:t>majelis</w:t>
+        <w:t>Yakub</w:t>
       </w:r>
       <w:r>
         <w:rPr>
@@ -2782,7 +3427,449 @@
         <w:rPr>
           <w:lang w:val="id_ID" w:bidi="id_ID"/>
         </w:rPr>
-        <w:t>imam besar</w:t>
+        <w:t>Yahudi</w:t>
+      </w:r>
+      <w:r>
+        <w:rPr>
+          <w:lang w:val="id_ID" w:bidi="id_ID"/>
+        </w:rPr>
+        <w:t>)</w:t>
+      </w:r>
+    </w:p>
+    <w:p>
+      <w:pPr>
+        <w:pStyle w:val="Heading3"/>
+      </w:pPr>
+      <w:r>
+        <w:rPr>
+          <w:lang w:val="id_ID" w:bidi="id_ID"/>
+        </w:rPr>
+        <w:t>Referensi Alkitab:</w:t>
+      </w:r>
+    </w:p>
+    <w:p>
+      <w:pPr>
+        <w:pStyle w:val="ListBullet"/>
+        <w:spacing w:line="240" w:lineRule="auto"/>
+        <w:ind w:left="720"/>
+      </w:pPr>
+      <w:r>
+        <w:rPr>
+          <w:lang w:val="id_ID" w:bidi="id_ID"/>
+        </w:rPr>
+      </w:r>
+      <w:r>
+        <w:rPr>
+          <w:lang w:val="id_ID" w:bidi="id_ID"/>
+        </w:rPr>
+        <w:t>Kisah Para Rasul 9:13–16</w:t>
+      </w:r>
+    </w:p>
+    <w:p>
+      <w:pPr>
+        <w:pStyle w:val="ListBullet"/>
+        <w:spacing w:line="240" w:lineRule="auto"/>
+        <w:ind w:left="720"/>
+      </w:pPr>
+      <w:r>
+        <w:rPr>
+          <w:lang w:val="id_ID" w:bidi="id_ID"/>
+        </w:rPr>
+      </w:r>
+      <w:r>
+        <w:rPr>
+          <w:lang w:val="id_ID" w:bidi="id_ID"/>
+        </w:rPr>
+        <w:t>Kisah Para Rasul 14:5–7</w:t>
+      </w:r>
+    </w:p>
+    <w:p>
+      <w:pPr>
+        <w:pStyle w:val="ListBullet"/>
+        <w:spacing w:line="240" w:lineRule="auto"/>
+        <w:ind w:left="720"/>
+      </w:pPr>
+      <w:r>
+        <w:rPr>
+          <w:lang w:val="id_ID" w:bidi="id_ID"/>
+        </w:rPr>
+      </w:r>
+      <w:r>
+        <w:rPr>
+          <w:lang w:val="id_ID" w:bidi="id_ID"/>
+        </w:rPr>
+        <w:t>Galatia 2:16</w:t>
+      </w:r>
+    </w:p>
+    <w:p>
+      <w:pPr>
+        <w:pStyle w:val="ListBullet"/>
+        <w:spacing w:line="240" w:lineRule="auto"/>
+        <w:ind w:left="720"/>
+      </w:pPr>
+      <w:r>
+        <w:rPr>
+          <w:lang w:val="id_ID" w:bidi="id_ID"/>
+        </w:rPr>
+      </w:r>
+      <w:r>
+        <w:rPr>
+          <w:lang w:val="id_ID" w:bidi="id_ID"/>
+        </w:rPr>
+        <w:t>Lukas 2:32</w:t>
+      </w:r>
+    </w:p>
+    <w:p>
+      <w:pPr>
+        <w:pStyle w:val="ListBullet"/>
+        <w:spacing w:line="240" w:lineRule="auto"/>
+        <w:ind w:left="720"/>
+      </w:pPr>
+      <w:r>
+        <w:rPr>
+          <w:lang w:val="id_ID" w:bidi="id_ID"/>
+        </w:rPr>
+      </w:r>
+      <w:r>
+        <w:rPr>
+          <w:lang w:val="id_ID" w:bidi="id_ID"/>
+        </w:rPr>
+        <w:t>Matius 5:47</w:t>
+      </w:r>
+    </w:p>
+    <w:p>
+      <w:pPr>
+        <w:pStyle w:val="ListBullet"/>
+        <w:spacing w:line="240" w:lineRule="auto"/>
+        <w:ind w:left="720"/>
+      </w:pPr>
+      <w:r>
+        <w:rPr>
+          <w:lang w:val="id_ID" w:bidi="id_ID"/>
+        </w:rPr>
+      </w:r>
+      <w:r>
+        <w:rPr>
+          <w:lang w:val="id_ID" w:bidi="id_ID"/>
+        </w:rPr>
+        <w:t>Matius 6:5–7</w:t>
+      </w:r>
+    </w:p>
+    <w:p>
+      <w:pPr>
+        <w:pStyle w:val="ListBullet"/>
+        <w:spacing w:line="240" w:lineRule="auto"/>
+        <w:ind w:left="720"/>
+      </w:pPr>
+      <w:r>
+        <w:rPr>
+          <w:lang w:val="id_ID" w:bidi="id_ID"/>
+        </w:rPr>
+      </w:r>
+      <w:r>
+        <w:rPr>
+          <w:lang w:val="id_ID" w:bidi="id_ID"/>
+        </w:rPr>
+        <w:t>Roma 11:25</w:t>
+      </w:r>
+    </w:p>
+    <w:p>
+      <w:pPr>
+        <w:pStyle w:val="Heading3"/>
+      </w:pPr>
+      <w:r>
+        <w:rPr>
+          <w:lang w:val="id_ID" w:bidi="id_ID"/>
+        </w:rPr>
+        <w:t>Data Kata:</w:t>
+      </w:r>
+    </w:p>
+    <w:p>
+      <w:pPr>
+        <w:pStyle w:val="ListBullet"/>
+        <w:spacing w:line="240" w:lineRule="auto"/>
+        <w:ind w:left="720"/>
+      </w:pPr>
+      <w:r>
+        <w:rPr>
+          <w:lang w:val="id_ID" w:bidi="id_ID"/>
+        </w:rPr>
+      </w:r>
+      <w:r>
+        <w:rPr>
+          <w:lang w:val="id_ID" w:bidi="id_ID"/>
+        </w:rPr>
+        <w:t>Strong’s: H1471, G14820, G14840, G16720</w:t>
+      </w:r>
+      <w:r>
+        <w:rPr>
+          <w:lang w:val="id_ID" w:bidi="id_ID"/>
+        </w:rPr>
+      </w:r>
+      <w:r>
+        <w:rPr>
+          <w:lang w:val="id_ID" w:bidi="id_ID"/>
+        </w:rPr>
+      </w:r>
+    </w:p>
+    <w:p>
+      <w:pPr/>
+      <w:r>
+        <w:rPr>
+          <w:lang w:val="id_ID" w:bidi="id_ID"/>
+        </w:rPr>
+      </w:r>
+    </w:p>
+    <w:p>
+      <w:pPr>
+        <w:pStyle w:val="Heading2"/>
+      </w:pPr>
+      <w:r>
+        <w:rPr>
+          <w:lang w:val="id_ID" w:bidi="id_ID"/>
+        </w:rPr>
+        <w:t>Otoritas</w:t>
+      </w:r>
+      <w:r>
+        <w:rPr>
+          <w:lang w:val="id_ID" w:bidi="id_ID"/>
+        </w:rPr>
+      </w:r>
+    </w:p>
+    <w:p>
+      <w:pPr>
+        <w:pStyle w:val="Heading3"/>
+      </w:pPr>
+      <w:r>
+        <w:rPr>
+          <w:lang w:val="id_ID" w:bidi="id_ID"/>
+        </w:rPr>
+        <w:t>Definisi:</w:t>
+      </w:r>
+    </w:p>
+    <w:p>
+      <w:pPr/>
+      <w:r>
+        <w:rPr>
+          <w:lang w:val="id_ID" w:bidi="id_ID"/>
+        </w:rPr>
+      </w:r>
+      <w:r>
+        <w:rPr>
+          <w:lang w:val="id_ID" w:bidi="id_ID"/>
+        </w:rPr>
+        <w:t>Istilah "otoritas" biasanya merujuk pada posisi pengaruh, tanggung jawab, atau kekuasaan atas orang lain.</w:t>
+      </w:r>
+    </w:p>
+    <w:p>
+      <w:pPr>
+        <w:pStyle w:val="ListBullet"/>
+        <w:spacing w:line="240" w:lineRule="auto"/>
+        <w:ind w:left="720"/>
+      </w:pPr>
+      <w:r>
+        <w:rPr>
+          <w:lang w:val="id_ID" w:bidi="id_ID"/>
+        </w:rPr>
+      </w:r>
+      <w:r>
+        <w:rPr>
+          <w:lang w:val="id_ID" w:bidi="id_ID"/>
+        </w:rPr>
+        <w:t>Raja dan penguasa pemerintahan lainnya memiliki otoritas atas rakyat yang mereka pimpin.</w:t>
+      </w:r>
+    </w:p>
+    <w:p>
+      <w:pPr>
+        <w:pStyle w:val="ListBullet"/>
+        <w:spacing w:line="240" w:lineRule="auto"/>
+        <w:ind w:left="720"/>
+      </w:pPr>
+      <w:r>
+        <w:rPr>
+          <w:lang w:val="id_ID" w:bidi="id_ID"/>
+        </w:rPr>
+      </w:r>
+      <w:r>
+        <w:rPr>
+          <w:lang w:val="id_ID" w:bidi="id_ID"/>
+        </w:rPr>
+        <w:t>Kata "penguasa" dapat merujuk kepada orang, pemerintah, atau organisasi yang memiliki otoritas atas orang lain.</w:t>
+      </w:r>
+    </w:p>
+    <w:p>
+      <w:pPr>
+        <w:pStyle w:val="ListBullet"/>
+        <w:spacing w:line="240" w:lineRule="auto"/>
+        <w:ind w:left="720"/>
+      </w:pPr>
+      <w:r>
+        <w:rPr>
+          <w:lang w:val="id_ID" w:bidi="id_ID"/>
+        </w:rPr>
+      </w:r>
+      <w:r>
+        <w:rPr>
+          <w:lang w:val="id_ID" w:bidi="id_ID"/>
+        </w:rPr>
+        <w:t>Kata "penguasa" juga dapat merujuk kepada makhluk-makhluk roh yang memiliki kuasa atas orang-orang yang tidak menundukkan diri mereka kepada otoritas Allah.</w:t>
+      </w:r>
+    </w:p>
+    <w:p>
+      <w:pPr>
+        <w:pStyle w:val="ListBullet"/>
+        <w:spacing w:line="240" w:lineRule="auto"/>
+        <w:ind w:left="720"/>
+      </w:pPr>
+      <w:r>
+        <w:rPr>
+          <w:lang w:val="id_ID" w:bidi="id_ID"/>
+        </w:rPr>
+      </w:r>
+      <w:r>
+        <w:rPr>
+          <w:lang w:val="id_ID" w:bidi="id_ID"/>
+        </w:rPr>
+        <w:t>Tuan memiliki otoritas atas hamba atau budak mereka. Orang tua memiliki otoritas atas anak-anak mereka.</w:t>
+      </w:r>
+    </w:p>
+    <w:p>
+      <w:pPr>
+        <w:pStyle w:val="ListBullet"/>
+        <w:spacing w:line="240" w:lineRule="auto"/>
+        <w:ind w:left="720"/>
+      </w:pPr>
+      <w:r>
+        <w:rPr>
+          <w:lang w:val="id_ID" w:bidi="id_ID"/>
+        </w:rPr>
+      </w:r>
+      <w:r>
+        <w:rPr>
+          <w:lang w:val="id_ID" w:bidi="id_ID"/>
+        </w:rPr>
+        <w:t>Pemerintah memiliki otoritas atau hak untuk membuat hukum yang mengatur warga negaranya.</w:t>
+      </w:r>
+    </w:p>
+    <w:p>
+      <w:pPr>
+        <w:pStyle w:val="Heading3"/>
+      </w:pPr>
+      <w:r>
+        <w:rPr>
+          <w:lang w:val="id_ID" w:bidi="id_ID"/>
+        </w:rPr>
+        <w:t>Saran Penerjemahan:</w:t>
+      </w:r>
+    </w:p>
+    <w:p>
+      <w:pPr>
+        <w:pStyle w:val="ListBullet"/>
+        <w:spacing w:line="240" w:lineRule="auto"/>
+        <w:ind w:left="720"/>
+      </w:pPr>
+      <w:r>
+        <w:rPr>
+          <w:lang w:val="id_ID" w:bidi="id_ID"/>
+        </w:rPr>
+      </w:r>
+      <w:r>
+        <w:rPr>
+          <w:lang w:val="id_ID" w:bidi="id_ID"/>
+        </w:rPr>
+        <w:t>Istilah "otoritas" juga dapat diterjemahkan sebagai "kendali" atau "hak" atau "kualifikasi."</w:t>
+      </w:r>
+    </w:p>
+    <w:p>
+      <w:pPr>
+        <w:pStyle w:val="ListBullet"/>
+        <w:spacing w:line="240" w:lineRule="auto"/>
+        <w:ind w:left="720"/>
+      </w:pPr>
+      <w:r>
+        <w:rPr>
+          <w:lang w:val="id_ID" w:bidi="id_ID"/>
+        </w:rPr>
+      </w:r>
+      <w:r>
+        <w:rPr>
+          <w:lang w:val="id_ID" w:bidi="id_ID"/>
+        </w:rPr>
+        <w:t>Terkadang "otoritas" digunakan dengan arti "kekuasaan".</w:t>
+      </w:r>
+    </w:p>
+    <w:p>
+      <w:pPr>
+        <w:pStyle w:val="ListBullet"/>
+        <w:spacing w:line="240" w:lineRule="auto"/>
+        <w:ind w:left="720"/>
+      </w:pPr>
+      <w:r>
+        <w:rPr>
+          <w:lang w:val="id_ID" w:bidi="id_ID"/>
+        </w:rPr>
+      </w:r>
+      <w:r>
+        <w:rPr>
+          <w:lang w:val="id_ID" w:bidi="id_ID"/>
+        </w:rPr>
+        <w:t>Ketika "pihak otoritas" digunakan untuk merujuk pada orang atau organisasi yang memerintah orang, istilah ini juga dapat diterjemahkan sebagai "pemimpin" atau "penguasa" atau "kekuatan."</w:t>
+      </w:r>
+    </w:p>
+    <w:p>
+      <w:pPr>
+        <w:pStyle w:val="ListBullet"/>
+        <w:spacing w:line="240" w:lineRule="auto"/>
+        <w:ind w:left="720"/>
+      </w:pPr>
+      <w:r>
+        <w:rPr>
+          <w:lang w:val="id_ID" w:bidi="id_ID"/>
+        </w:rPr>
+      </w:r>
+      <w:r>
+        <w:rPr>
+          <w:lang w:val="id_ID" w:bidi="id_ID"/>
+        </w:rPr>
+        <w:t>Ungkapan "dengan otoritasnya sendiri" juga dapat diterjemahkan sebagai "dengan haknya sendiri untuk memimpin" atau "berdasarkan kualifikasinya sendiri."</w:t>
+      </w:r>
+    </w:p>
+    <w:p>
+      <w:pPr>
+        <w:pStyle w:val="ListBullet"/>
+        <w:spacing w:line="240" w:lineRule="auto"/>
+        <w:ind w:left="720"/>
+      </w:pPr>
+      <w:r>
+        <w:rPr>
+          <w:lang w:val="id_ID" w:bidi="id_ID"/>
+        </w:rPr>
+      </w:r>
+      <w:r>
+        <w:rPr>
+          <w:lang w:val="id_ID" w:bidi="id_ID"/>
+        </w:rPr>
+        <w:t>Ungkapan "di bawah otoritas" dapat diterjemahkan sebagai "bertanggung jawab untuk taat" atau "harus mematuhi perintah orang lain."</w:t>
+      </w:r>
+    </w:p>
+    <w:p>
+      <w:pPr/>
+      <w:r>
+        <w:rPr>
+          <w:lang w:val="id_ID" w:bidi="id_ID"/>
+        </w:rPr>
+      </w:r>
+      <w:r>
+        <w:rPr>
+          <w:lang w:val="id_ID" w:bidi="id_ID"/>
+        </w:rPr>
+        <w:t xml:space="preserve">(Lihat juga: </w:t>
+      </w:r>
+      <w:r>
+        <w:rPr>
+          <w:lang w:val="id_ID" w:bidi="id_ID"/>
+        </w:rPr>
+        <w:t>kekuasaan</w:t>
       </w:r>
       <w:r>
         <w:rPr>
@@ -2794,7 +3881,7 @@
         <w:rPr>
           <w:lang w:val="id_ID" w:bidi="id_ID"/>
         </w:rPr>
-        <w:t>munafik</w:t>
+        <w:t>raja</w:t>
       </w:r>
       <w:r>
         <w:rPr>
@@ -2806,1124 +3893,13 @@
         <w:rPr>
           <w:lang w:val="id_ID" w:bidi="id_ID"/>
         </w:rPr>
-        <w:t>pemimpin Yahudi</w:t>
-      </w:r>
-      <w:r>
-        <w:rPr>
-          <w:lang w:val="id_ID" w:bidi="id_ID"/>
-        </w:rPr>
-        <w:t xml:space="preserve">, </w:t>
-      </w:r>
-      <w:r>
-        <w:rPr>
-          <w:lang w:val="id_ID" w:bidi="id_ID"/>
-        </w:rPr>
-        <w:t>Farisi</w:t>
-      </w:r>
-      <w:r>
-        <w:rPr>
-          <w:lang w:val="id_ID" w:bidi="id_ID"/>
-        </w:rPr>
-        <w:t xml:space="preserve">, </w:t>
-      </w:r>
-      <w:r>
-        <w:rPr>
-          <w:lang w:val="id_ID" w:bidi="id_ID"/>
-        </w:rPr>
-        <w:t>imam</w:t>
-      </w:r>
-      <w:r>
-        <w:rPr>
-          <w:lang w:val="id_ID" w:bidi="id_ID"/>
-        </w:rPr>
-        <w:t>)</w:t>
-      </w:r>
-    </w:p>
-    <w:p>
-      <w:pPr>
-        <w:pStyle w:val="Heading3"/>
-      </w:pPr>
-      <w:r>
-        <w:rPr>
-          <w:lang w:val="id_ID" w:bidi="id_ID"/>
-        </w:rPr>
-        <w:t>Referensi Alkitab:</w:t>
-      </w:r>
-    </w:p>
-    <w:p>
-      <w:pPr>
-        <w:pStyle w:val="ListBullet"/>
-        <w:spacing w:line="240" w:lineRule="auto"/>
-        <w:ind w:left="720"/>
-      </w:pPr>
-      <w:r>
-        <w:rPr>
-          <w:lang w:val="id_ID" w:bidi="id_ID"/>
-        </w:rPr>
-      </w:r>
-      <w:r>
-        <w:rPr>
-          <w:lang w:val="id_ID" w:bidi="id_ID"/>
-        </w:rPr>
-        <w:t>Kisah Para Rasul 4:3</w:t>
-      </w:r>
-    </w:p>
-    <w:p>
-      <w:pPr>
-        <w:pStyle w:val="ListBullet"/>
-        <w:spacing w:line="240" w:lineRule="auto"/>
-        <w:ind w:left="720"/>
-      </w:pPr>
-      <w:r>
-        <w:rPr>
-          <w:lang w:val="id_ID" w:bidi="id_ID"/>
-        </w:rPr>
-      </w:r>
-      <w:r>
-        <w:rPr>
-          <w:lang w:val="id_ID" w:bidi="id_ID"/>
-        </w:rPr>
-        <w:t>Kisah Para Rasul 5:17–18</w:t>
-      </w:r>
-    </w:p>
-    <w:p>
-      <w:pPr>
-        <w:pStyle w:val="ListBullet"/>
-        <w:spacing w:line="240" w:lineRule="auto"/>
-        <w:ind w:left="720"/>
-      </w:pPr>
-      <w:r>
-        <w:rPr>
-          <w:lang w:val="id_ID" w:bidi="id_ID"/>
-        </w:rPr>
-      </w:r>
-      <w:r>
-        <w:rPr>
-          <w:lang w:val="id_ID" w:bidi="id_ID"/>
-        </w:rPr>
-        <w:t>Lukas 20:27</w:t>
-      </w:r>
-    </w:p>
-    <w:p>
-      <w:pPr>
-        <w:pStyle w:val="ListBullet"/>
-        <w:spacing w:line="240" w:lineRule="auto"/>
-        <w:ind w:left="720"/>
-      </w:pPr>
-      <w:r>
-        <w:rPr>
-          <w:lang w:val="id_ID" w:bidi="id_ID"/>
-        </w:rPr>
-      </w:r>
-      <w:r>
-        <w:rPr>
-          <w:lang w:val="id_ID" w:bidi="id_ID"/>
-        </w:rPr>
-        <w:t>Matius 3:7</w:t>
-      </w:r>
-    </w:p>
-    <w:p>
-      <w:pPr>
-        <w:pStyle w:val="ListBullet"/>
-        <w:spacing w:line="240" w:lineRule="auto"/>
-        <w:ind w:left="720"/>
-      </w:pPr>
-      <w:r>
-        <w:rPr>
-          <w:lang w:val="id_ID" w:bidi="id_ID"/>
-        </w:rPr>
-      </w:r>
-      <w:r>
-        <w:rPr>
-          <w:lang w:val="id_ID" w:bidi="id_ID"/>
-        </w:rPr>
-        <w:t>Matius 16:1</w:t>
-      </w:r>
-    </w:p>
-    <w:p>
-      <w:pPr>
-        <w:pStyle w:val="Heading3"/>
-      </w:pPr>
-      <w:r>
-        <w:rPr>
-          <w:lang w:val="id_ID" w:bidi="id_ID"/>
-        </w:rPr>
-        <w:t>Data Kata:</w:t>
-      </w:r>
-    </w:p>
-    <w:p>
-      <w:pPr>
-        <w:pStyle w:val="ListBullet"/>
-        <w:spacing w:line="240" w:lineRule="auto"/>
-        <w:ind w:left="720"/>
-      </w:pPr>
-      <w:r>
-        <w:rPr>
-          <w:lang w:val="id_ID" w:bidi="id_ID"/>
-        </w:rPr>
-      </w:r>
-      <w:r>
-        <w:rPr>
-          <w:lang w:val="id_ID" w:bidi="id_ID"/>
-        </w:rPr>
-        <w:t>Strong: G45230</w:t>
-      </w:r>
-      <w:r>
-        <w:rPr>
-          <w:lang w:val="id_ID" w:bidi="id_ID"/>
-        </w:rPr>
-      </w:r>
-      <w:r>
-        <w:rPr>
-          <w:lang w:val="id_ID" w:bidi="id_ID"/>
-        </w:rPr>
-      </w:r>
-    </w:p>
-    <w:p>
-      <w:pPr/>
-      <w:r>
-        <w:rPr>
-          <w:lang w:val="id_ID" w:bidi="id_ID"/>
-        </w:rPr>
-      </w:r>
-    </w:p>
-    <w:p>
-      <w:pPr>
-        <w:pStyle w:val="Heading2"/>
-      </w:pPr>
-      <w:r>
-        <w:rPr>
-          <w:lang w:val="id_ID" w:bidi="id_ID"/>
-        </w:rPr>
-        <w:t>Orang suci</w:t>
-      </w:r>
-      <w:r>
-        <w:rPr>
-          <w:lang w:val="id_ID" w:bidi="id_ID"/>
-        </w:rPr>
-      </w:r>
-    </w:p>
-    <w:p>
-      <w:pPr>
-        <w:pStyle w:val="Heading3"/>
-      </w:pPr>
-      <w:r>
-        <w:rPr>
-          <w:lang w:val="id_ID" w:bidi="id_ID"/>
-        </w:rPr>
-        <w:t>Definisi:</w:t>
-      </w:r>
-    </w:p>
-    <w:p>
-      <w:pPr/>
-      <w:r>
-        <w:rPr>
-          <w:lang w:val="id_ID" w:bidi="id_ID"/>
-        </w:rPr>
-      </w:r>
-      <w:r>
-        <w:rPr>
-          <w:lang w:val="id_ID" w:bidi="id_ID"/>
-        </w:rPr>
-        <w:t>Istilah "orang-orang yang suci" secara harfiah berarti "orang-orang kudus" dan mengacu pada orang-orang yang percaya kepada Yesus.</w:t>
-      </w:r>
-    </w:p>
-    <w:p>
-      <w:pPr>
-        <w:pStyle w:val="ListBullet"/>
-        <w:spacing w:line="240" w:lineRule="auto"/>
-        <w:ind w:left="720"/>
-      </w:pPr>
-      <w:r>
-        <w:rPr>
-          <w:lang w:val="id_ID" w:bidi="id_ID"/>
-        </w:rPr>
-      </w:r>
-      <w:r>
-        <w:rPr>
-          <w:lang w:val="id_ID" w:bidi="id_ID"/>
-        </w:rPr>
-        <w:t>Di kemudian hari dalam sejarah gereja, seseorang yang dikenal karena perbuatan baiknya diberi gelar "orang kudus", tetapi istilah ini tidak digunakan pada masa Perjanjian Baru.</w:t>
-      </w:r>
-    </w:p>
-    <w:p>
-      <w:pPr>
-        <w:pStyle w:val="ListBullet"/>
-        <w:spacing w:line="240" w:lineRule="auto"/>
-        <w:ind w:left="720"/>
-      </w:pPr>
-      <w:r>
-        <w:rPr>
-          <w:lang w:val="id_ID" w:bidi="id_ID"/>
-        </w:rPr>
-      </w:r>
-      <w:r>
-        <w:rPr>
-          <w:lang w:val="id_ID" w:bidi="id_ID"/>
-        </w:rPr>
-        <w:t>Orang-orang yang percaya kepada Yesus adalah orang-orang suci atau kudus, bukan karena apa yang telah mereka lakukan, melainkan karena iman mereka kepada karya penyelamatan Yesus Kristus. Dialah yang menjadikan mereka kudus.</w:t>
-      </w:r>
-    </w:p>
-    <w:p>
-      <w:pPr>
-        <w:pStyle w:val="Heading3"/>
-      </w:pPr>
-      <w:r>
-        <w:rPr>
-          <w:lang w:val="id_ID" w:bidi="id_ID"/>
-        </w:rPr>
-        <w:t>Saran Penerjemahan:</w:t>
-      </w:r>
-    </w:p>
-    <w:p>
-      <w:pPr>
-        <w:pStyle w:val="ListBullet"/>
-        <w:spacing w:line="240" w:lineRule="auto"/>
-        <w:ind w:left="720"/>
-      </w:pPr>
-      <w:r>
-        <w:rPr>
-          <w:lang w:val="id_ID" w:bidi="id_ID"/>
-        </w:rPr>
-      </w:r>
-      <w:r>
-        <w:rPr>
-          <w:lang w:val="id_ID" w:bidi="id_ID"/>
-        </w:rPr>
-        <w:t>Cara-cara untuk menerjemahkan "orang-orang suci" dapat mencakup "orang kudus" atau "orang-orang kudus" atau "orang-orang yang percaya kepada Yesus" atau "orang-orang yang dikhususkan".</w:t>
-      </w:r>
-    </w:p>
-    <w:p>
-      <w:pPr>
-        <w:pStyle w:val="ListBullet"/>
-        <w:spacing w:line="240" w:lineRule="auto"/>
-        <w:ind w:left="720"/>
-      </w:pPr>
-      <w:r>
-        <w:rPr>
-          <w:lang w:val="id_ID" w:bidi="id_ID"/>
-        </w:rPr>
-      </w:r>
-      <w:r>
-        <w:rPr>
-          <w:lang w:val="id_ID" w:bidi="id_ID"/>
-        </w:rPr>
-        <w:t>Berhati-hatilah untuk tidak menggunakan istilah yang merujuk kepada orang-orang yang hanya berasal dari satu kelompok Kristen.</w:t>
-      </w:r>
-    </w:p>
-    <w:p>
-      <w:pPr/>
-      <w:r>
-        <w:rPr>
-          <w:lang w:val="id_ID" w:bidi="id_ID"/>
-        </w:rPr>
-      </w:r>
-      <w:r>
-        <w:rPr>
-          <w:lang w:val="id_ID" w:bidi="id_ID"/>
-        </w:rPr>
-        <w:t xml:space="preserve">(Lihat juga: </w:t>
-      </w:r>
-      <w:r>
-        <w:rPr>
-          <w:lang w:val="id_ID" w:bidi="id_ID"/>
-        </w:rPr>
-        <w:t>holy</w:t>
-      </w:r>
-      <w:r>
-        <w:rPr>
-          <w:lang w:val="id_ID" w:bidi="id_ID"/>
-        </w:rPr>
-        <w:t>)</w:t>
-      </w:r>
-    </w:p>
-    <w:p>
-      <w:pPr>
-        <w:pStyle w:val="Heading3"/>
-      </w:pPr>
-      <w:r>
-        <w:rPr>
-          <w:lang w:val="id_ID" w:bidi="id_ID"/>
-        </w:rPr>
-        <w:t>Referensi Alkitab:</w:t>
-      </w:r>
-    </w:p>
-    <w:p>
-      <w:pPr>
-        <w:pStyle w:val="ListBullet"/>
-        <w:spacing w:line="240" w:lineRule="auto"/>
-        <w:ind w:left="720"/>
-      </w:pPr>
-      <w:r>
-        <w:rPr>
-          <w:lang w:val="id_ID" w:bidi="id_ID"/>
-        </w:rPr>
-      </w:r>
-      <w:r>
-        <w:rPr>
-          <w:lang w:val="id_ID" w:bidi="id_ID"/>
-        </w:rPr>
-        <w:t>1 Timotius 5:10</w:t>
-      </w:r>
-    </w:p>
-    <w:p>
-      <w:pPr>
-        <w:pStyle w:val="ListBullet"/>
-        <w:spacing w:line="240" w:lineRule="auto"/>
-        <w:ind w:left="720"/>
-      </w:pPr>
-      <w:r>
-        <w:rPr>
-          <w:lang w:val="id_ID" w:bidi="id_ID"/>
-        </w:rPr>
-      </w:r>
-      <w:r>
-        <w:rPr>
-          <w:lang w:val="id_ID" w:bidi="id_ID"/>
-        </w:rPr>
-        <w:t>2 Korintus 9:12–15</w:t>
-      </w:r>
-    </w:p>
-    <w:p>
-      <w:pPr>
-        <w:pStyle w:val="ListBullet"/>
-        <w:spacing w:line="240" w:lineRule="auto"/>
-        <w:ind w:left="720"/>
-      </w:pPr>
-      <w:r>
-        <w:rPr>
-          <w:lang w:val="id_ID" w:bidi="id_ID"/>
-        </w:rPr>
-      </w:r>
-      <w:r>
-        <w:rPr>
-          <w:lang w:val="id_ID" w:bidi="id_ID"/>
-        </w:rPr>
-        <w:t>Wahyu 16:6</w:t>
-      </w:r>
-    </w:p>
-    <w:p>
-      <w:pPr>
-        <w:pStyle w:val="ListBullet"/>
-        <w:spacing w:line="240" w:lineRule="auto"/>
-        <w:ind w:left="720"/>
-      </w:pPr>
-      <w:r>
-        <w:rPr>
-          <w:lang w:val="id_ID" w:bidi="id_ID"/>
-        </w:rPr>
-      </w:r>
-      <w:r>
-        <w:rPr>
-          <w:lang w:val="id_ID" w:bidi="id_ID"/>
-        </w:rPr>
-        <w:t>Wahyu 20:9–10</w:t>
-      </w:r>
-    </w:p>
-    <w:p>
-      <w:pPr>
-        <w:pStyle w:val="Heading3"/>
-      </w:pPr>
-      <w:r>
-        <w:rPr>
-          <w:lang w:val="id_ID" w:bidi="id_ID"/>
-        </w:rPr>
-        <w:t>Data Kata:</w:t>
-      </w:r>
-    </w:p>
-    <w:p>
-      <w:pPr>
-        <w:pStyle w:val="ListBullet"/>
-        <w:spacing w:line="240" w:lineRule="auto"/>
-        <w:ind w:left="720"/>
-      </w:pPr>
-      <w:r>
-        <w:rPr>
-          <w:lang w:val="id_ID" w:bidi="id_ID"/>
-        </w:rPr>
-      </w:r>
-      <w:r>
-        <w:rPr>
-          <w:lang w:val="id_ID" w:bidi="id_ID"/>
-        </w:rPr>
-        <w:t>Strong’s: H2623, H6918, H6922, G00400</w:t>
-      </w:r>
-      <w:r>
-        <w:rPr>
-          <w:lang w:val="id_ID" w:bidi="id_ID"/>
-        </w:rPr>
-      </w:r>
-      <w:r>
-        <w:rPr>
-          <w:lang w:val="id_ID" w:bidi="id_ID"/>
-        </w:rPr>
-      </w:r>
-    </w:p>
-    <w:p>
-      <w:pPr/>
-      <w:r>
-        <w:rPr>
-          <w:lang w:val="id_ID" w:bidi="id_ID"/>
-        </w:rPr>
-      </w:r>
-    </w:p>
-    <w:p>
-      <w:pPr>
-        <w:pStyle w:val="Heading2"/>
-      </w:pPr>
-      <w:r>
-        <w:rPr>
-          <w:lang w:val="id_ID" w:bidi="id_ID"/>
-        </w:rPr>
-        <w:t>Orang-orang bukan Yahudi</w:t>
-      </w:r>
-      <w:r>
-        <w:rPr>
-          <w:lang w:val="id_ID" w:bidi="id_ID"/>
-        </w:rPr>
-      </w:r>
-    </w:p>
-    <w:p>
-      <w:pPr>
-        <w:pStyle w:val="Heading3"/>
-      </w:pPr>
-      <w:r>
-        <w:rPr>
-          <w:lang w:val="id_ID" w:bidi="id_ID"/>
-        </w:rPr>
-        <w:t>Fakta-fakta:</w:t>
-      </w:r>
-    </w:p>
-    <w:p>
-      <w:pPr/>
-      <w:r>
-        <w:rPr>
-          <w:lang w:val="id_ID" w:bidi="id_ID"/>
-        </w:rPr>
-      </w:r>
-      <w:r>
-        <w:rPr>
-          <w:lang w:val="id_ID" w:bidi="id_ID"/>
-        </w:rPr>
-        <w:t>Istilah "orang-orang bukan Yahudi" mengacu pada siapa saja yang bukan orang Yahudi. Orang bukan Yahudi adalah orang yang bukan keturunan Yakub.</w:t>
-      </w:r>
-    </w:p>
-    <w:p>
-      <w:pPr>
-        <w:pStyle w:val="ListBullet"/>
-        <w:spacing w:line="240" w:lineRule="auto"/>
-        <w:ind w:left="720"/>
-      </w:pPr>
-      <w:r>
-        <w:rPr>
-          <w:lang w:val="id_ID" w:bidi="id_ID"/>
-        </w:rPr>
-      </w:r>
-      <w:r>
-        <w:rPr>
-          <w:lang w:val="id_ID" w:bidi="id_ID"/>
-        </w:rPr>
-        <w:t>Dalam Alkitab, istilah "orang yang tidak bersunat" juga digunakan secara kiasan untuk menyebut orang bukan Yahudi karena banyak di antara mereka yang tidak menyunat anak laki-lakinya seperti yang dilakukan oleh orang Israel.</w:t>
-      </w:r>
-    </w:p>
-    <w:p>
-      <w:pPr>
-        <w:pStyle w:val="ListBullet"/>
-        <w:spacing w:line="240" w:lineRule="auto"/>
-        <w:ind w:left="720"/>
-      </w:pPr>
-      <w:r>
-        <w:rPr>
-          <w:lang w:val="id_ID" w:bidi="id_ID"/>
-        </w:rPr>
-      </w:r>
-      <w:r>
-        <w:rPr>
-          <w:lang w:val="id_ID" w:bidi="id_ID"/>
-        </w:rPr>
-        <w:t>Karena Allah memilih orang Yahudi untuk menjadi umat-Nya yang istimewa, mereka menganggap orang bukan Yahudi sebagai orang luar yang tidak akan pernah bisa menjadi umat Allah.</w:t>
-      </w:r>
-    </w:p>
-    <w:p>
-      <w:pPr>
-        <w:pStyle w:val="ListBullet"/>
-        <w:spacing w:line="240" w:lineRule="auto"/>
-        <w:ind w:left="720"/>
-      </w:pPr>
-      <w:r>
-        <w:rPr>
-          <w:lang w:val="id_ID" w:bidi="id_ID"/>
-        </w:rPr>
-      </w:r>
-      <w:r>
-        <w:rPr>
-          <w:lang w:val="id_ID" w:bidi="id_ID"/>
-        </w:rPr>
-        <w:t>Orang-orang Yahudi juga disebut "orang Israel" atau "orang Ibrani" pada waktu-waktu yang berbeda dalam sejarah. Mereka menyebut orang lain sebagai "orang bukan Yahudi".</w:t>
-      </w:r>
-    </w:p>
-    <w:p>
-      <w:pPr>
-        <w:pStyle w:val="ListBullet"/>
-        <w:spacing w:line="240" w:lineRule="auto"/>
-        <w:ind w:left="720"/>
-      </w:pPr>
-      <w:r>
-        <w:rPr>
-          <w:lang w:val="id_ID" w:bidi="id_ID"/>
-        </w:rPr>
-      </w:r>
-      <w:r>
-        <w:rPr>
-          <w:lang w:val="id_ID" w:bidi="id_ID"/>
-        </w:rPr>
-        <w:t>Orang Fasik juga dapat diterjemahkan sebagai "bukan orang Yahudi" atau "non-Yahudi" atau "bukan orang Israel" (Perjanjian Lama) atau "non-Yahudi.".</w:t>
-      </w:r>
-    </w:p>
-    <w:p>
-      <w:pPr>
-        <w:pStyle w:val="ListBullet"/>
-        <w:spacing w:line="240" w:lineRule="auto"/>
-        <w:ind w:left="720"/>
-      </w:pPr>
-      <w:r>
-        <w:rPr>
-          <w:lang w:val="id_ID" w:bidi="id_ID"/>
-        </w:rPr>
-      </w:r>
-      <w:r>
-        <w:rPr>
-          <w:lang w:val="id_ID" w:bidi="id_ID"/>
-        </w:rPr>
-        <w:t>Secara tradisional, orang Yahudi tidak mau makan atau bergaul dengan orang bukan Yahudi, yang pada awalnya menimbulkan masalah di dalam gereja mula-mula.</w:t>
-      </w:r>
-    </w:p>
-    <w:p>
-      <w:pPr/>
-      <w:r>
-        <w:rPr>
-          <w:lang w:val="id_ID" w:bidi="id_ID"/>
-        </w:rPr>
-      </w:r>
-      <w:r>
-        <w:rPr>
-          <w:lang w:val="id_ID" w:bidi="id_ID"/>
-        </w:rPr>
-        <w:t xml:space="preserve">(Lihat juga: </w:t>
-      </w:r>
-      <w:r>
-        <w:rPr>
-          <w:lang w:val="id_ID" w:bidi="id_ID"/>
-        </w:rPr>
-        <w:t>Israel</w:t>
-      </w:r>
-      <w:r>
-        <w:rPr>
-          <w:lang w:val="id_ID" w:bidi="id_ID"/>
-        </w:rPr>
-        <w:t xml:space="preserve">, </w:t>
-      </w:r>
-      <w:r>
-        <w:rPr>
-          <w:lang w:val="id_ID" w:bidi="id_ID"/>
-        </w:rPr>
-        <w:t>Yakub</w:t>
-      </w:r>
-      <w:r>
-        <w:rPr>
-          <w:lang w:val="id_ID" w:bidi="id_ID"/>
-        </w:rPr>
-        <w:t xml:space="preserve">, </w:t>
-      </w:r>
-      <w:r>
-        <w:rPr>
-          <w:lang w:val="id_ID" w:bidi="id_ID"/>
-        </w:rPr>
-        <w:t>Yahudi</w:t>
-      </w:r>
-      <w:r>
-        <w:rPr>
-          <w:lang w:val="id_ID" w:bidi="id_ID"/>
-        </w:rPr>
-        <w:t>)</w:t>
-      </w:r>
-    </w:p>
-    <w:p>
-      <w:pPr>
-        <w:pStyle w:val="Heading3"/>
-      </w:pPr>
-      <w:r>
-        <w:rPr>
-          <w:lang w:val="id_ID" w:bidi="id_ID"/>
-        </w:rPr>
-        <w:t>Referensi Alkitab:</w:t>
-      </w:r>
-    </w:p>
-    <w:p>
-      <w:pPr>
-        <w:pStyle w:val="ListBullet"/>
-        <w:spacing w:line="240" w:lineRule="auto"/>
-        <w:ind w:left="720"/>
-      </w:pPr>
-      <w:r>
-        <w:rPr>
-          <w:lang w:val="id_ID" w:bidi="id_ID"/>
-        </w:rPr>
-      </w:r>
-      <w:r>
-        <w:rPr>
-          <w:lang w:val="id_ID" w:bidi="id_ID"/>
-        </w:rPr>
-        <w:t>Kisah Para Rasul 9:13–16</w:t>
-      </w:r>
-    </w:p>
-    <w:p>
-      <w:pPr>
-        <w:pStyle w:val="ListBullet"/>
-        <w:spacing w:line="240" w:lineRule="auto"/>
-        <w:ind w:left="720"/>
-      </w:pPr>
-      <w:r>
-        <w:rPr>
-          <w:lang w:val="id_ID" w:bidi="id_ID"/>
-        </w:rPr>
-      </w:r>
-      <w:r>
-        <w:rPr>
-          <w:lang w:val="id_ID" w:bidi="id_ID"/>
-        </w:rPr>
-        <w:t>Kisah Para Rasul 14:5–7</w:t>
-      </w:r>
-    </w:p>
-    <w:p>
-      <w:pPr>
-        <w:pStyle w:val="ListBullet"/>
-        <w:spacing w:line="240" w:lineRule="auto"/>
-        <w:ind w:left="720"/>
-      </w:pPr>
-      <w:r>
-        <w:rPr>
-          <w:lang w:val="id_ID" w:bidi="id_ID"/>
-        </w:rPr>
-      </w:r>
-      <w:r>
-        <w:rPr>
-          <w:lang w:val="id_ID" w:bidi="id_ID"/>
-        </w:rPr>
-        <w:t>Galatia 2:16</w:t>
-      </w:r>
-    </w:p>
-    <w:p>
-      <w:pPr>
-        <w:pStyle w:val="ListBullet"/>
-        <w:spacing w:line="240" w:lineRule="auto"/>
-        <w:ind w:left="720"/>
-      </w:pPr>
-      <w:r>
-        <w:rPr>
-          <w:lang w:val="id_ID" w:bidi="id_ID"/>
-        </w:rPr>
-      </w:r>
-      <w:r>
-        <w:rPr>
-          <w:lang w:val="id_ID" w:bidi="id_ID"/>
-        </w:rPr>
-        <w:t>Lukas 2:32</w:t>
-      </w:r>
-    </w:p>
-    <w:p>
-      <w:pPr>
-        <w:pStyle w:val="ListBullet"/>
-        <w:spacing w:line="240" w:lineRule="auto"/>
-        <w:ind w:left="720"/>
-      </w:pPr>
-      <w:r>
-        <w:rPr>
-          <w:lang w:val="id_ID" w:bidi="id_ID"/>
-        </w:rPr>
-      </w:r>
-      <w:r>
-        <w:rPr>
-          <w:lang w:val="id_ID" w:bidi="id_ID"/>
-        </w:rPr>
-        <w:t>Matius 5:47</w:t>
-      </w:r>
-    </w:p>
-    <w:p>
-      <w:pPr>
-        <w:pStyle w:val="ListBullet"/>
-        <w:spacing w:line="240" w:lineRule="auto"/>
-        <w:ind w:left="720"/>
-      </w:pPr>
-      <w:r>
-        <w:rPr>
-          <w:lang w:val="id_ID" w:bidi="id_ID"/>
-        </w:rPr>
-      </w:r>
-      <w:r>
-        <w:rPr>
-          <w:lang w:val="id_ID" w:bidi="id_ID"/>
-        </w:rPr>
-        <w:t>Matius 6:5–7</w:t>
-      </w:r>
-    </w:p>
-    <w:p>
-      <w:pPr>
-        <w:pStyle w:val="ListBullet"/>
-        <w:spacing w:line="240" w:lineRule="auto"/>
-        <w:ind w:left="720"/>
-      </w:pPr>
-      <w:r>
-        <w:rPr>
-          <w:lang w:val="id_ID" w:bidi="id_ID"/>
-        </w:rPr>
-      </w:r>
-      <w:r>
-        <w:rPr>
-          <w:lang w:val="id_ID" w:bidi="id_ID"/>
-        </w:rPr>
-        <w:t>Roma 11:25</w:t>
-      </w:r>
-    </w:p>
-    <w:p>
-      <w:pPr>
-        <w:pStyle w:val="Heading3"/>
-      </w:pPr>
-      <w:r>
-        <w:rPr>
-          <w:lang w:val="id_ID" w:bidi="id_ID"/>
-        </w:rPr>
-        <w:t>Data Kata:</w:t>
-      </w:r>
-    </w:p>
-    <w:p>
-      <w:pPr>
-        <w:pStyle w:val="ListBullet"/>
-        <w:spacing w:line="240" w:lineRule="auto"/>
-        <w:ind w:left="720"/>
-      </w:pPr>
-      <w:r>
-        <w:rPr>
-          <w:lang w:val="id_ID" w:bidi="id_ID"/>
-        </w:rPr>
-      </w:r>
-      <w:r>
-        <w:rPr>
-          <w:lang w:val="id_ID" w:bidi="id_ID"/>
-        </w:rPr>
-        <w:t>Strong’s: H1471, G14820, G14840, G16720</w:t>
-      </w:r>
-      <w:r>
-        <w:rPr>
-          <w:lang w:val="id_ID" w:bidi="id_ID"/>
-        </w:rPr>
-      </w:r>
-      <w:r>
-        <w:rPr>
-          <w:lang w:val="id_ID" w:bidi="id_ID"/>
-        </w:rPr>
-      </w:r>
-    </w:p>
-    <w:p>
-      <w:pPr/>
-      <w:r>
-        <w:rPr>
-          <w:lang w:val="id_ID" w:bidi="id_ID"/>
-        </w:rPr>
-      </w:r>
-    </w:p>
-    <w:p>
-      <w:pPr>
-        <w:pStyle w:val="Heading2"/>
-      </w:pPr>
-      <w:r>
-        <w:rPr>
-          <w:lang w:val="id_ID" w:bidi="id_ID"/>
-        </w:rPr>
-        <w:t>Otoritas</w:t>
-      </w:r>
-      <w:r>
-        <w:rPr>
-          <w:lang w:val="id_ID" w:bidi="id_ID"/>
-        </w:rPr>
-      </w:r>
-    </w:p>
-    <w:p>
-      <w:pPr>
-        <w:pStyle w:val="Heading3"/>
-      </w:pPr>
-      <w:r>
-        <w:rPr>
-          <w:lang w:val="id_ID" w:bidi="id_ID"/>
-        </w:rPr>
-        <w:t>Definisi:</w:t>
-      </w:r>
-    </w:p>
-    <w:p>
-      <w:pPr/>
-      <w:r>
-        <w:rPr>
-          <w:lang w:val="id_ID" w:bidi="id_ID"/>
-        </w:rPr>
-      </w:r>
-      <w:r>
-        <w:rPr>
-          <w:lang w:val="id_ID" w:bidi="id_ID"/>
-        </w:rPr>
-        <w:t>Istilah "otoritas" biasanya merujuk pada posisi pengaruh, tanggung jawab, atau kekuasaan atas orang lain.</w:t>
-      </w:r>
-    </w:p>
-    <w:p>
-      <w:pPr>
-        <w:pStyle w:val="ListBullet"/>
-        <w:spacing w:line="240" w:lineRule="auto"/>
-        <w:ind w:left="720"/>
-      </w:pPr>
-      <w:r>
-        <w:rPr>
-          <w:lang w:val="id_ID" w:bidi="id_ID"/>
-        </w:rPr>
-      </w:r>
-      <w:r>
-        <w:rPr>
-          <w:lang w:val="id_ID" w:bidi="id_ID"/>
-        </w:rPr>
-        <w:t>Raja dan penguasa pemerintahan lainnya memiliki otoritas atas rakyat yang mereka pimpin.</w:t>
-      </w:r>
-    </w:p>
-    <w:p>
-      <w:pPr>
-        <w:pStyle w:val="ListBullet"/>
-        <w:spacing w:line="240" w:lineRule="auto"/>
-        <w:ind w:left="720"/>
-      </w:pPr>
-      <w:r>
-        <w:rPr>
-          <w:lang w:val="id_ID" w:bidi="id_ID"/>
-        </w:rPr>
-      </w:r>
-      <w:r>
-        <w:rPr>
-          <w:lang w:val="id_ID" w:bidi="id_ID"/>
-        </w:rPr>
-        <w:t>Kata "penguasa" dapat merujuk kepada orang, pemerintah, atau organisasi yang memiliki otoritas atas orang lain.</w:t>
-      </w:r>
-    </w:p>
-    <w:p>
-      <w:pPr>
-        <w:pStyle w:val="ListBullet"/>
-        <w:spacing w:line="240" w:lineRule="auto"/>
-        <w:ind w:left="720"/>
-      </w:pPr>
-      <w:r>
-        <w:rPr>
-          <w:lang w:val="id_ID" w:bidi="id_ID"/>
-        </w:rPr>
-      </w:r>
-      <w:r>
-        <w:rPr>
-          <w:lang w:val="id_ID" w:bidi="id_ID"/>
-        </w:rPr>
-        <w:t>Kata "penguasa" juga dapat merujuk kepada makhluk-makhluk roh yang memiliki kuasa atas orang-orang yang tidak menundukkan diri mereka kepada otoritas Allah.</w:t>
-      </w:r>
-    </w:p>
-    <w:p>
-      <w:pPr>
-        <w:pStyle w:val="ListBullet"/>
-        <w:spacing w:line="240" w:lineRule="auto"/>
-        <w:ind w:left="720"/>
-      </w:pPr>
-      <w:r>
-        <w:rPr>
-          <w:lang w:val="id_ID" w:bidi="id_ID"/>
-        </w:rPr>
-      </w:r>
-      <w:r>
-        <w:rPr>
-          <w:lang w:val="id_ID" w:bidi="id_ID"/>
-        </w:rPr>
-        <w:t>Tuan memiliki otoritas atas hamba atau budak mereka. Orang tua memiliki otoritas atas anak-anak mereka.</w:t>
-      </w:r>
-    </w:p>
-    <w:p>
-      <w:pPr>
-        <w:pStyle w:val="ListBullet"/>
-        <w:spacing w:line="240" w:lineRule="auto"/>
-        <w:ind w:left="720"/>
-      </w:pPr>
-      <w:r>
-        <w:rPr>
-          <w:lang w:val="id_ID" w:bidi="id_ID"/>
-        </w:rPr>
-      </w:r>
-      <w:r>
-        <w:rPr>
-          <w:lang w:val="id_ID" w:bidi="id_ID"/>
-        </w:rPr>
-        <w:t>Pemerintah memiliki otoritas atau hak untuk membuat hukum yang mengatur warga negaranya.</w:t>
-      </w:r>
-    </w:p>
-    <w:p>
-      <w:pPr>
-        <w:pStyle w:val="Heading3"/>
-      </w:pPr>
-      <w:r>
-        <w:rPr>
-          <w:lang w:val="id_ID" w:bidi="id_ID"/>
-        </w:rPr>
-        <w:t>Saran Penerjemahan:</w:t>
-      </w:r>
-    </w:p>
-    <w:p>
-      <w:pPr>
-        <w:pStyle w:val="ListBullet"/>
-        <w:spacing w:line="240" w:lineRule="auto"/>
-        <w:ind w:left="720"/>
-      </w:pPr>
-      <w:r>
-        <w:rPr>
-          <w:lang w:val="id_ID" w:bidi="id_ID"/>
-        </w:rPr>
-      </w:r>
-      <w:r>
-        <w:rPr>
-          <w:lang w:val="id_ID" w:bidi="id_ID"/>
-        </w:rPr>
-        <w:t>Istilah "otoritas" juga dapat diterjemahkan sebagai "kendali" atau "hak" atau "kualifikasi."</w:t>
-      </w:r>
-    </w:p>
-    <w:p>
-      <w:pPr>
-        <w:pStyle w:val="ListBullet"/>
-        <w:spacing w:line="240" w:lineRule="auto"/>
-        <w:ind w:left="720"/>
-      </w:pPr>
-      <w:r>
-        <w:rPr>
-          <w:lang w:val="id_ID" w:bidi="id_ID"/>
-        </w:rPr>
-      </w:r>
-      <w:r>
-        <w:rPr>
-          <w:lang w:val="id_ID" w:bidi="id_ID"/>
-        </w:rPr>
-        <w:t>Terkadang "otoritas" digunakan dengan arti "kekuasaan".</w:t>
-      </w:r>
-    </w:p>
-    <w:p>
-      <w:pPr>
-        <w:pStyle w:val="ListBullet"/>
-        <w:spacing w:line="240" w:lineRule="auto"/>
-        <w:ind w:left="720"/>
-      </w:pPr>
-      <w:r>
-        <w:rPr>
-          <w:lang w:val="id_ID" w:bidi="id_ID"/>
-        </w:rPr>
-      </w:r>
-      <w:r>
-        <w:rPr>
-          <w:lang w:val="id_ID" w:bidi="id_ID"/>
-        </w:rPr>
-        <w:t>Ketika "pihak otoritas" digunakan untuk merujuk pada orang atau organisasi yang memerintah orang, istilah ini juga dapat diterjemahkan sebagai "pemimpin" atau "penguasa" atau "kekuatan."</w:t>
-      </w:r>
-    </w:p>
-    <w:p>
-      <w:pPr>
-        <w:pStyle w:val="ListBullet"/>
-        <w:spacing w:line="240" w:lineRule="auto"/>
-        <w:ind w:left="720"/>
-      </w:pPr>
-      <w:r>
-        <w:rPr>
-          <w:lang w:val="id_ID" w:bidi="id_ID"/>
-        </w:rPr>
-      </w:r>
-      <w:r>
-        <w:rPr>
-          <w:lang w:val="id_ID" w:bidi="id_ID"/>
-        </w:rPr>
-        <w:t>Ungkapan "dengan otoritasnya sendiri" juga dapat diterjemahkan sebagai "dengan haknya sendiri untuk memimpin" atau "berdasarkan kualifikasinya sendiri."</w:t>
-      </w:r>
-    </w:p>
-    <w:p>
-      <w:pPr>
-        <w:pStyle w:val="ListBullet"/>
-        <w:spacing w:line="240" w:lineRule="auto"/>
-        <w:ind w:left="720"/>
-      </w:pPr>
-      <w:r>
-        <w:rPr>
-          <w:lang w:val="id_ID" w:bidi="id_ID"/>
-        </w:rPr>
-      </w:r>
-      <w:r>
-        <w:rPr>
-          <w:lang w:val="id_ID" w:bidi="id_ID"/>
-        </w:rPr>
-        <w:t>Ungkapan "di bawah otoritas" dapat diterjemahkan sebagai "bertanggung jawab untuk taat" atau "harus mematuhi perintah orang lain."</w:t>
-      </w:r>
-    </w:p>
-    <w:p>
-      <w:pPr/>
-      <w:r>
-        <w:rPr>
-          <w:lang w:val="id_ID" w:bidi="id_ID"/>
-        </w:rPr>
-      </w:r>
-      <w:r>
-        <w:rPr>
-          <w:lang w:val="id_ID" w:bidi="id_ID"/>
-        </w:rPr>
-        <w:t xml:space="preserve">(Lihat juga: </w:t>
-      </w:r>
-      <w:r>
-        <w:rPr>
-          <w:lang w:val="id_ID" w:bidi="id_ID"/>
-        </w:rPr>
-        <w:t>kekuasaan</w:t>
-      </w:r>
-      <w:r>
-        <w:rPr>
-          <w:lang w:val="id_ID" w:bidi="id_ID"/>
-        </w:rPr>
-        <w:t xml:space="preserve">, </w:t>
-      </w:r>
-      <w:r>
-        <w:rPr>
-          <w:lang w:val="id_ID" w:bidi="id_ID"/>
-        </w:rPr>
-        <w:t>raja</w:t>
-      </w:r>
-      <w:r>
-        <w:rPr>
-          <w:lang w:val="id_ID" w:bidi="id_ID"/>
-        </w:rPr>
-        <w:t xml:space="preserve">, </w:t>
-      </w:r>
-      <w:r>
-        <w:rPr>
-          <w:lang w:val="id_ID" w:bidi="id_ID"/>
-        </w:rPr>
         <w:t>penguasa</w:t>
       </w:r>
       <w:r>
         <w:rPr>
           <w:lang w:val="id_ID" w:bidi="id_ID"/>
         </w:rPr>
-        <w:t xml:space="preserve">, </w:t>
-      </w:r>
-      <w:r>
-        <w:rPr>
-          <w:lang w:val="id_ID" w:bidi="id_ID"/>
-        </w:rPr>
-        <w:t>kekuasaan</w:t>
-      </w:r>
-      <w:r>
-        <w:rPr>
-          <w:lang w:val="id_ID" w:bidi="id_ID"/>
-        </w:rPr>
-        <w:t>)</w:t>
+        <w:t>, kekuasaan)</w:t>
       </w:r>
     </w:p>
     <w:p>
